--- a/docs/Design and Performance Evaluation of SRP-6a as a Replay-Resistant Authentication Scheme in Web Applications.docx
+++ b/docs/Design and Performance Evaluation of SRP-6a as a Replay-Resistant Authentication Scheme in Web Applications.docx
@@ -167,7 +167,7 @@
             <w:rFonts w:eastAsia="MS Mincho"/>
             <w:lang w:val="it-IT"/>
           </w:rPr>
-          <w:t>author@gmail.com</w:t>
+          <w:t>darrenmansyl05@gmail.com</w:t>
         </w:r>
       </w:hyperlink>
       <w:r>
@@ -184,7 +184,7 @@
             <w:rFonts w:eastAsia="MS Mincho"/>
             <w:lang w:val="it-IT"/>
           </w:rPr>
-          <w:t>author@std.stei.itb.ac.id</w:t>
+          <w:t>18223001@std.stei.itb.ac.id</w:t>
         </w:r>
       </w:hyperlink>
       <w:r>
@@ -256,35 +256,29 @@
         <w:t>—</w:t>
       </w:r>
       <w:r>
-        <w:t xml:space="preserve">Traditional web application authentication mechanisms </w:t>
-      </w:r>
-      <w:r>
-        <w:t>often</w:t>
-      </w:r>
-      <w:r>
-        <w:t xml:space="preserve"> rely on transmitting passwords over the network, which can expose users to interception and replay attacks, even when protected by Transport Layer Security (TLS). To mitigate these risks, this paper proposes the </w:t>
-      </w:r>
-      <w:r>
-        <w:t>implementation</w:t>
-      </w:r>
-      <w:r>
-        <w:t xml:space="preserve"> of the Secure Remote Password (SRP-6a) protocol as a secure and replay-resistant authentication solution. SRP-6a is an augmented Password-Authenticated Key Agreement (PAKE) protocol that allows a client and server to authenticate each other without exchanging the actual password or storing plaintext equivalents on the server. This study presents the design and implementation of an SRP-6a-based authentication workflow within a modern web application architecture. In addition, a performance evaluation is conducted to assess the computational overhead introduced by the modular exponentiation operations required by SRP-6a, compared with conventional hash-based authentication methods. Experimental results show that although SRP-6a </w:t>
-      </w:r>
-      <w:r>
-        <w:t>requires more computational time during the authentication phase</w:t>
-      </w:r>
-      <w:r>
-        <w:t xml:space="preserve">, </w:t>
-      </w:r>
-      <w:r>
-        <w:t>the latency remains within acceptable thresholds for user experience</w:t>
-      </w:r>
-      <w:r>
-        <w:t>. These findings demonstrate that SRP-6a provides a substantial improvement in security against network eavesdropping and server-side credential database compromises while maintaining reasonable performance.</w:t>
-      </w:r>
-      <w:r>
+        <w:rPr>
+          <w:b w:val="0"/>
+          <w:bCs w:val="0"/>
+          <w:sz w:val="20"/>
+          <w:szCs w:val="20"/>
+        </w:rPr>
         <w:t xml:space="preserve"> </w:t>
       </w:r>
+      <w:r>
+        <w:t>Traditional web authentication mechanisms often require passwords to be transmitted over a network, creating potential exposure to interception and replay attacks despite the use of Transport Layer Security (TLS). This paper presents the implementation of the Secure Remote Password (SRP-6a) protocol as a secure and replay-resistant authentication solution. SRP-6a is an augmented Password-Authenticated Key Agreement (PAKE) protocol that enables mutual authentication without transmitting passwords on the server. The proposed system integrates SRP-6a into a modern web application architecture and evaluates its computational performance against conventional hash-based authentication methods. Experimental results from 1,000 authentication sessions show that SRP-6a achieves a total computational latency of approximately 40 ms, outperforming bcrypt at around 50 ms. Moreover, its server-side processing cost is approximately 17 ms, representing a 66% reduction compared to bcryp</w:t>
+      </w:r>
+      <w:r>
+        <w:t>t</w:t>
+      </w:r>
+      <w:r>
+        <w:t>. A qualitative security analysis further demonstrates that SRP-6a effectively mitigates password disclosure, replay attacks, and server-side credential compromise while maintaining strong mutual authentication guarantees. These findings indicate that SRP-6a provides a practical balance between security and performance for modern web authentication systems</w:t>
+      </w:r>
+      <w:r>
+        <w:t>.</w:t>
+      </w:r>
+      <w:r>
+        <w:t xml:space="preserve"> </w:t>
+      </w:r>
     </w:p>
     <w:p>
       <w:pPr>
@@ -319,28 +313,112 @@
         <w:pStyle w:val="BodyText"/>
       </w:pPr>
       <w:r>
-        <w:t xml:space="preserve">The rapid expansion of web-based services has made secure user authentication a critical requirement. Most web applications still </w:t>
-      </w:r>
-      <w:r>
-        <w:t>implement</w:t>
-      </w:r>
-      <w:r>
-        <w:t xml:space="preserve"> the traditional client-server authentication model, where the client transmits a plaintext password (or a hashed equivalent) to the server. </w:t>
-      </w:r>
-      <w:r>
-        <w:t>Although Transport Layer Security (TLS) helps protect credentials during transmission, this approach still presents several security concerns.</w:t>
+        <w:t>Web-based services have become essential to modern commerce, communication, healthcare, and critical infrastructure, making secure user authentication a fundamental security requirement. Despite significant advances in authentication technologies, most web applications continue to rely on the traditional client–server model in which a password or password-derived value is transmitted to a remote server for verification [</w:t>
+      </w:r>
+      <w:r>
+        <w:t>1</w:t>
+      </w:r>
+      <w:r>
+        <w:t>]. While passwords are typically protected using cryptographic hash functions and transmitted over Transport Layer Security (TLS), this architecture still exposes users and service providers to several well-known security risks.</w:t>
+      </w:r>
+    </w:p>
+    <w:p>
+      <w:pPr>
+        <w:pStyle w:val="BodyText"/>
+      </w:pPr>
+      <w:r>
+        <w:t>One major concern is credential database compromise. Even when passwords are stored using computationally expensive hashing algorithms such as bcrypt, attackers who obtain the database can perform offline dictionary or brute-force attacks against the stored hashes [</w:t>
+      </w:r>
+      <w:r>
+        <w:t>1</w:t>
+      </w:r>
+      <w:r>
+        <w:t>]. In addition, traditional password-</w:t>
+      </w:r>
+      <w:r>
+        <w:t>based authentication remains vulnerable to phishing attacks because users ultimately disclose their credentials to the server. TLS protects credentials from passive network interception but cannot prevent users from submitting passwords to a malicious server that successfully impersonates a legitimate service. Furthermore, systems that rely on reusable authentication artifacts may be susceptible to replay attacks, in which previously captured authentication messages are reused to gain unauthorized access [</w:t>
+      </w:r>
+      <w:r>
+        <w:t>2</w:t>
+      </w:r>
+      <w:r>
+        <w:t>].</w:t>
+      </w:r>
+    </w:p>
+    <w:p>
+      <w:pPr>
+        <w:pStyle w:val="BodyText"/>
+      </w:pPr>
+      <w:r>
+        <w:t>Password-Authenticated Key Agreement (PAKE) protocols were developed to address these limitations. PAKE protocols enable two parties to authenticate using a shared password without transmitting the password itself and without requiring a public-key infrastructure or trusted third party. Among the various PAKE schemes proposed in the literature, the Secure Remote Password (SRP) protocol is one of the most widely deployed. The SRP-6a revision introduces improvements that eliminate weaknesses present in earlier versions and is standardized in RFC 5054 for use in TLS-based authentication systems [</w:t>
+      </w:r>
+      <w:r>
+        <w:t>3</w:t>
+      </w:r>
+      <w:r>
+        <w:t>], [</w:t>
+      </w:r>
+      <w:r>
+        <w:t>4</w:t>
+      </w:r>
+      <w:r>
+        <w:t>].</w:t>
+      </w:r>
+    </w:p>
+    <w:p>
+      <w:pPr>
+        <w:pStyle w:val="BodyText"/>
+      </w:pPr>
+      <w:r>
+        <w:t>SRP-6a provides mutual authentication and session key establishment while ensuring that intercepted protocol messages do not enable offline password guessing attacks. Because servers store only password-derived verifiers rather than passwords themselves, database compromise does not immediately reveal user credentials. Despite these advantages, SRP-6a is often perceived as computationally expensive due to its reliance on modular exponentiation operations, limiting its adoption in modern web application frameworks.</w:t>
+      </w:r>
+    </w:p>
+    <w:p>
+      <w:pPr>
+        <w:pStyle w:val="BodyText"/>
+      </w:pPr>
+      <w:r>
+        <w:t>This paper presents the design, implementation, and evaluation of an SRP-6a-based authentication system for modern web applications. A Node.js prototype implementing the RFC 5054 specification is developed and evaluated through both qualitative and quantitative experiments. Security is assessed using four attack scenarios that examine replay resistance, verifier compromise, server impersonation, and normal authentication behavior. Performance is evaluated through a benchmark of 1,000 authentication sessions and compared against a bcrypt-based authentication model.</w:t>
+      </w:r>
+    </w:p>
+    <w:p>
+      <w:pPr>
+        <w:pStyle w:val="Heading1"/>
+      </w:pPr>
+      <w:r>
+        <w:lastRenderedPageBreak/>
+        <w:t>Theoretical Background</w:t>
+      </w:r>
+    </w:p>
+    <w:p>
+      <w:pPr>
+        <w:pStyle w:val="Heading2"/>
+      </w:pPr>
+      <w:r>
+        <w:t>Password-Authenticated Key Agreement (PAKE</w:t>
+      </w:r>
+      <w:r>
+        <w:t>)</w:t>
+      </w:r>
+    </w:p>
+    <w:p>
+      <w:pPr>
+        <w:pStyle w:val="BodyText"/>
+      </w:pPr>
+      <w:r>
+        <w:t xml:space="preserve">Password-Authenticated Key Agreement (PAKE) is a class of cryptographic protocols that enables two parties to establish a secure and authenticated communication channel using only a shared low-entropy secret without relying on a Public Key Infrastructure (PKI) or a trusted third party. Unlike conventional password-based authentication systems, in which a password or its hash is transmitted to a server for verification, PAKE protocols are designed so that the password itself </w:t>
+      </w:r>
+      <w:r>
+        <w:t>is never</w:t>
       </w:r>
       <w:r>
         <w:t xml:space="preserve"> </w:t>
       </w:r>
       <w:r>
-        <w:t>If the communication channel is compromised or users unknowingly interact with a malicious endpoint, their credentials may be exposed</w:t>
-      </w:r>
-      <w:r>
-        <w:t xml:space="preserve">. Furthermore, </w:t>
-      </w:r>
-      <w:r>
-        <w:t>conventional authentication mechanisms can be vulnerable to replay attacks, in which an attacker captures and retransmits authentication data to gain unauthorized access.</w:t>
+        <w:t>sent over</w:t>
+      </w:r>
+      <w:r>
+        <w:t xml:space="preserve"> the network and cannot be verified through offline attacks using intercepted messages.</w:t>
       </w:r>
     </w:p>
     <w:p>
@@ -348,52 +426,7 @@
         <w:pStyle w:val="BodyText"/>
       </w:pPr>
       <w:r>
-        <w:t xml:space="preserve">To address these challenges, researchers have developed Password-Authenticated Key Agreement (PAKE) protocols, which enable secure authentication without revealing the user's </w:t>
-      </w:r>
-      <w:r>
-        <w:t>password.</w:t>
-      </w:r>
-      <w:r>
-        <w:t xml:space="preserve"> The Secure Remote Password (SRP) protocol, specifically the SRP-6a revision, is one of the most widely</w:t>
-      </w:r>
-      <w:r>
-        <w:t xml:space="preserve"> </w:t>
-      </w:r>
-      <w:r>
-        <w:t xml:space="preserve">adopted PAKE schemes. SRP-6a guarantees that the password </w:t>
-      </w:r>
-      <w:r>
-        <w:t xml:space="preserve">is </w:t>
-      </w:r>
-      <w:r>
-        <w:t>never</w:t>
-      </w:r>
-      <w:r>
-        <w:t xml:space="preserve"> transmitted through</w:t>
-      </w:r>
-      <w:r>
-        <w:t xml:space="preserve"> the network in any form. Instead, </w:t>
-      </w:r>
-      <w:r>
-        <w:t>the client and server authenticate each other by</w:t>
-      </w:r>
-      <w:r>
-        <w:t xml:space="preserve"> </w:t>
-      </w:r>
-      <w:r>
-        <w:t>prov</w:t>
-      </w:r>
-      <w:r>
-        <w:t>ing</w:t>
-      </w:r>
-      <w:r>
-        <w:t xml:space="preserve"> that they share the same password and simultaneously generate a cryptographically s</w:t>
-      </w:r>
-      <w:r>
-        <w:t>ecure</w:t>
-      </w:r>
-      <w:r>
-        <w:t xml:space="preserve"> session key.</w:t>
+        <w:t>PAKE protocols are generally divided into two categories: balanced PAKE and augmented PAKE. In balanced PAKE, both parties store the same password and participate symmetrically in the authentication process. In augmented PAKE, the server stores only a verifier derived from the password rather than the password itself. As a result, even if the server database is compromised, an attacker cannot immediately recover user credentials or impersonate the client without performing a computationally expensive attack.</w:t>
       </w:r>
     </w:p>
     <w:p>
@@ -401,38 +434,34 @@
         <w:pStyle w:val="BodyText"/>
       </w:pPr>
       <w:r>
-        <w:t xml:space="preserve">This paper presents the design, implementation, and evaluation of an SRP-6a-based authentication system for modern web applications. The proposed approach is evaluated in terms of its ability to prevent replay attacks and the computational </w:t>
-      </w:r>
-      <w:r>
-        <w:t>overhead.</w:t>
-      </w:r>
-      <w:r>
-        <w:t xml:space="preserve"> Through experimental analysis, the study </w:t>
-      </w:r>
-      <w:r>
-        <w:t>evaluates</w:t>
-      </w:r>
-      <w:r>
-        <w:t xml:space="preserve"> whether enhanced security offered by SRP-6a can be achieved without significantly affecting authentication performance in real-world applications.</w:t>
-      </w:r>
-    </w:p>
-    <w:p>
-      <w:pPr>
-        <w:pStyle w:val="Heading1"/>
-      </w:pPr>
-      <w:r>
-        <w:t>Theoretical Background</w:t>
-      </w:r>
-    </w:p>
-    <w:p>
-      <w:pPr>
-        <w:pStyle w:val="Heading2"/>
-      </w:pPr>
-      <w:r>
-        <w:t>Password-Authenticated Key Agreement (PAKE</w:t>
-      </w:r>
-      <w:r>
-        <w:t>)</w:t>
+        <w:t>The security of PAKE protocols has been formally analyzed using models such as the Bellare–Pointcheval–Rogaway (BPR) model [</w:t>
+      </w:r>
+      <w:r>
+        <w:t>5</w:t>
+      </w:r>
+      <w:r>
+        <w:t xml:space="preserve">] and the Universal Composability (UC) framework. These models </w:t>
+      </w:r>
+      <w:r>
+        <w:t>evaluate resistance against active adversaries capable of controlling network communications and initiating concurrent protocol sessions</w:t>
+      </w:r>
+      <w:r>
+        <w:t xml:space="preserve">. </w:t>
+      </w:r>
+      <w:r>
+        <w:t>A secure PAKE protocol is expected to provide mutual authentication, session key confidentiality, and protection against dictionary attacks, while limiting attackers to a single password guess per server interaction</w:t>
+      </w:r>
+      <w:r>
+        <w:t xml:space="preserve"> [</w:t>
+      </w:r>
+      <w:r>
+        <w:t>5</w:t>
+      </w:r>
+      <w:r>
+        <w:t>]</w:t>
+      </w:r>
+      <w:r>
+        <w:t>.</w:t>
       </w:r>
     </w:p>
     <w:p>
@@ -440,71 +469,10 @@
         <w:pStyle w:val="BodyText"/>
       </w:pPr>
       <w:r>
-        <w:t xml:space="preserve">Password-Authenticated Key Agreement (PAKE) </w:t>
-      </w:r>
-      <w:r>
-        <w:t>is</w:t>
-      </w:r>
-      <w:r>
-        <w:t xml:space="preserve"> a class of cryptographic protocols that enable two parties to establish a secure and authenticated communication channel using only a shared low-entropy secret, typically a password, without relying on a Public Key Infrastructure (PKI) or a trusted third party [1]. Unlike conventional password-based authentication systems, in which a password or its hash is transmitted to a server for verification, PAKE protocols are designed so that the password itself never traverses the network and cannot be verified through offline attacks using intercepted messages.</w:t>
-      </w:r>
-    </w:p>
-    <w:p>
-      <w:pPr>
-        <w:pStyle w:val="BodyText"/>
-      </w:pPr>
-      <w:r>
-        <w:t>PAKE protocols are generally divided into two categories: balanced PAKE and augmented PAKE. In balanced PAKE, both parties store the same password and participate symmetrically in the authentication process. In contrast, augmented PAKE allows the server to store only a verifier derived from the password rather than the password itself. As a result, even if the server database is compromised, an attacker cannot immediately recover user credentials or impersonate the client without performing a computationally expensive password-guessing attack.</w:t>
-      </w:r>
-    </w:p>
-    <w:p>
-      <w:pPr>
-        <w:pStyle w:val="BodyText"/>
-      </w:pPr>
-      <w:r>
-        <w:t xml:space="preserve">The security of PAKE protocols has been extensively studied using formal cryptographic models. Among the most </w:t>
-      </w:r>
-      <w:r>
-        <w:lastRenderedPageBreak/>
-        <w:t>widely adopted are the Bellare–</w:t>
-      </w:r>
-      <w:proofErr w:type="spellStart"/>
-      <w:r>
-        <w:t>Pointcheval</w:t>
-      </w:r>
-      <w:proofErr w:type="spellEnd"/>
-      <w:r>
-        <w:t>–</w:t>
-      </w:r>
-      <w:proofErr w:type="spellStart"/>
-      <w:r>
-        <w:t>Rogaway</w:t>
-      </w:r>
-      <w:proofErr w:type="spellEnd"/>
-      <w:r>
-        <w:t xml:space="preserve"> (BPR) model and the Universal Composability (UC) framework proposed by Canetti. These models consider adversaries capable of controlling network communications and initiating multiple concurrent sessions. Within these frameworks, a secure PAKE protocol is expected to provide mutual authentication, session key secrecy, and resistance to dictionary attacks. In particular, an attacker should gain at most one password guess per interaction with the server, preventing large-scale offline password-cracking attacks.</w:t>
-      </w:r>
-    </w:p>
-    <w:p>
-      <w:pPr>
-        <w:pStyle w:val="BodyText"/>
-      </w:pPr>
-      <w:r>
-        <w:t>Several PAKE protocols have been proposed over the years, including SPEKE</w:t>
-      </w:r>
-      <w:r>
-        <w:t xml:space="preserve">, </w:t>
-      </w:r>
-      <w:r>
-        <w:t xml:space="preserve">the SRP family, </w:t>
-      </w:r>
-      <w:proofErr w:type="spellStart"/>
-      <w:r>
-        <w:t>CPace</w:t>
-      </w:r>
-      <w:proofErr w:type="spellEnd"/>
-      <w:r>
-        <w:t>, and the more recent OPAQUE protocol. Among these approaches, SRP-6a remains one of the most widely deployed in practice due to its maturity, interoperability with existing web technologies, and relatively straightforward implementation over finite cyclic groups.</w:t>
+        <w:t>Several PAKE protocols have been proposed over the years, including SPEKE, the SRP family, CPace, and the more recent OPAQUE protocol. Among these, SRP-6a remains one of the most widely deployed in practice due to its maturity, interoperability with existing web technologies, and relatively straightforward implementation over finite cyclic groups</w:t>
+      </w:r>
+      <w:r>
+        <w:t>.</w:t>
       </w:r>
     </w:p>
     <w:p>
@@ -524,13 +492,13 @@
         </w:rPr>
       </w:pPr>
       <w:r>
-        <w:t>The Secure Remote Password (SRP) protocol is an augmented PAKE scheme designed to provide secure password-based authentication without exposing user credentials during transmission. This study focuses on SRP-6a, an improved version of the protocol introduced by Wu</w:t>
-      </w:r>
-      <w:r>
-        <w:t xml:space="preserve"> [2]</w:t>
-      </w:r>
-      <w:r>
-        <w:t xml:space="preserve">. SRP-6a operates over a large cyclic group defined by a safe prime </w:t>
+        <w:t>The Secure Remote Password protocol is an augmented PAKE scheme designed to provide secure password-based authentication without exposing user credentials during transmission. This study focuses on SRP-6a, an improved revision of the original protocol introduced by Wu [</w:t>
+      </w:r>
+      <w:r>
+        <w:t>3</w:t>
+      </w:r>
+      <w:r>
+        <w:t xml:space="preserve">]. SRP-6a operates over a large cyclic group defined by a safe prime </w:t>
       </w:r>
       <w:r>
         <w:rPr>
@@ -561,6 +529,99 @@
         <w:pStyle w:val="BodyText"/>
       </w:pPr>
       <w:r>
+        <w:rPr>
+          <w:rFonts w:ascii="Cambria Math" w:hAnsi="Cambria Math"/>
+          <w:i/>
+          <w:noProof/>
+        </w:rPr>
+        <mc:AlternateContent>
+          <mc:Choice Requires="wps">
+            <w:drawing>
+              <wp:anchor distT="0" distB="0" distL="0" distR="0" simplePos="0" relativeHeight="251659264" behindDoc="0" locked="0" layoutInCell="1" allowOverlap="1" wp14:anchorId="7893721E" wp14:editId="1BC7210C">
+                <wp:simplePos x="0" y="0"/>
+                <wp:positionH relativeFrom="column">
+                  <wp:posOffset>2941955</wp:posOffset>
+                </wp:positionH>
+                <wp:positionV relativeFrom="paragraph">
+                  <wp:posOffset>438150</wp:posOffset>
+                </wp:positionV>
+                <wp:extent cx="359410" cy="251460"/>
+                <wp:effectExtent l="0" t="0" r="2540" b="0"/>
+                <wp:wrapNone/>
+                <wp:docPr id="217" name="Text Box 2"/>
+                <wp:cNvGraphicFramePr>
+                  <a:graphicFrameLocks xmlns:a="http://schemas.openxmlformats.org/drawingml/2006/main"/>
+                </wp:cNvGraphicFramePr>
+                <a:graphic xmlns:a="http://schemas.openxmlformats.org/drawingml/2006/main">
+                  <a:graphicData uri="http://schemas.microsoft.com/office/word/2010/wordprocessingShape">
+                    <wps:wsp>
+                      <wps:cNvSpPr txBox="1">
+                        <a:spLocks noChangeArrowheads="1"/>
+                      </wps:cNvSpPr>
+                      <wps:spPr bwMode="auto">
+                        <a:xfrm>
+                          <a:off x="0" y="0"/>
+                          <a:ext cx="359410" cy="251460"/>
+                        </a:xfrm>
+                        <a:prstGeom prst="rect">
+                          <a:avLst/>
+                        </a:prstGeom>
+                        <a:solidFill>
+                          <a:srgbClr val="FFFFFF"/>
+                        </a:solidFill>
+                        <a:ln w="9525">
+                          <a:noFill/>
+                          <a:miter lim="800000"/>
+                          <a:headEnd/>
+                          <a:tailEnd/>
+                        </a:ln>
+                      </wps:spPr>
+                      <wps:txbx>
+                        <w:txbxContent>
+                          <w:p>
+                            <w:r>
+                              <w:t>(1)</w:t>
+                            </w:r>
+                          </w:p>
+                        </w:txbxContent>
+                      </wps:txbx>
+                      <wps:bodyPr rot="0" vert="horz" wrap="square" lIns="91440" tIns="45720" rIns="91440" bIns="45720" anchor="t" anchorCtr="0">
+                        <a:noAutofit/>
+                      </wps:bodyPr>
+                    </wps:wsp>
+                  </a:graphicData>
+                </a:graphic>
+                <wp14:sizeRelH relativeFrom="margin">
+                  <wp14:pctWidth>0</wp14:pctWidth>
+                </wp14:sizeRelH>
+                <wp14:sizeRelV relativeFrom="margin">
+                  <wp14:pctHeight>0</wp14:pctHeight>
+                </wp14:sizeRelV>
+              </wp:anchor>
+            </w:drawing>
+          </mc:Choice>
+          <mc:Fallback>
+            <w:pict>
+              <v:shapetype w14:anchorId="7893721E" id="_x0000_t202" coordsize="21600,21600" o:spt="202" path="m,l,21600r21600,l21600,xe">
+                <v:stroke joinstyle="miter"/>
+                <v:path gradientshapeok="t" o:connecttype="rect"/>
+              </v:shapetype>
+              <v:shape id="Text Box 2" o:spid="_x0000_s1026" type="#_x0000_t202" style="position:absolute;left:0;text-align:left;margin-left:231.65pt;margin-top:34.5pt;width:28.3pt;height:19.8pt;z-index:251659264;visibility:visible;mso-wrap-style:square;mso-width-percent:0;mso-height-percent:0;mso-wrap-distance-left:0;mso-wrap-distance-top:0;mso-wrap-distance-right:0;mso-wrap-distance-bottom:0;mso-position-horizontal:absolute;mso-position-horizontal-relative:text;mso-position-vertical:absolute;mso-position-vertical-relative:text;mso-width-percent:0;mso-height-percent:0;mso-width-relative:margin;mso-height-relative:margin;v-text-anchor:top" o:gfxdata="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" stroked="f">
+                <v:textbox>
+                  <w:txbxContent>
+                    <w:p>
+                      <w:r>
+                        <w:t>(1)</w:t>
+                      </w:r>
+                    </w:p>
+                  </w:txbxContent>
+                </v:textbox>
+              </v:shape>
+            </w:pict>
+          </mc:Fallback>
+        </mc:AlternateContent>
+      </w:r>
+      <w:r>
         <w:t xml:space="preserve"> </w:t>
       </w:r>
       <w:r>
@@ -606,8 +667,16 @@
     <w:p>
       <w:pPr>
         <w:pStyle w:val="BodyText"/>
+        <w:tabs>
+          <w:tab w:val="left" w:pos="2694"/>
+        </w:tabs>
+        <w:ind w:firstLine="0"/>
+        <w:jc w:val="right"/>
       </w:pPr>
       <m:oMathPara>
+        <m:oMathParaPr>
+          <m:jc m:val="center"/>
+        </m:oMathParaPr>
         <m:oMath>
           <m:r>
             <w:rPr>
@@ -624,6 +693,94 @@
         <w:ind w:firstLine="0"/>
       </w:pPr>
       <w:r>
+        <w:rPr>
+          <w:noProof/>
+        </w:rPr>
+        <mc:AlternateContent>
+          <mc:Choice Requires="wps">
+            <w:drawing>
+              <wp:anchor distT="0" distB="0" distL="0" distR="0" simplePos="0" relativeHeight="251661312" behindDoc="0" locked="0" layoutInCell="1" allowOverlap="1" wp14:anchorId="627C4DB6" wp14:editId="50ACADC0">
+                <wp:simplePos x="0" y="0"/>
+                <wp:positionH relativeFrom="margin">
+                  <wp:posOffset>2956560</wp:posOffset>
+                </wp:positionH>
+                <wp:positionV relativeFrom="paragraph">
+                  <wp:posOffset>167336</wp:posOffset>
+                </wp:positionV>
+                <wp:extent cx="359410" cy="251460"/>
+                <wp:effectExtent l="0" t="0" r="2540" b="0"/>
+                <wp:wrapNone/>
+                <wp:docPr id="1465658251" name="Text Box 2"/>
+                <wp:cNvGraphicFramePr>
+                  <a:graphicFrameLocks xmlns:a="http://schemas.openxmlformats.org/drawingml/2006/main"/>
+                </wp:cNvGraphicFramePr>
+                <a:graphic xmlns:a="http://schemas.openxmlformats.org/drawingml/2006/main">
+                  <a:graphicData uri="http://schemas.microsoft.com/office/word/2010/wordprocessingShape">
+                    <wps:wsp>
+                      <wps:cNvSpPr txBox="1">
+                        <a:spLocks noChangeArrowheads="1"/>
+                      </wps:cNvSpPr>
+                      <wps:spPr bwMode="auto">
+                        <a:xfrm>
+                          <a:off x="0" y="0"/>
+                          <a:ext cx="359410" cy="251460"/>
+                        </a:xfrm>
+                        <a:prstGeom prst="rect">
+                          <a:avLst/>
+                        </a:prstGeom>
+                        <a:solidFill>
+                          <a:srgbClr val="FFFFFF"/>
+                        </a:solidFill>
+                        <a:ln w="9525">
+                          <a:noFill/>
+                          <a:miter lim="800000"/>
+                          <a:headEnd/>
+                          <a:tailEnd/>
+                        </a:ln>
+                      </wps:spPr>
+                      <wps:txbx>
+                        <w:txbxContent>
+                          <w:p>
+                            <w:r>
+                              <w:t>(2)</w:t>
+                            </w:r>
+                          </w:p>
+                        </w:txbxContent>
+                      </wps:txbx>
+                      <wps:bodyPr rot="0" vert="horz" wrap="square" lIns="91440" tIns="45720" rIns="91440" bIns="45720" anchor="t" anchorCtr="0">
+                        <a:noAutofit/>
+                      </wps:bodyPr>
+                    </wps:wsp>
+                  </a:graphicData>
+                </a:graphic>
+                <wp14:sizeRelH relativeFrom="margin">
+                  <wp14:pctWidth>0</wp14:pctWidth>
+                </wp14:sizeRelH>
+                <wp14:sizeRelV relativeFrom="margin">
+                  <wp14:pctHeight>0</wp14:pctHeight>
+                </wp14:sizeRelV>
+              </wp:anchor>
+            </w:drawing>
+          </mc:Choice>
+          <mc:Fallback>
+            <w:pict>
+              <v:shape w14:anchorId="627C4DB6" id="_x0000_s1027" type="#_x0000_t202" style="position:absolute;left:0;text-align:left;margin-left:232.8pt;margin-top:13.2pt;width:28.3pt;height:19.8pt;z-index:251661312;visibility:visible;mso-wrap-style:square;mso-width-percent:0;mso-height-percent:0;mso-wrap-distance-left:0;mso-wrap-distance-top:0;mso-wrap-distance-right:0;mso-wrap-distance-bottom:0;mso-position-horizontal:absolute;mso-position-horizontal-relative:margin;mso-position-vertical:absolute;mso-position-vertical-relative:text;mso-width-percent:0;mso-height-percent:0;mso-width-relative:margin;mso-height-relative:margin;v-text-anchor:top" o:gfxdata="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" stroked="f">
+                <v:textbox>
+                  <w:txbxContent>
+                    <w:p>
+                      <w:r>
+                        <w:t>(2)</w:t>
+                      </w:r>
+                    </w:p>
+                  </w:txbxContent>
+                </v:textbox>
+                <w10:wrap anchorx="margin"/>
+              </v:shape>
+            </w:pict>
+          </mc:Fallback>
+        </mc:AlternateContent>
+      </w:r>
+      <w:r>
         <w:tab/>
       </w:r>
       <w:r>
@@ -644,8 +801,13 @@
     <w:p>
       <w:pPr>
         <w:pStyle w:val="BodyText"/>
+        <w:ind w:firstLine="567"/>
+        <w:jc w:val="right"/>
       </w:pPr>
       <m:oMathPara>
+        <m:oMathParaPr>
+          <m:jc m:val="center"/>
+        </m:oMathParaPr>
         <m:oMath>
           <m:r>
             <w:rPr>
@@ -675,7 +837,7 @@
                 <w:rPr>
                   <w:rFonts w:ascii="Cambria Math" w:hAnsi="Cambria Math"/>
                 </w:rPr>
-                <m:t>2</m:t>
+                <m:t>x</m:t>
               </m:r>
             </m:sup>
           </m:sSup>
@@ -720,6 +882,93 @@
         <w:pStyle w:val="BodyText"/>
       </w:pPr>
       <w:r>
+        <w:rPr>
+          <w:noProof/>
+        </w:rPr>
+        <mc:AlternateContent>
+          <mc:Choice Requires="wps">
+            <w:drawing>
+              <wp:anchor distT="0" distB="0" distL="0" distR="0" simplePos="0" relativeHeight="251663360" behindDoc="0" locked="0" layoutInCell="1" allowOverlap="1" wp14:anchorId="63E44065" wp14:editId="43F4F7FE">
+                <wp:simplePos x="0" y="0"/>
+                <wp:positionH relativeFrom="column">
+                  <wp:posOffset>2954172</wp:posOffset>
+                </wp:positionH>
+                <wp:positionV relativeFrom="paragraph">
+                  <wp:posOffset>432639</wp:posOffset>
+                </wp:positionV>
+                <wp:extent cx="359410" cy="251460"/>
+                <wp:effectExtent l="0" t="0" r="2540" b="0"/>
+                <wp:wrapNone/>
+                <wp:docPr id="1479346852" name="Text Box 2"/>
+                <wp:cNvGraphicFramePr>
+                  <a:graphicFrameLocks xmlns:a="http://schemas.openxmlformats.org/drawingml/2006/main"/>
+                </wp:cNvGraphicFramePr>
+                <a:graphic xmlns:a="http://schemas.openxmlformats.org/drawingml/2006/main">
+                  <a:graphicData uri="http://schemas.microsoft.com/office/word/2010/wordprocessingShape">
+                    <wps:wsp>
+                      <wps:cNvSpPr txBox="1">
+                        <a:spLocks noChangeArrowheads="1"/>
+                      </wps:cNvSpPr>
+                      <wps:spPr bwMode="auto">
+                        <a:xfrm>
+                          <a:off x="0" y="0"/>
+                          <a:ext cx="359410" cy="251460"/>
+                        </a:xfrm>
+                        <a:prstGeom prst="rect">
+                          <a:avLst/>
+                        </a:prstGeom>
+                        <a:solidFill>
+                          <a:srgbClr val="FFFFFF"/>
+                        </a:solidFill>
+                        <a:ln w="9525">
+                          <a:noFill/>
+                          <a:miter lim="800000"/>
+                          <a:headEnd/>
+                          <a:tailEnd/>
+                        </a:ln>
+                      </wps:spPr>
+                      <wps:txbx>
+                        <w:txbxContent>
+                          <w:p>
+                            <w:r>
+                              <w:t>(3)</w:t>
+                            </w:r>
+                          </w:p>
+                        </w:txbxContent>
+                      </wps:txbx>
+                      <wps:bodyPr rot="0" vert="horz" wrap="square" lIns="91440" tIns="45720" rIns="91440" bIns="45720" anchor="t" anchorCtr="0">
+                        <a:noAutofit/>
+                      </wps:bodyPr>
+                    </wps:wsp>
+                  </a:graphicData>
+                </a:graphic>
+                <wp14:sizeRelH relativeFrom="margin">
+                  <wp14:pctWidth>0</wp14:pctWidth>
+                </wp14:sizeRelH>
+                <wp14:sizeRelV relativeFrom="margin">
+                  <wp14:pctHeight>0</wp14:pctHeight>
+                </wp14:sizeRelV>
+              </wp:anchor>
+            </w:drawing>
+          </mc:Choice>
+          <mc:Fallback>
+            <w:pict>
+              <v:shape w14:anchorId="63E44065" id="_x0000_s1028" type="#_x0000_t202" style="position:absolute;left:0;text-align:left;margin-left:232.6pt;margin-top:34.05pt;width:28.3pt;height:19.8pt;z-index:251663360;visibility:visible;mso-wrap-style:square;mso-width-percent:0;mso-height-percent:0;mso-wrap-distance-left:0;mso-wrap-distance-top:0;mso-wrap-distance-right:0;mso-wrap-distance-bottom:0;mso-position-horizontal:absolute;mso-position-horizontal-relative:text;mso-position-vertical:absolute;mso-position-vertical-relative:text;mso-width-percent:0;mso-height-percent:0;mso-width-relative:margin;mso-height-relative:margin;v-text-anchor:top" o:gfxdata="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" stroked="f">
+                <v:textbox>
+                  <w:txbxContent>
+                    <w:p>
+                      <w:r>
+                        <w:t>(3)</w:t>
+                      </w:r>
+                    </w:p>
+                  </w:txbxContent>
+                </v:textbox>
+              </v:shape>
+            </w:pict>
+          </mc:Fallback>
+        </mc:AlternateContent>
+      </w:r>
+      <w:r>
         <w:t>To initiate authentication</w:t>
       </w:r>
       <w:r>
@@ -748,8 +997,13 @@
     <w:p>
       <w:pPr>
         <w:pStyle w:val="BodyText"/>
+        <w:ind w:firstLine="0"/>
+        <w:jc w:val="center"/>
       </w:pPr>
       <m:oMathPara>
+        <m:oMathParaPr>
+          <m:jc m:val="center"/>
+        </m:oMathParaPr>
         <m:oMath>
           <m:r>
             <w:rPr>
@@ -813,6 +1067,93 @@
         <w:ind w:firstLine="0"/>
       </w:pPr>
       <w:r>
+        <w:rPr>
+          <w:noProof/>
+        </w:rPr>
+        <mc:AlternateContent>
+          <mc:Choice Requires="wps">
+            <w:drawing>
+              <wp:anchor distT="0" distB="0" distL="0" distR="0" simplePos="0" relativeHeight="251665408" behindDoc="0" locked="0" layoutInCell="1" allowOverlap="1" wp14:anchorId="73DF1A84" wp14:editId="02A998FB">
+                <wp:simplePos x="0" y="0"/>
+                <wp:positionH relativeFrom="column">
+                  <wp:posOffset>2952801</wp:posOffset>
+                </wp:positionH>
+                <wp:positionV relativeFrom="paragraph">
+                  <wp:posOffset>148590</wp:posOffset>
+                </wp:positionV>
+                <wp:extent cx="359410" cy="251460"/>
+                <wp:effectExtent l="0" t="0" r="2540" b="0"/>
+                <wp:wrapNone/>
+                <wp:docPr id="414040299" name="Text Box 2"/>
+                <wp:cNvGraphicFramePr>
+                  <a:graphicFrameLocks xmlns:a="http://schemas.openxmlformats.org/drawingml/2006/main"/>
+                </wp:cNvGraphicFramePr>
+                <a:graphic xmlns:a="http://schemas.openxmlformats.org/drawingml/2006/main">
+                  <a:graphicData uri="http://schemas.microsoft.com/office/word/2010/wordprocessingShape">
+                    <wps:wsp>
+                      <wps:cNvSpPr txBox="1">
+                        <a:spLocks noChangeArrowheads="1"/>
+                      </wps:cNvSpPr>
+                      <wps:spPr bwMode="auto">
+                        <a:xfrm>
+                          <a:off x="0" y="0"/>
+                          <a:ext cx="359410" cy="251460"/>
+                        </a:xfrm>
+                        <a:prstGeom prst="rect">
+                          <a:avLst/>
+                        </a:prstGeom>
+                        <a:solidFill>
+                          <a:srgbClr val="FFFFFF"/>
+                        </a:solidFill>
+                        <a:ln w="9525">
+                          <a:noFill/>
+                          <a:miter lim="800000"/>
+                          <a:headEnd/>
+                          <a:tailEnd/>
+                        </a:ln>
+                      </wps:spPr>
+                      <wps:txbx>
+                        <w:txbxContent>
+                          <w:p>
+                            <w:r>
+                              <w:t>(4)</w:t>
+                            </w:r>
+                          </w:p>
+                        </w:txbxContent>
+                      </wps:txbx>
+                      <wps:bodyPr rot="0" vert="horz" wrap="square" lIns="91440" tIns="45720" rIns="91440" bIns="45720" anchor="t" anchorCtr="0">
+                        <a:noAutofit/>
+                      </wps:bodyPr>
+                    </wps:wsp>
+                  </a:graphicData>
+                </a:graphic>
+                <wp14:sizeRelH relativeFrom="margin">
+                  <wp14:pctWidth>0</wp14:pctWidth>
+                </wp14:sizeRelH>
+                <wp14:sizeRelV relativeFrom="margin">
+                  <wp14:pctHeight>0</wp14:pctHeight>
+                </wp14:sizeRelV>
+              </wp:anchor>
+            </w:drawing>
+          </mc:Choice>
+          <mc:Fallback>
+            <w:pict>
+              <v:shape w14:anchorId="73DF1A84" id="_x0000_s1029" type="#_x0000_t202" style="position:absolute;left:0;text-align:left;margin-left:232.5pt;margin-top:11.7pt;width:28.3pt;height:19.8pt;z-index:251665408;visibility:visible;mso-wrap-style:square;mso-width-percent:0;mso-height-percent:0;mso-wrap-distance-left:0;mso-wrap-distance-top:0;mso-wrap-distance-right:0;mso-wrap-distance-bottom:0;mso-position-horizontal:absolute;mso-position-horizontal-relative:text;mso-position-vertical:absolute;mso-position-vertical-relative:text;mso-width-percent:0;mso-height-percent:0;mso-width-relative:margin;mso-height-relative:margin;v-text-anchor:top" o:gfxdata="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" stroked="f">
+                <v:textbox>
+                  <w:txbxContent>
+                    <w:p>
+                      <w:r>
+                        <w:t>(4)</w:t>
+                      </w:r>
+                    </w:p>
+                  </w:txbxContent>
+                </v:textbox>
+              </v:shape>
+            </w:pict>
+          </mc:Fallback>
+        </mc:AlternateContent>
+      </w:r>
+      <w:r>
         <w:t>Similarly, the server selects a random value b and computes:</w:t>
       </w:r>
     </w:p>
@@ -850,7 +1191,7 @@
                 <w:rPr>
                   <w:rFonts w:ascii="Cambria Math" w:hAnsi="Cambria Math"/>
                 </w:rPr>
-                <m:t>a</m:t>
+                <m:t>b</m:t>
               </m:r>
             </m:sup>
           </m:sSup>
@@ -890,21 +1231,207 @@
         <w:ind w:firstLine="0"/>
       </w:pPr>
       <w:r>
+        <w:rPr>
+          <w:noProof/>
+        </w:rPr>
+        <mc:AlternateContent>
+          <mc:Choice Requires="wps">
+            <w:drawing>
+              <wp:anchor distT="0" distB="0" distL="0" distR="0" simplePos="0" relativeHeight="251671552" behindDoc="0" locked="0" layoutInCell="1" allowOverlap="1" wp14:anchorId="02DC2F33" wp14:editId="67327528">
+                <wp:simplePos x="0" y="0"/>
+                <wp:positionH relativeFrom="column">
+                  <wp:posOffset>2961005</wp:posOffset>
+                </wp:positionH>
+                <wp:positionV relativeFrom="paragraph">
+                  <wp:posOffset>166370</wp:posOffset>
+                </wp:positionV>
+                <wp:extent cx="359410" cy="251460"/>
+                <wp:effectExtent l="0" t="0" r="2540" b="0"/>
+                <wp:wrapNone/>
+                <wp:docPr id="327014363" name="Text Box 2"/>
+                <wp:cNvGraphicFramePr>
+                  <a:graphicFrameLocks xmlns:a="http://schemas.openxmlformats.org/drawingml/2006/main"/>
+                </wp:cNvGraphicFramePr>
+                <a:graphic xmlns:a="http://schemas.openxmlformats.org/drawingml/2006/main">
+                  <a:graphicData uri="http://schemas.microsoft.com/office/word/2010/wordprocessingShape">
+                    <wps:wsp>
+                      <wps:cNvSpPr txBox="1">
+                        <a:spLocks noChangeArrowheads="1"/>
+                      </wps:cNvSpPr>
+                      <wps:spPr bwMode="auto">
+                        <a:xfrm>
+                          <a:off x="0" y="0"/>
+                          <a:ext cx="359410" cy="251460"/>
+                        </a:xfrm>
+                        <a:prstGeom prst="rect">
+                          <a:avLst/>
+                        </a:prstGeom>
+                        <a:solidFill>
+                          <a:srgbClr val="FFFFFF"/>
+                        </a:solidFill>
+                        <a:ln w="9525">
+                          <a:noFill/>
+                          <a:miter lim="800000"/>
+                          <a:headEnd/>
+                          <a:tailEnd/>
+                        </a:ln>
+                      </wps:spPr>
+                      <wps:txbx>
+                        <w:txbxContent>
+                          <w:p>
+                            <w:r>
+                              <w:t>(5)</w:t>
+                            </w:r>
+                          </w:p>
+                        </w:txbxContent>
+                      </wps:txbx>
+                      <wps:bodyPr rot="0" vert="horz" wrap="square" lIns="91440" tIns="45720" rIns="91440" bIns="45720" anchor="t" anchorCtr="0">
+                        <a:noAutofit/>
+                      </wps:bodyPr>
+                    </wps:wsp>
+                  </a:graphicData>
+                </a:graphic>
+                <wp14:sizeRelH relativeFrom="margin">
+                  <wp14:pctWidth>0</wp14:pctWidth>
+                </wp14:sizeRelH>
+                <wp14:sizeRelV relativeFrom="margin">
+                  <wp14:pctHeight>0</wp14:pctHeight>
+                </wp14:sizeRelV>
+              </wp:anchor>
+            </w:drawing>
+          </mc:Choice>
+          <mc:Fallback>
+            <w:pict>
+              <v:shape w14:anchorId="02DC2F33" id="_x0000_s1030" type="#_x0000_t202" style="position:absolute;left:0;text-align:left;margin-left:233.15pt;margin-top:13.1pt;width:28.3pt;height:19.8pt;z-index:251671552;visibility:visible;mso-wrap-style:square;mso-width-percent:0;mso-height-percent:0;mso-wrap-distance-left:0;mso-wrap-distance-top:0;mso-wrap-distance-right:0;mso-wrap-distance-bottom:0;mso-position-horizontal:absolute;mso-position-horizontal-relative:text;mso-position-vertical:absolute;mso-position-vertical-relative:text;mso-width-percent:0;mso-height-percent:0;mso-width-relative:margin;mso-height-relative:margin;v-text-anchor:top" o:gfxdata="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" stroked="f">
+                <v:textbox>
+                  <w:txbxContent>
+                    <w:p>
+                      <w:r>
+                        <w:t>(5)</w:t>
+                      </w:r>
+                    </w:p>
+                  </w:txbxContent>
+                </v:textbox>
+              </v:shape>
+            </w:pict>
+          </mc:Fallback>
+        </mc:AlternateContent>
+      </w:r>
+      <w:r>
         <w:t>where</w:t>
       </w:r>
       <w:r>
-        <w:t xml:space="preserve"> </w:t>
-      </w:r>
-      <m:oMath>
-        <m:r>
-          <w:rPr>
-            <w:rFonts w:ascii="Cambria Math" w:hAnsi="Cambria Math"/>
-          </w:rPr>
-          <m:t>k=H(N, g)</m:t>
-        </m:r>
-      </m:oMath>
-      <w:r>
-        <w:t xml:space="preserve"> </w:t>
+        <w:t>:</w:t>
+      </w:r>
+    </w:p>
+    <w:p>
+      <w:pPr>
+        <w:pStyle w:val="BodyText"/>
+        <w:ind w:firstLine="0"/>
+        <w:jc w:val="center"/>
+      </w:pPr>
+      <m:oMathPara>
+        <m:oMath>
+          <m:r>
+            <w:rPr>
+              <w:rFonts w:ascii="Cambria Math" w:hAnsi="Cambria Math"/>
+            </w:rPr>
+            <m:t>k=H(N, g)</m:t>
+          </m:r>
+        </m:oMath>
+      </m:oMathPara>
+    </w:p>
+    <w:p>
+      <w:pPr>
+        <w:pStyle w:val="BodyText"/>
+        <w:ind w:firstLine="0"/>
+      </w:pPr>
+      <w:r>
+        <w:rPr>
+          <w:noProof/>
+        </w:rPr>
+        <mc:AlternateContent>
+          <mc:Choice Requires="wps">
+            <w:drawing>
+              <wp:anchor distT="0" distB="0" distL="0" distR="0" simplePos="0" relativeHeight="251673600" behindDoc="0" locked="0" layoutInCell="1" allowOverlap="1" wp14:anchorId="19DE28F4" wp14:editId="30156F89">
+                <wp:simplePos x="0" y="0"/>
+                <wp:positionH relativeFrom="column">
+                  <wp:posOffset>2961005</wp:posOffset>
+                </wp:positionH>
+                <wp:positionV relativeFrom="paragraph">
+                  <wp:posOffset>438785</wp:posOffset>
+                </wp:positionV>
+                <wp:extent cx="359410" cy="251460"/>
+                <wp:effectExtent l="0" t="0" r="2540" b="0"/>
+                <wp:wrapNone/>
+                <wp:docPr id="861996153" name="Text Box 2"/>
+                <wp:cNvGraphicFramePr>
+                  <a:graphicFrameLocks xmlns:a="http://schemas.openxmlformats.org/drawingml/2006/main"/>
+                </wp:cNvGraphicFramePr>
+                <a:graphic xmlns:a="http://schemas.openxmlformats.org/drawingml/2006/main">
+                  <a:graphicData uri="http://schemas.microsoft.com/office/word/2010/wordprocessingShape">
+                    <wps:wsp>
+                      <wps:cNvSpPr txBox="1">
+                        <a:spLocks noChangeArrowheads="1"/>
+                      </wps:cNvSpPr>
+                      <wps:spPr bwMode="auto">
+                        <a:xfrm>
+                          <a:off x="0" y="0"/>
+                          <a:ext cx="359410" cy="251460"/>
+                        </a:xfrm>
+                        <a:prstGeom prst="rect">
+                          <a:avLst/>
+                        </a:prstGeom>
+                        <a:solidFill>
+                          <a:srgbClr val="FFFFFF"/>
+                        </a:solidFill>
+                        <a:ln w="9525">
+                          <a:noFill/>
+                          <a:miter lim="800000"/>
+                          <a:headEnd/>
+                          <a:tailEnd/>
+                        </a:ln>
+                      </wps:spPr>
+                      <wps:txbx>
+                        <w:txbxContent>
+                          <w:p>
+                            <w:r>
+                              <w:t>(6)</w:t>
+                            </w:r>
+                          </w:p>
+                        </w:txbxContent>
+                      </wps:txbx>
+                      <wps:bodyPr rot="0" vert="horz" wrap="square" lIns="91440" tIns="45720" rIns="91440" bIns="45720" anchor="t" anchorCtr="0">
+                        <a:noAutofit/>
+                      </wps:bodyPr>
+                    </wps:wsp>
+                  </a:graphicData>
+                </a:graphic>
+                <wp14:sizeRelH relativeFrom="margin">
+                  <wp14:pctWidth>0</wp14:pctWidth>
+                </wp14:sizeRelH>
+                <wp14:sizeRelV relativeFrom="margin">
+                  <wp14:pctHeight>0</wp14:pctHeight>
+                </wp14:sizeRelV>
+              </wp:anchor>
+            </w:drawing>
+          </mc:Choice>
+          <mc:Fallback>
+            <w:pict>
+              <v:shape w14:anchorId="19DE28F4" id="_x0000_s1031" type="#_x0000_t202" style="position:absolute;left:0;text-align:left;margin-left:233.15pt;margin-top:34.55pt;width:28.3pt;height:19.8pt;z-index:251673600;visibility:visible;mso-wrap-style:square;mso-width-percent:0;mso-height-percent:0;mso-wrap-distance-left:0;mso-wrap-distance-top:0;mso-wrap-distance-right:0;mso-wrap-distance-bottom:0;mso-position-horizontal:absolute;mso-position-horizontal-relative:text;mso-position-vertical:absolute;mso-position-vertical-relative:text;mso-width-percent:0;mso-height-percent:0;mso-width-relative:margin;mso-height-relative:margin;v-text-anchor:top" o:gfxdata="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" stroked="f">
+                <v:textbox>
+                  <w:txbxContent>
+                    <w:p>
+                      <w:r>
+                        <w:t>(6)</w:t>
+                      </w:r>
+                    </w:p>
+                  </w:txbxContent>
+                </v:textbox>
+              </v:shape>
+            </w:pict>
+          </mc:Fallback>
+        </mc:AlternateContent>
       </w:r>
       <w:r>
         <w:t xml:space="preserve">is a multiplier parameter introduced in SRP-6a to address weaknesses identified in earlier protocol versions. Both parties then </w:t>
@@ -916,18 +1443,132 @@
         <w:t xml:space="preserve"> a </w:t>
       </w:r>
       <w:r>
-        <w:t xml:space="preserve">hashing scalar </w:t>
-      </w:r>
-      <m:oMath>
-        <m:r>
-          <w:rPr>
-            <w:rFonts w:ascii="Cambria Math" w:hAnsi="Cambria Math"/>
-          </w:rPr>
-          <m:t>u=H(A, B).</m:t>
-        </m:r>
-      </m:oMath>
-      <w:r>
-        <w:t xml:space="preserve"> </w:t>
+        <w:t>hashing scalar</w:t>
+      </w:r>
+      <w:r>
+        <w:t>:</w:t>
+      </w:r>
+    </w:p>
+    <w:p>
+      <w:pPr>
+        <w:pStyle w:val="BodyText"/>
+        <w:ind w:firstLine="0"/>
+        <w:jc w:val="center"/>
+      </w:pPr>
+      <m:oMathPara>
+        <m:oMath>
+          <m:r>
+            <w:rPr>
+              <w:rFonts w:ascii="Cambria Math" w:hAnsi="Cambria Math"/>
+            </w:rPr>
+            <m:t>u=H(A, B)</m:t>
+          </m:r>
+        </m:oMath>
+      </m:oMathPara>
+    </w:p>
+    <w:p>
+      <w:pPr>
+        <w:pStyle w:val="BodyText"/>
+        <w:ind w:firstLine="0"/>
+      </w:pPr>
+      <w:r>
+        <w:rPr>
+          <w:noProof/>
+        </w:rPr>
+        <mc:AlternateContent>
+          <mc:Choice Requires="wps">
+            <w:drawing>
+              <wp:anchor distT="0" distB="0" distL="0" distR="0" simplePos="0" relativeHeight="251667456" behindDoc="0" locked="0" layoutInCell="1" allowOverlap="1" wp14:anchorId="7AD19F31" wp14:editId="0445E520">
+                <wp:simplePos x="0" y="0"/>
+                <wp:positionH relativeFrom="column">
+                  <wp:posOffset>2961005</wp:posOffset>
+                </wp:positionH>
+                <wp:positionV relativeFrom="paragraph">
+                  <wp:posOffset>308066</wp:posOffset>
+                </wp:positionV>
+                <wp:extent cx="359410" cy="251460"/>
+                <wp:effectExtent l="0" t="0" r="2540" b="0"/>
+                <wp:wrapNone/>
+                <wp:docPr id="559769217" name="Text Box 2"/>
+                <wp:cNvGraphicFramePr>
+                  <a:graphicFrameLocks xmlns:a="http://schemas.openxmlformats.org/drawingml/2006/main"/>
+                </wp:cNvGraphicFramePr>
+                <a:graphic xmlns:a="http://schemas.openxmlformats.org/drawingml/2006/main">
+                  <a:graphicData uri="http://schemas.microsoft.com/office/word/2010/wordprocessingShape">
+                    <wps:wsp>
+                      <wps:cNvSpPr txBox="1">
+                        <a:spLocks noChangeArrowheads="1"/>
+                      </wps:cNvSpPr>
+                      <wps:spPr bwMode="auto">
+                        <a:xfrm>
+                          <a:off x="0" y="0"/>
+                          <a:ext cx="359410" cy="251460"/>
+                        </a:xfrm>
+                        <a:prstGeom prst="rect">
+                          <a:avLst/>
+                        </a:prstGeom>
+                        <a:solidFill>
+                          <a:srgbClr val="FFFFFF"/>
+                        </a:solidFill>
+                        <a:ln w="9525">
+                          <a:noFill/>
+                          <a:miter lim="800000"/>
+                          <a:headEnd/>
+                          <a:tailEnd/>
+                        </a:ln>
+                      </wps:spPr>
+                      <wps:txbx>
+                        <w:txbxContent>
+                          <w:p>
+                            <w:r>
+                              <w:t>(</w:t>
+                            </w:r>
+                            <w:r>
+                              <w:t>7</w:t>
+                            </w:r>
+                            <w:r>
+                              <w:t>)</w:t>
+                            </w:r>
+                          </w:p>
+                        </w:txbxContent>
+                      </wps:txbx>
+                      <wps:bodyPr rot="0" vert="horz" wrap="square" lIns="91440" tIns="45720" rIns="91440" bIns="45720" anchor="t" anchorCtr="0">
+                        <a:noAutofit/>
+                      </wps:bodyPr>
+                    </wps:wsp>
+                  </a:graphicData>
+                </a:graphic>
+                <wp14:sizeRelH relativeFrom="margin">
+                  <wp14:pctWidth>0</wp14:pctWidth>
+                </wp14:sizeRelH>
+                <wp14:sizeRelV relativeFrom="margin">
+                  <wp14:pctHeight>0</wp14:pctHeight>
+                </wp14:sizeRelV>
+              </wp:anchor>
+            </w:drawing>
+          </mc:Choice>
+          <mc:Fallback>
+            <w:pict>
+              <v:shape w14:anchorId="7AD19F31" id="_x0000_s1032" type="#_x0000_t202" style="position:absolute;left:0;text-align:left;margin-left:233.15pt;margin-top:24.25pt;width:28.3pt;height:19.8pt;z-index:251667456;visibility:visible;mso-wrap-style:square;mso-width-percent:0;mso-height-percent:0;mso-wrap-distance-left:0;mso-wrap-distance-top:0;mso-wrap-distance-right:0;mso-wrap-distance-bottom:0;mso-position-horizontal:absolute;mso-position-horizontal-relative:text;mso-position-vertical:absolute;mso-position-vertical-relative:text;mso-width-percent:0;mso-height-percent:0;mso-width-relative:margin;mso-height-relative:margin;v-text-anchor:top" o:gfxdata="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" stroked="f">
+                <v:textbox>
+                  <w:txbxContent>
+                    <w:p>
+                      <w:r>
+                        <w:t>(</w:t>
+                      </w:r>
+                      <w:r>
+                        <w:t>7</w:t>
+                      </w:r>
+                      <w:r>
+                        <w:t>)</w:t>
+                      </w:r>
+                    </w:p>
+                  </w:txbxContent>
+                </v:textbox>
+              </v:shape>
+            </w:pict>
+          </mc:Fallback>
+        </mc:AlternateContent>
       </w:r>
       <w:r>
         <w:t>Using these values, the client and server</w:t>
@@ -1045,6 +1686,105 @@
         <w:ind w:firstLine="0"/>
       </w:pPr>
       <w:r>
+        <w:rPr>
+          <w:noProof/>
+        </w:rPr>
+        <mc:AlternateContent>
+          <mc:Choice Requires="wps">
+            <w:drawing>
+              <wp:anchor distT="0" distB="0" distL="0" distR="0" simplePos="0" relativeHeight="251669504" behindDoc="0" locked="0" layoutInCell="1" allowOverlap="1" wp14:anchorId="2EA1FB0C" wp14:editId="522AE365">
+                <wp:simplePos x="0" y="0"/>
+                <wp:positionH relativeFrom="column">
+                  <wp:posOffset>2965450</wp:posOffset>
+                </wp:positionH>
+                <wp:positionV relativeFrom="paragraph">
+                  <wp:posOffset>147955</wp:posOffset>
+                </wp:positionV>
+                <wp:extent cx="359410" cy="251460"/>
+                <wp:effectExtent l="0" t="0" r="2540" b="0"/>
+                <wp:wrapNone/>
+                <wp:docPr id="564550387" name="Text Box 2"/>
+                <wp:cNvGraphicFramePr>
+                  <a:graphicFrameLocks xmlns:a="http://schemas.openxmlformats.org/drawingml/2006/main"/>
+                </wp:cNvGraphicFramePr>
+                <a:graphic xmlns:a="http://schemas.openxmlformats.org/drawingml/2006/main">
+                  <a:graphicData uri="http://schemas.microsoft.com/office/word/2010/wordprocessingShape">
+                    <wps:wsp>
+                      <wps:cNvSpPr txBox="1">
+                        <a:spLocks noChangeArrowheads="1"/>
+                      </wps:cNvSpPr>
+                      <wps:spPr bwMode="auto">
+                        <a:xfrm>
+                          <a:off x="0" y="0"/>
+                          <a:ext cx="359410" cy="251460"/>
+                        </a:xfrm>
+                        <a:prstGeom prst="rect">
+                          <a:avLst/>
+                        </a:prstGeom>
+                        <a:solidFill>
+                          <a:srgbClr val="FFFFFF"/>
+                        </a:solidFill>
+                        <a:ln w="9525">
+                          <a:noFill/>
+                          <a:miter lim="800000"/>
+                          <a:headEnd/>
+                          <a:tailEnd/>
+                        </a:ln>
+                      </wps:spPr>
+                      <wps:txbx>
+                        <w:txbxContent>
+                          <w:p>
+                            <w:r>
+                              <w:t>(</w:t>
+                            </w:r>
+                            <w:r>
+                              <w:t>8</w:t>
+                            </w:r>
+                            <w:r>
+                              <w:t>)</w:t>
+                            </w:r>
+                          </w:p>
+                        </w:txbxContent>
+                      </wps:txbx>
+                      <wps:bodyPr rot="0" vert="horz" wrap="square" lIns="91440" tIns="45720" rIns="91440" bIns="45720" anchor="t" anchorCtr="0">
+                        <a:noAutofit/>
+                      </wps:bodyPr>
+                    </wps:wsp>
+                  </a:graphicData>
+                </a:graphic>
+                <wp14:sizeRelH relativeFrom="margin">
+                  <wp14:pctWidth>0</wp14:pctWidth>
+                </wp14:sizeRelH>
+                <wp14:sizeRelV relativeFrom="margin">
+                  <wp14:pctHeight>0</wp14:pctHeight>
+                </wp14:sizeRelV>
+              </wp:anchor>
+            </w:drawing>
+          </mc:Choice>
+          <mc:Fallback>
+            <w:pict>
+              <v:shape w14:anchorId="2EA1FB0C" id="_x0000_s1033" type="#_x0000_t202" style="position:absolute;left:0;text-align:left;margin-left:233.5pt;margin-top:11.65pt;width:28.3pt;height:19.8pt;z-index:251669504;visibility:visible;mso-wrap-style:square;mso-width-percent:0;mso-height-percent:0;mso-wrap-distance-left:0;mso-wrap-distance-top:0;mso-wrap-distance-right:0;mso-wrap-distance-bottom:0;mso-position-horizontal:absolute;mso-position-horizontal-relative:text;mso-position-vertical:absolute;mso-position-vertical-relative:text;mso-width-percent:0;mso-height-percent:0;mso-width-relative:margin;mso-height-relative:margin;v-text-anchor:top" o:gfxdata="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" stroked="f">
+                <v:textbox>
+                  <w:txbxContent>
+                    <w:p>
+                      <w:r>
+                        <w:t>(</w:t>
+                      </w:r>
+                      <w:r>
+                        <w:t>8</w:t>
+                      </w:r>
+                      <w:r>
+                        <w:t>)</w:t>
+                      </w:r>
+                    </w:p>
+                  </w:txbxContent>
+                </v:textbox>
+              </v:shape>
+            </w:pict>
+          </mc:Fallback>
+        </mc:AlternateContent>
+      </w:r>
+      <w:r>
         <w:t>while the server computes:</w:t>
       </w:r>
     </w:p>
@@ -1074,7 +1814,7 @@
                 <w:rPr>
                   <w:rFonts w:ascii="Cambria Math" w:hAnsi="Cambria Math"/>
                 </w:rPr>
-                <m:t>(A-</m:t>
+                <m:t>(A∙</m:t>
               </m:r>
               <m:sSup>
                 <m:sSupPr>
@@ -1106,7 +1846,7 @@
                 <w:rPr>
                   <w:rFonts w:ascii="Cambria Math" w:hAnsi="Cambria Math"/>
                 </w:rPr>
-                <m:t xml:space="preserve">) </m:t>
+                <m:t>)</m:t>
               </m:r>
             </m:e>
             <m:sup>
@@ -1154,6 +1894,93 @@
         <w:ind w:firstLine="0"/>
       </w:pPr>
       <w:r>
+        <w:rPr>
+          <w:noProof/>
+        </w:rPr>
+        <mc:AlternateContent>
+          <mc:Choice Requires="wps">
+            <w:drawing>
+              <wp:anchor distT="0" distB="0" distL="0" distR="0" simplePos="0" relativeHeight="251675648" behindDoc="0" locked="0" layoutInCell="1" allowOverlap="1" wp14:anchorId="3C169390" wp14:editId="38957B4B">
+                <wp:simplePos x="0" y="0"/>
+                <wp:positionH relativeFrom="column">
+                  <wp:posOffset>2937510</wp:posOffset>
+                </wp:positionH>
+                <wp:positionV relativeFrom="paragraph">
+                  <wp:posOffset>295003</wp:posOffset>
+                </wp:positionV>
+                <wp:extent cx="359410" cy="251460"/>
+                <wp:effectExtent l="0" t="0" r="2540" b="0"/>
+                <wp:wrapNone/>
+                <wp:docPr id="1224720730" name="Text Box 2"/>
+                <wp:cNvGraphicFramePr>
+                  <a:graphicFrameLocks xmlns:a="http://schemas.openxmlformats.org/drawingml/2006/main"/>
+                </wp:cNvGraphicFramePr>
+                <a:graphic xmlns:a="http://schemas.openxmlformats.org/drawingml/2006/main">
+                  <a:graphicData uri="http://schemas.microsoft.com/office/word/2010/wordprocessingShape">
+                    <wps:wsp>
+                      <wps:cNvSpPr txBox="1">
+                        <a:spLocks noChangeArrowheads="1"/>
+                      </wps:cNvSpPr>
+                      <wps:spPr bwMode="auto">
+                        <a:xfrm>
+                          <a:off x="0" y="0"/>
+                          <a:ext cx="359410" cy="251460"/>
+                        </a:xfrm>
+                        <a:prstGeom prst="rect">
+                          <a:avLst/>
+                        </a:prstGeom>
+                        <a:solidFill>
+                          <a:srgbClr val="FFFFFF"/>
+                        </a:solidFill>
+                        <a:ln w="9525">
+                          <a:noFill/>
+                          <a:miter lim="800000"/>
+                          <a:headEnd/>
+                          <a:tailEnd/>
+                        </a:ln>
+                      </wps:spPr>
+                      <wps:txbx>
+                        <w:txbxContent>
+                          <w:p>
+                            <w:r>
+                              <w:t>(9)</w:t>
+                            </w:r>
+                          </w:p>
+                        </w:txbxContent>
+                      </wps:txbx>
+                      <wps:bodyPr rot="0" vert="horz" wrap="square" lIns="91440" tIns="45720" rIns="91440" bIns="45720" anchor="t" anchorCtr="0">
+                        <a:noAutofit/>
+                      </wps:bodyPr>
+                    </wps:wsp>
+                  </a:graphicData>
+                </a:graphic>
+                <wp14:sizeRelH relativeFrom="margin">
+                  <wp14:pctWidth>0</wp14:pctWidth>
+                </wp14:sizeRelH>
+                <wp14:sizeRelV relativeFrom="margin">
+                  <wp14:pctHeight>0</wp14:pctHeight>
+                </wp14:sizeRelV>
+              </wp:anchor>
+            </w:drawing>
+          </mc:Choice>
+          <mc:Fallback>
+            <w:pict>
+              <v:shape w14:anchorId="3C169390" id="_x0000_s1034" type="#_x0000_t202" style="position:absolute;left:0;text-align:left;margin-left:231.3pt;margin-top:23.25pt;width:28.3pt;height:19.8pt;z-index:251675648;visibility:visible;mso-wrap-style:square;mso-width-percent:0;mso-height-percent:0;mso-wrap-distance-left:0;mso-wrap-distance-top:0;mso-wrap-distance-right:0;mso-wrap-distance-bottom:0;mso-position-horizontal:absolute;mso-position-horizontal-relative:text;mso-position-vertical:absolute;mso-position-vertical-relative:text;mso-width-percent:0;mso-height-percent:0;mso-width-relative:margin;mso-height-relative:margin;v-text-anchor:top" o:gfxdata="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" stroked="f">
+                <v:textbox>
+                  <w:txbxContent>
+                    <w:p>
+                      <w:r>
+                        <w:t>(9)</w:t>
+                      </w:r>
+                    </w:p>
+                  </w:txbxContent>
+                </v:textbox>
+              </v:shape>
+            </w:pict>
+          </mc:Fallback>
+        </mc:AlternateContent>
+      </w:r>
+      <w:r>
         <w:tab/>
       </w:r>
       <w:r>
@@ -1163,19 +1990,34 @@
         <w:t>f and only if the client knows the correct password</w:t>
       </w:r>
       <w:r>
-        <w:t xml:space="preserve">, both computations result in the same shared secret. A session key </w:t>
-      </w:r>
-      <m:oMath>
-        <m:r>
-          <w:rPr>
-            <w:rFonts w:ascii="Cambria Math" w:hAnsi="Cambria Math"/>
-          </w:rPr>
-          <m:t>K=H(S)</m:t>
-        </m:r>
-      </m:oMath>
-      <w:r>
-        <w:t xml:space="preserve"> </w:t>
-      </w:r>
+        <w:t>, both computations result in the same shared secret. A session key</w:t>
+      </w:r>
+      <w:r>
+        <w:t>:</w:t>
+      </w:r>
+    </w:p>
+    <w:p>
+      <w:pPr>
+        <w:pStyle w:val="BodyText"/>
+        <w:ind w:firstLine="0"/>
+        <w:jc w:val="center"/>
+      </w:pPr>
+      <m:oMathPara>
+        <m:oMath>
+          <m:r>
+            <w:rPr>
+              <w:rFonts w:ascii="Cambria Math" w:hAnsi="Cambria Math"/>
+            </w:rPr>
+            <m:t>K=H(S)</m:t>
+          </m:r>
+        </m:oMath>
+      </m:oMathPara>
+    </w:p>
+    <w:p>
+      <w:pPr>
+        <w:pStyle w:val="BodyText"/>
+        <w:ind w:firstLine="0"/>
+      </w:pPr>
       <w:r>
         <w:t xml:space="preserve">is subsequently derived and used to generate authentication proofs </w:t>
       </w:r>
@@ -1199,56 +2041,6 @@
       <w:r>
         <w:t>, allowing both parties to verify each other's identity.</w:t>
       </w:r>
-    </w:p>
-    <w:p>
-      <w:pPr>
-        <w:pStyle w:val="BodyText"/>
-      </w:pPr>
-      <w:r>
-        <w:t xml:space="preserve">One of the key advantages of SRP-6a is that the server response </w:t>
-      </w:r>
-      <w:r>
-        <w:t>integrates</w:t>
-      </w:r>
-      <w:r>
-        <w:t xml:space="preserve"> the verifier term </w:t>
-      </w:r>
-      <w:r>
-        <w:rPr>
-          <w:i/>
-          <w:iCs/>
-        </w:rPr>
-        <w:t>v</w:t>
-      </w:r>
-      <w:r>
-        <w:t>, preventing malicious servers or intercepted protocol messages from enabling efficient offline password guessing. This property provides additional protection even in scenarios where the server database is compromised.</w:t>
-      </w:r>
-    </w:p>
-    <w:p>
-      <w:pPr>
-        <w:pStyle w:val="BodyText"/>
-      </w:pPr>
-      <w:r>
-        <w:t>The primary computational cost of SRP-6a arises from modular exponentiation operations. For commonly recommended parameter sizes of 2048 bits or larger [</w:t>
-      </w:r>
-      <w:r>
-        <w:t>3</w:t>
-      </w:r>
-      <w:r>
-        <w:t xml:space="preserve">], these computations introduce additional latency compared to conventional hash-based authentication methods. The impact of this overhead is </w:t>
-      </w:r>
-      <w:r>
-        <w:t xml:space="preserve">then </w:t>
-      </w:r>
-      <w:r>
-        <w:t>evaluated experimentally in this study.</w:t>
-      </w:r>
-    </w:p>
-    <w:p>
-      <w:pPr>
-        <w:pStyle w:val="BodyText"/>
-        <w:jc w:val="center"/>
-      </w:pPr>
     </w:p>
     <w:p>
       <w:pPr>
@@ -1261,8 +2053,8 @@
           <w:noProof/>
         </w:rPr>
         <w:drawing>
-          <wp:inline distT="0" distB="0" distL="0" distR="0" wp14:anchorId="3C7423F0" wp14:editId="2FCD7937">
-            <wp:extent cx="2532896" cy="4579315"/>
+          <wp:inline distT="0" distB="0" distL="0" distR="0" wp14:anchorId="3C7423F0" wp14:editId="2E526A30">
+            <wp:extent cx="1684432" cy="3045349"/>
             <wp:effectExtent l="0" t="0" r="0" b="0"/>
             <wp:docPr id="21162225" name="Picture 1"/>
             <wp:cNvGraphicFramePr>
@@ -1284,7 +2076,7 @@
                   <pic:spPr>
                     <a:xfrm>
                       <a:off x="0" y="0"/>
-                      <a:ext cx="2550627" cy="4611371"/>
+                      <a:ext cx="1718793" cy="3107472"/>
                     </a:xfrm>
                     <a:prstGeom prst="rect">
                       <a:avLst/>
@@ -1299,53 +2091,17 @@
     </w:p>
     <w:p>
       <w:pPr>
-        <w:pStyle w:val="Caption"/>
-        <w:rPr>
-          <w:color w:val="auto"/>
-        </w:rPr>
-      </w:pPr>
-      <w:r>
-        <w:rPr>
-          <w:color w:val="auto"/>
-        </w:rPr>
-        <w:t xml:space="preserve">Figure </w:t>
-      </w:r>
-      <w:r>
-        <w:rPr>
-          <w:color w:val="auto"/>
-        </w:rPr>
-        <w:fldChar w:fldCharType="begin"/>
-      </w:r>
-      <w:r>
-        <w:rPr>
-          <w:color w:val="auto"/>
-        </w:rPr>
-        <w:instrText xml:space="preserve"> SEQ Figure \* ARABIC </w:instrText>
-      </w:r>
-      <w:r>
-        <w:rPr>
-          <w:color w:val="auto"/>
-        </w:rPr>
-        <w:fldChar w:fldCharType="separate"/>
-      </w:r>
-      <w:r>
-        <w:rPr>
-          <w:noProof/>
-          <w:color w:val="auto"/>
-        </w:rPr>
-        <w:t>1</w:t>
-      </w:r>
-      <w:r>
-        <w:rPr>
-          <w:color w:val="auto"/>
-        </w:rPr>
-        <w:fldChar w:fldCharType="end"/>
-      </w:r>
-      <w:r>
-        <w:rPr>
-          <w:color w:val="auto"/>
-        </w:rPr>
-        <w:t xml:space="preserve"> Sequence Diagram of the SRP-6a Protocol</w:t>
+        <w:pStyle w:val="figurecaption"/>
+        <w:jc w:val="center"/>
+        <w:rPr>
+          <w:rFonts w:eastAsia="MS Mincho"/>
+        </w:rPr>
+      </w:pPr>
+      <w:r>
+        <w:rPr>
+          <w:rFonts w:eastAsia="MS Mincho"/>
+        </w:rPr>
+        <w:t>Sequence Diagram of the SRP-6a Protocol</w:t>
       </w:r>
     </w:p>
     <w:p>
@@ -1361,6 +2117,7 @@
         </w:tabs>
       </w:pPr>
       <w:r>
+        <w:lastRenderedPageBreak/>
         <w:t>Replay Attacks</w:t>
       </w:r>
     </w:p>
@@ -1369,40 +2126,1139 @@
         <w:pStyle w:val="BodyText"/>
       </w:pPr>
       <w:r>
-        <w:t>A replay attack is a form of network-layer attack in which a valid authentication message previously captured by an adversary is retransmitted later with the intent of gaining unauthorized access [</w:t>
+        <w:t>A replay attack is a form of network</w:t>
+      </w:r>
+      <w:r>
+        <w:t xml:space="preserve"> l</w:t>
+      </w:r>
+      <w:r>
+        <w:t>ayer attack in which a valid authentication message previously captured by an adversary is retransmitted later with the intent of gaining unauthorized access [</w:t>
+      </w:r>
+      <w:r>
+        <w:t>2</w:t>
+      </w:r>
+      <w:r>
+        <w:t>]. Such attacks are particularly effective against systems that rely on static authentication credentials or reusable authentication tokens. If intercepted data remains valid across multiple sessions, an attacker may be able to authenticate successfully without knowing the user's password</w:t>
+      </w:r>
+      <w:r>
+        <w:t>.</w:t>
+      </w:r>
+      <w:r>
+        <w:t xml:space="preserve"> </w:t>
+      </w:r>
+    </w:p>
+    <w:p>
+      <w:pPr>
+        <w:pStyle w:val="BodyText"/>
+      </w:pPr>
+      <w:r>
+        <w:t>SRP-6a mitigates replay attacks</w:t>
+      </w:r>
+      <w:r>
+        <w:t xml:space="preserve"> by</w:t>
+      </w:r>
+      <w:r>
+        <w:t xml:space="preserve"> using fresh ephemeral values in every authentication session. At the beginning of each login attempt, the client generates a new random value </w:t>
+      </w:r>
+      <w:r>
+        <w:rPr>
+          <w:i/>
+          <w:iCs/>
+        </w:rPr>
+        <w:t>a</w:t>
+      </w:r>
+      <w:r>
+        <w:t xml:space="preserve">, while the server generates a new random value </w:t>
+      </w:r>
+      <w:r>
+        <w:rPr>
+          <w:i/>
+          <w:iCs/>
+        </w:rPr>
+        <w:t>b</w:t>
+      </w:r>
+      <w:r>
+        <w:t xml:space="preserve">. These values produce unique public parameters </w:t>
+      </w:r>
+      <w:r>
+        <w:rPr>
+          <w:i/>
+          <w:iCs/>
+        </w:rPr>
+        <w:t>A</w:t>
+      </w:r>
+      <w:r>
+        <w:t xml:space="preserve"> and </w:t>
+      </w:r>
+      <w:r>
+        <w:rPr>
+          <w:i/>
+          <w:iCs/>
+        </w:rPr>
+        <w:t>B</w:t>
+      </w:r>
+      <w:r>
+        <w:t xml:space="preserve">, which in turn lead to a unique session key </w:t>
+      </w:r>
+      <w:r>
+        <w:rPr>
+          <w:i/>
+          <w:iCs/>
+        </w:rPr>
+        <w:t>K</w:t>
+      </w:r>
+      <w:r>
+        <w:t xml:space="preserve"> for every authentication exchange</w:t>
+      </w:r>
+      <w:r>
+        <w:t>.</w:t>
+      </w:r>
+    </w:p>
+    <w:p>
+      <w:pPr>
+        <w:pStyle w:val="BodyText"/>
+      </w:pPr>
+      <w:r>
+        <w:t>Since</w:t>
+      </w:r>
+      <w:r>
+        <w:t xml:space="preserve"> the authentication proofs </w:t>
+      </w:r>
+      <w:r>
+        <w:rPr>
+          <w:i/>
+          <w:iCs/>
+        </w:rPr>
+        <w:t>M₁</w:t>
+      </w:r>
+      <w:r>
+        <w:t xml:space="preserve"> and </w:t>
+      </w:r>
+      <w:r>
+        <w:rPr>
+          <w:i/>
+          <w:iCs/>
+        </w:rPr>
+        <w:t>M₂</w:t>
+      </w:r>
+      <w:r>
+        <w:t xml:space="preserve"> are derived from session-specific parameters, messages captured from a previous session cannot be reused successfully in a future session. Even if an attacker records a complete and valid authentication exchange, replaying the captured messages will fail because the server generates a different ephemeral value for each new session, resulting in a different expected proof.</w:t>
+      </w:r>
+    </w:p>
+    <w:p>
+      <w:pPr>
+        <w:pStyle w:val="BodyText"/>
+      </w:pPr>
+      <w:r>
+        <w:t>Although SRP-6a provides replay protection at the protocol level, transport-layer security mechanisms such as TLS remain important in practice. TLS protects protocol messages from passive observation and modification, providing an additional layer of defense against network-based attacks and complementing the security guarantees offered by SRP-6a.</w:t>
+      </w:r>
+    </w:p>
+    <w:p>
+      <w:pPr>
+        <w:pStyle w:val="Heading1"/>
+      </w:pPr>
+      <w:r>
+        <w:t>System Design and Implementation</w:t>
+      </w:r>
+    </w:p>
+    <w:p>
+      <w:pPr>
+        <w:pStyle w:val="Heading2"/>
+      </w:pPr>
+      <w:r>
+        <w:t>System Architecture</w:t>
+      </w:r>
+    </w:p>
+    <w:p>
+      <w:pPr>
+        <w:pStyle w:val="BodyText"/>
+      </w:pPr>
+      <w:r>
+        <w:t xml:space="preserve">The proposed system </w:t>
+      </w:r>
+      <w:r>
+        <w:t>follows</w:t>
+      </w:r>
+      <w:r>
+        <w:t xml:space="preserve"> a two-tier client–server architecture. The frontend is implemented as a Node.js simulation module representing the web client, and the backend is a Node.js server module that manages the user database and cryptographic verification logic. In a production deployment, the frontend would correspond to a browser-based React application and the backend to a RESTful API server, communicating over HTTPS</w:t>
+      </w:r>
+      <w:r>
+        <w:t xml:space="preserve"> protocol</w:t>
+      </w:r>
+      <w:r>
+        <w:t>.</w:t>
+      </w:r>
+    </w:p>
+    <w:p>
+      <w:pPr>
+        <w:pStyle w:val="BodyText"/>
+      </w:pPr>
+      <w:r>
+        <w:t xml:space="preserve">The implementation is divided into </w:t>
+      </w:r>
+      <w:r>
+        <w:t>five</w:t>
+      </w:r>
+      <w:r>
+        <w:t xml:space="preserve"> main modules</w:t>
+      </w:r>
+      <w:r>
+        <w:t>:</w:t>
+      </w:r>
+    </w:p>
+    <w:p>
+      <w:pPr>
+        <w:pStyle w:val="BodyText"/>
+        <w:numPr>
+          <w:ilvl w:val="0"/>
+          <w:numId w:val="13"/>
+        </w:numPr>
+      </w:pPr>
+      <w:r>
+        <w:rPr>
+          <w:b/>
+          <w:bCs/>
+        </w:rPr>
+        <w:t>utils/utils.js</w:t>
+      </w:r>
+      <w:r>
+        <w:t xml:space="preserve">, </w:t>
+      </w:r>
+      <w:r>
+        <w:t>provides shared cryptographic utilities and SRP group parameters</w:t>
+      </w:r>
+      <w:r>
+        <w:t>,</w:t>
+      </w:r>
+    </w:p>
+    <w:p>
+      <w:pPr>
+        <w:pStyle w:val="BodyText"/>
+        <w:numPr>
+          <w:ilvl w:val="0"/>
+          <w:numId w:val="13"/>
+        </w:numPr>
+      </w:pPr>
+      <w:r>
+        <w:rPr>
+          <w:b/>
+          <w:bCs/>
+        </w:rPr>
+        <w:t>client/SRPClient.j</w:t>
+      </w:r>
+      <w:r>
+        <w:rPr>
+          <w:b/>
+          <w:bCs/>
+        </w:rPr>
+        <w:t>s,</w:t>
+      </w:r>
+      <w:r>
+        <w:t xml:space="preserve"> implements the client-side SRP-6a operations</w:t>
+      </w:r>
+      <w:r>
+        <w:t>,</w:t>
+      </w:r>
+    </w:p>
+    <w:p>
+      <w:pPr>
+        <w:pStyle w:val="BodyText"/>
+        <w:numPr>
+          <w:ilvl w:val="0"/>
+          <w:numId w:val="13"/>
+        </w:numPr>
+      </w:pPr>
+      <w:r>
+        <w:rPr>
+          <w:b/>
+          <w:bCs/>
+        </w:rPr>
+        <w:t>server/SRPServer.js</w:t>
+      </w:r>
+      <w:r>
+        <w:t>,</w:t>
+      </w:r>
+      <w:r>
+        <w:t xml:space="preserve"> handles server-side SRP-6a validation and mock database,</w:t>
+      </w:r>
+    </w:p>
+    <w:p>
+      <w:pPr>
+        <w:pStyle w:val="BodyText"/>
+        <w:numPr>
+          <w:ilvl w:val="0"/>
+          <w:numId w:val="13"/>
+        </w:numPr>
+      </w:pPr>
+      <w:r>
+        <w:rPr>
+          <w:b/>
+          <w:bCs/>
+        </w:rPr>
+        <w:t>benchmark.js</w:t>
+      </w:r>
+      <w:r>
+        <w:t xml:space="preserve">, measures &amp; evaluates </w:t>
+      </w:r>
+      <w:r>
+        <w:t>performance</w:t>
+      </w:r>
+      <w:r>
+        <w:t>,</w:t>
+      </w:r>
+    </w:p>
+    <w:p>
+      <w:pPr>
+        <w:pStyle w:val="BodyText"/>
+        <w:numPr>
+          <w:ilvl w:val="0"/>
+          <w:numId w:val="13"/>
+        </w:numPr>
+      </w:pPr>
+      <w:r>
+        <w:rPr>
+          <w:b/>
+          <w:bCs/>
+        </w:rPr>
+        <w:t>security_tests.js</w:t>
+      </w:r>
+      <w:r>
+        <w:t>, implements qualitative attack scenario evaluation</w:t>
+      </w:r>
+      <w:r>
+        <w:rPr>
+          <w:b/>
+          <w:bCs/>
+        </w:rPr>
+        <w:t xml:space="preserve"> </w:t>
+      </w:r>
+    </w:p>
+    <w:p>
+      <w:pPr>
+        <w:pStyle w:val="BodyText"/>
+      </w:pPr>
+      <w:r>
+        <w:t>The</w:t>
+      </w:r>
+      <w:r>
+        <w:t xml:space="preserve"> goal of the proposed system is to prevent plaintext passwords from being transmitted, stored, or disclosed at any stage of the authentication process. Instead of </w:t>
+      </w:r>
+      <w:r>
+        <w:t>storing</w:t>
+      </w:r>
+      <w:r>
+        <w:t xml:space="preserve"> user passwords, the server stores only a verifier-based credential </w:t>
+      </w:r>
+      <w:r>
+        <w:t xml:space="preserve">record consisting of the tuple </w:t>
+      </w:r>
+      <w:r>
+        <w:rPr>
+          <w:i/>
+          <w:iCs/>
+        </w:rPr>
+        <w:t>{username, s, v}</w:t>
+      </w:r>
+      <w:r>
+        <w:t>,</w:t>
+      </w:r>
+      <w:r>
+        <w:rPr>
+          <w:i/>
+          <w:iCs/>
+        </w:rPr>
+        <w:t xml:space="preserve"> </w:t>
+      </w:r>
+      <w:r>
+        <w:t xml:space="preserve">where </w:t>
+      </w:r>
+      <w:r>
+        <w:rPr>
+          <w:i/>
+          <w:iCs/>
+        </w:rPr>
+        <w:t>s</w:t>
+      </w:r>
+      <w:r>
+        <w:t xml:space="preserve"> is the salt and </w:t>
+      </w:r>
+      <w:r>
+        <w:rPr>
+          <w:i/>
+          <w:iCs/>
+        </w:rPr>
+        <w:t>v</w:t>
+      </w:r>
+      <w:r>
+        <w:t xml:space="preserve"> is the password verifier. This approach minimizes the impact of credential database breaches, as attackers cannot directly obtain user passwords</w:t>
+      </w:r>
+      <w:r>
+        <w:t>.</w:t>
+      </w:r>
+    </w:p>
+    <w:p>
+      <w:pPr>
+        <w:pStyle w:val="Heading2"/>
+        <w:numPr>
+          <w:ilvl w:val="1"/>
+          <w:numId w:val="4"/>
+        </w:numPr>
+        <w:tabs>
+          <w:tab w:val="clear" w:pos="360"/>
+          <w:tab w:val="num" w:pos="288"/>
+        </w:tabs>
+      </w:pPr>
+      <w:r>
+        <w:t>Cryptographic Parameter Selection</w:t>
+      </w:r>
+    </w:p>
+    <w:p>
+      <w:pPr>
+        <w:pStyle w:val="BodyText"/>
+      </w:pPr>
+      <w:r>
+        <w:rPr>
+          <w:noProof/>
+        </w:rPr>
+        <mc:AlternateContent>
+          <mc:Choice Requires="wps">
+            <w:drawing>
+              <wp:anchor distT="0" distB="0" distL="0" distR="0" simplePos="0" relativeHeight="251677696" behindDoc="0" locked="0" layoutInCell="1" allowOverlap="1" wp14:anchorId="1113151B" wp14:editId="5A628680">
+                <wp:simplePos x="0" y="0"/>
+                <wp:positionH relativeFrom="column">
+                  <wp:posOffset>2921000</wp:posOffset>
+                </wp:positionH>
+                <wp:positionV relativeFrom="paragraph">
+                  <wp:posOffset>438727</wp:posOffset>
+                </wp:positionV>
+                <wp:extent cx="407901" cy="251460"/>
+                <wp:effectExtent l="0" t="0" r="0" b="0"/>
+                <wp:wrapNone/>
+                <wp:docPr id="1600114450" name="Text Box 2"/>
+                <wp:cNvGraphicFramePr>
+                  <a:graphicFrameLocks xmlns:a="http://schemas.openxmlformats.org/drawingml/2006/main"/>
+                </wp:cNvGraphicFramePr>
+                <a:graphic xmlns:a="http://schemas.openxmlformats.org/drawingml/2006/main">
+                  <a:graphicData uri="http://schemas.microsoft.com/office/word/2010/wordprocessingShape">
+                    <wps:wsp>
+                      <wps:cNvSpPr txBox="1">
+                        <a:spLocks noChangeArrowheads="1"/>
+                      </wps:cNvSpPr>
+                      <wps:spPr bwMode="auto">
+                        <a:xfrm>
+                          <a:off x="0" y="0"/>
+                          <a:ext cx="407901" cy="251460"/>
+                        </a:xfrm>
+                        <a:prstGeom prst="rect">
+                          <a:avLst/>
+                        </a:prstGeom>
+                        <a:solidFill>
+                          <a:srgbClr val="FFFFFF"/>
+                        </a:solidFill>
+                        <a:ln w="9525">
+                          <a:noFill/>
+                          <a:miter lim="800000"/>
+                          <a:headEnd/>
+                          <a:tailEnd/>
+                        </a:ln>
+                      </wps:spPr>
+                      <wps:txbx>
+                        <w:txbxContent>
+                          <w:p>
+                            <w:r>
+                              <w:t>(10)))</w:t>
+                            </w:r>
+                          </w:p>
+                        </w:txbxContent>
+                      </wps:txbx>
+                      <wps:bodyPr rot="0" vert="horz" wrap="square" lIns="91440" tIns="45720" rIns="91440" bIns="45720" anchor="t" anchorCtr="0">
+                        <a:noAutofit/>
+                      </wps:bodyPr>
+                    </wps:wsp>
+                  </a:graphicData>
+                </a:graphic>
+                <wp14:sizeRelH relativeFrom="margin">
+                  <wp14:pctWidth>0</wp14:pctWidth>
+                </wp14:sizeRelH>
+                <wp14:sizeRelV relativeFrom="margin">
+                  <wp14:pctHeight>0</wp14:pctHeight>
+                </wp14:sizeRelV>
+              </wp:anchor>
+            </w:drawing>
+          </mc:Choice>
+          <mc:Fallback>
+            <w:pict>
+              <v:shape w14:anchorId="1113151B" id="_x0000_s1035" type="#_x0000_t202" style="position:absolute;left:0;text-align:left;margin-left:230pt;margin-top:34.55pt;width:32.1pt;height:19.8pt;z-index:251677696;visibility:visible;mso-wrap-style:square;mso-width-percent:0;mso-height-percent:0;mso-wrap-distance-left:0;mso-wrap-distance-top:0;mso-wrap-distance-right:0;mso-wrap-distance-bottom:0;mso-position-horizontal:absolute;mso-position-horizontal-relative:text;mso-position-vertical:absolute;mso-position-vertical-relative:text;mso-width-percent:0;mso-height-percent:0;mso-width-relative:margin;mso-height-relative:margin;v-text-anchor:top" o:gfxdata="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" stroked="f">
+                <v:textbox>
+                  <w:txbxContent>
+                    <w:p>
+                      <w:r>
+                        <w:t>(10)))</w:t>
+                      </w:r>
+                    </w:p>
+                  </w:txbxContent>
+                </v:textbox>
+              </v:shape>
+            </w:pict>
+          </mc:Fallback>
+        </mc:AlternateContent>
+      </w:r>
+      <w:r>
+        <w:t>The implementation uses the 2048-bit SRP group defined in Appendix A of RFC 5054 [</w:t>
       </w:r>
       <w:r>
         <w:t>4</w:t>
       </w:r>
       <w:r>
-        <w:t>].</w:t>
+        <w:t xml:space="preserve">]. This group is </w:t>
+      </w:r>
+      <w:r>
+        <w:t>based on</w:t>
+      </w:r>
+      <w:r>
+        <w:t xml:space="preserve"> a 2048-bit safe prime </w:t>
+      </w:r>
+      <w:r>
+        <w:rPr>
+          <w:i/>
+          <w:iCs/>
+        </w:rPr>
+        <w:t>N</w:t>
+      </w:r>
+      <w:r>
+        <w:t>, where</w:t>
+      </w:r>
+      <w:r>
+        <w:t>:</w:t>
+      </w:r>
+    </w:p>
+    <w:p>
+      <w:pPr>
+        <w:pStyle w:val="BodyText"/>
+      </w:pPr>
+      <m:oMathPara>
+        <m:oMath>
+          <m:r>
+            <w:rPr>
+              <w:rFonts w:ascii="Cambria Math" w:hAnsi="Cambria Math"/>
+            </w:rPr>
+            <m:t>N=2q+1</m:t>
+          </m:r>
+        </m:oMath>
+      </m:oMathPara>
+    </w:p>
+    <w:p>
+      <w:pPr>
+        <w:pStyle w:val="BodyText"/>
+        <w:ind w:firstLine="0"/>
+        <w:rPr>
+          <w:rFonts w:eastAsia="Times New Roman"/>
+          <w:spacing w:val="0"/>
+        </w:rPr>
+      </w:pPr>
+      <w:r>
+        <w:t xml:space="preserve">with both </w:t>
+      </w:r>
+      <w:r>
+        <w:rPr>
+          <w:i/>
+          <w:iCs/>
+        </w:rPr>
+        <w:t>N</w:t>
+      </w:r>
+      <w:r>
+        <w:t xml:space="preserve"> and </w:t>
+      </w:r>
+      <w:r>
+        <w:rPr>
+          <w:i/>
+          <w:iCs/>
+        </w:rPr>
+        <w:t>q</w:t>
+      </w:r>
+      <w:r>
+        <w:t xml:space="preserve"> being prime. Using a safe prime ensures that the multiplicative group modulo </w:t>
+      </w:r>
+      <w:r>
+        <w:rPr>
+          <w:i/>
+          <w:iCs/>
+        </w:rPr>
+        <w:t xml:space="preserve">N </w:t>
+      </w:r>
+      <w:r>
+        <w:t xml:space="preserve">contains a large prime-order subgroup, eliminating the risk of small-subgroup attacks in which an adversary could exploit low-order elements to recover ephemeral exponents. The corresponding generator for this group is </w:t>
+      </w:r>
+      <w:r>
+        <w:rPr>
+          <w:i/>
+          <w:iCs/>
+        </w:rPr>
+        <w:t>g</w:t>
       </w:r>
       <w:r>
         <w:t xml:space="preserve"> </w:t>
       </w:r>
       <w:r>
-        <w:t xml:space="preserve">Such attacks are particularly effective against systems that rely on static authentication credentials or </w:t>
+        <w:rPr>
+          <w:i/>
+          <w:iCs/>
+        </w:rPr>
+        <w:t>=</w:t>
+      </w:r>
+      <w:r>
+        <w:t xml:space="preserve"> </w:t>
+      </w:r>
+      <w:r>
+        <w:rPr>
+          <w:i/>
+          <w:iCs/>
+        </w:rPr>
+        <w:t>2</w:t>
+      </w:r>
+      <w:r>
+        <w:t>, as specified in RFC 5054 [</w:t>
+      </w:r>
+      <w:r>
+        <w:t>4</w:t>
+      </w:r>
+      <w:r>
+        <w:t xml:space="preserve">]. Adopting a standardized group rather than generating custom parameters at runtime eliminates the risk of </w:t>
+      </w:r>
+      <w:r>
+        <w:t>generating custom groups</w:t>
+      </w:r>
+      <w:r>
+        <w:t>.</w:t>
+      </w:r>
+    </w:p>
+    <w:p>
+      <w:pPr>
+        <w:pStyle w:val="BodyText"/>
+      </w:pPr>
+      <w:r>
+        <w:t xml:space="preserve">SHA-256 is used as the hash function </w:t>
+      </w:r>
+      <w:r>
+        <w:rPr>
+          <w:i/>
+          <w:iCs/>
+        </w:rPr>
+        <w:t>H</w:t>
+      </w:r>
+      <w:r>
+        <w:t xml:space="preserve"> throughout the protocol. The implementation provides a generic hashing utility that accepts multiple inputs sequentially. Integer values represented as </w:t>
+      </w:r>
+      <w:r>
+        <w:t xml:space="preserve">BigInt </w:t>
+      </w:r>
+      <w:r>
+        <w:t>are encoded as their minimum even-length hexadecimal byte representation before hashing, while string inputs are encoded using UTF-8. Unlike RFC 5054, which recommends padding all integer inputs to the byte length of (N), this implementation uses compact encodings for efficiency. Since the encoding procedure is applied by both the client and server, the resulting protocol remains interoperable within the implementation and preserves the required cryptographic properties</w:t>
+      </w:r>
+      <w:r>
+        <w:t>.</w:t>
+      </w:r>
+    </w:p>
+    <w:p>
+      <w:pPr>
+        <w:pStyle w:val="BodyText"/>
+      </w:pPr>
+      <w:r>
+        <w:rPr>
+          <w:noProof/>
+        </w:rPr>
+        <mc:AlternateContent>
+          <mc:Choice Requires="wps">
+            <w:drawing>
+              <wp:anchor distT="0" distB="0" distL="0" distR="0" simplePos="0" relativeHeight="251681792" behindDoc="0" locked="0" layoutInCell="1" allowOverlap="1" wp14:anchorId="599FA9DE" wp14:editId="59B564A6">
+                <wp:simplePos x="0" y="0"/>
+                <wp:positionH relativeFrom="margin">
+                  <wp:posOffset>6326505</wp:posOffset>
+                </wp:positionH>
+                <wp:positionV relativeFrom="paragraph">
+                  <wp:posOffset>437819</wp:posOffset>
+                </wp:positionV>
+                <wp:extent cx="407670" cy="251460"/>
+                <wp:effectExtent l="0" t="0" r="0" b="0"/>
+                <wp:wrapNone/>
+                <wp:docPr id="1899638376" name="Text Box 2"/>
+                <wp:cNvGraphicFramePr>
+                  <a:graphicFrameLocks xmlns:a="http://schemas.openxmlformats.org/drawingml/2006/main"/>
+                </wp:cNvGraphicFramePr>
+                <a:graphic xmlns:a="http://schemas.openxmlformats.org/drawingml/2006/main">
+                  <a:graphicData uri="http://schemas.microsoft.com/office/word/2010/wordprocessingShape">
+                    <wps:wsp>
+                      <wps:cNvSpPr txBox="1">
+                        <a:spLocks noChangeArrowheads="1"/>
+                      </wps:cNvSpPr>
+                      <wps:spPr bwMode="auto">
+                        <a:xfrm>
+                          <a:off x="0" y="0"/>
+                          <a:ext cx="407670" cy="251460"/>
+                        </a:xfrm>
+                        <a:prstGeom prst="rect">
+                          <a:avLst/>
+                        </a:prstGeom>
+                        <a:solidFill>
+                          <a:srgbClr val="FFFFFF"/>
+                        </a:solidFill>
+                        <a:ln w="9525">
+                          <a:noFill/>
+                          <a:miter lim="800000"/>
+                          <a:headEnd/>
+                          <a:tailEnd/>
+                        </a:ln>
+                      </wps:spPr>
+                      <wps:txbx>
+                        <w:txbxContent>
+                          <w:p>
+                            <w:r>
+                              <w:t>(11)))</w:t>
+                            </w:r>
+                          </w:p>
+                        </w:txbxContent>
+                      </wps:txbx>
+                      <wps:bodyPr rot="0" vert="horz" wrap="square" lIns="91440" tIns="45720" rIns="91440" bIns="45720" anchor="t" anchorCtr="0">
+                        <a:noAutofit/>
+                      </wps:bodyPr>
+                    </wps:wsp>
+                  </a:graphicData>
+                </a:graphic>
+                <wp14:sizeRelH relativeFrom="margin">
+                  <wp14:pctWidth>0</wp14:pctWidth>
+                </wp14:sizeRelH>
+                <wp14:sizeRelV relativeFrom="margin">
+                  <wp14:pctHeight>0</wp14:pctHeight>
+                </wp14:sizeRelV>
+              </wp:anchor>
+            </w:drawing>
+          </mc:Choice>
+          <mc:Fallback>
+            <w:pict>
+              <v:shape w14:anchorId="599FA9DE" id="_x0000_s1036" type="#_x0000_t202" style="position:absolute;left:0;text-align:left;margin-left:498.15pt;margin-top:34.45pt;width:32.1pt;height:19.8pt;z-index:251681792;visibility:visible;mso-wrap-style:square;mso-width-percent:0;mso-height-percent:0;mso-wrap-distance-left:0;mso-wrap-distance-top:0;mso-wrap-distance-right:0;mso-wrap-distance-bottom:0;mso-position-horizontal:absolute;mso-position-horizontal-relative:margin;mso-position-vertical:absolute;mso-position-vertical-relative:text;mso-width-percent:0;mso-height-percent:0;mso-width-relative:margin;mso-height-relative:margin;v-text-anchor:top" o:gfxdata="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" stroked="f">
+                <v:textbox>
+                  <w:txbxContent>
+                    <w:p>
+                      <w:r>
+                        <w:t>(11)))</w:t>
+                      </w:r>
+                    </w:p>
+                  </w:txbxContent>
+                </v:textbox>
+                <w10:wrap anchorx="margin"/>
+              </v:shape>
+            </w:pict>
+          </mc:Fallback>
+        </mc:AlternateContent>
+      </w:r>
+      <w:r>
+        <w:t xml:space="preserve">The private value </w:t>
+      </w:r>
+      <w:r>
+        <w:rPr>
+          <w:i/>
+          <w:iCs/>
+        </w:rPr>
+        <w:t>x</w:t>
+      </w:r>
+      <w:r>
+        <w:t xml:space="preserve"> is derived according to the convention introduced in RFC 2945</w:t>
+      </w:r>
+      <w:r>
+        <w:t xml:space="preserve"> [6]</w:t>
+      </w:r>
+      <w:r>
+        <w:t xml:space="preserve"> rather than the simplified SRP formulation. Specifically, </w:t>
+      </w:r>
+      <w:r>
+        <w:rPr>
+          <w:i/>
+          <w:iCs/>
+        </w:rPr>
+        <w:t>x</w:t>
+      </w:r>
+      <w:r>
+        <w:t xml:space="preserve"> is computed as:</w:t>
+      </w:r>
+    </w:p>
+    <w:p>
+      <w:pPr>
+        <w:pStyle w:val="BodyText"/>
+      </w:pPr>
+      <m:oMathPara>
+        <m:oMath>
+          <m:r>
+            <w:rPr>
+              <w:rFonts w:ascii="Cambria Math" w:hAnsi="Cambria Math"/>
+            </w:rPr>
+            <m:t>x=H(s,H</m:t>
+          </m:r>
+          <m:d>
+            <m:dPr>
+              <m:ctrlPr>
+                <w:rPr>
+                  <w:rFonts w:ascii="Cambria Math" w:hAnsi="Cambria Math"/>
+                  <w:i/>
+                </w:rPr>
+              </m:ctrlPr>
+            </m:dPr>
+            <m:e>
+              <m:r>
+                <w:rPr>
+                  <w:rFonts w:ascii="Cambria Math" w:hAnsi="Cambria Math"/>
+                </w:rPr>
+                <m:t>username:password</m:t>
+              </m:r>
+            </m:e>
+          </m:d>
+          <m:r>
+            <w:rPr>
+              <w:rFonts w:ascii="Cambria Math" w:hAnsi="Cambria Math"/>
+            </w:rPr>
+            <m:t>)</m:t>
+          </m:r>
+        </m:oMath>
+      </m:oMathPara>
+    </w:p>
+    <w:p>
+      <w:pPr>
+        <w:pStyle w:val="BodyText"/>
+      </w:pPr>
+      <w:r>
+        <w:t xml:space="preserve">where the string “username” is first encoded in UTF-8 and hashed before being combined with the salt </w:t>
+      </w:r>
+      <w:r>
+        <w:rPr>
+          <w:i/>
+          <w:iCs/>
+        </w:rPr>
+        <w:t>s</w:t>
+      </w:r>
+      <w:r>
+        <w:t xml:space="preserve">. </w:t>
+      </w:r>
+      <w:r>
+        <w:t>Combining</w:t>
+      </w:r>
+      <w:r>
+        <w:t xml:space="preserve"> the username into the derivation process ensures that identical passwords registered under different usernames yield distinct verifiers, </w:t>
+      </w:r>
+      <w:r>
+        <w:t>which</w:t>
+      </w:r>
+      <w:r>
+        <w:t xml:space="preserve"> prevent</w:t>
+      </w:r>
+      <w:r>
+        <w:t>s</w:t>
+      </w:r>
+      <w:r>
+        <w:t xml:space="preserve"> cross-account verifier collisions within the same </w:t>
+      </w:r>
+      <w:r>
+        <w:t>server</w:t>
+      </w:r>
+      <w:r>
+        <w:t>.</w:t>
+      </w:r>
+    </w:p>
+    <w:p>
+      <w:pPr>
+        <w:pStyle w:val="BodyText"/>
+      </w:pPr>
+      <w:r>
+        <w:t xml:space="preserve">The multiplier </w:t>
+      </w:r>
+      <w:r>
+        <w:rPr>
+          <w:i/>
+          <w:iCs/>
+        </w:rPr>
+        <w:t>k</w:t>
+      </w:r>
+      <w:r>
+        <w:t xml:space="preserve"> </w:t>
+      </w:r>
+      <w:r>
+        <w:t xml:space="preserve">is computed once at module initialization. Ephemeral secrets </w:t>
+      </w:r>
+      <w:r>
+        <w:rPr>
+          <w:i/>
+          <w:iCs/>
+        </w:rPr>
+        <w:t>a</w:t>
+      </w:r>
+      <w:r>
+        <w:t xml:space="preserve"> and </w:t>
+      </w:r>
+      <w:r>
+        <w:rPr>
+          <w:i/>
+          <w:iCs/>
+        </w:rPr>
+        <w:t>b</w:t>
+      </w:r>
+      <w:r>
+        <w:t xml:space="preserve"> are each generated as 256-bit random values </w:t>
+      </w:r>
+      <w:r>
+        <w:t>using</w:t>
+      </w:r>
+      <w:r>
+        <w:t xml:space="preserve"> Node.</w:t>
+      </w:r>
+      <w:r>
+        <w:t>js</w:t>
+      </w:r>
+      <w:r>
+        <w:rPr>
+          <w:i/>
+          <w:iCs/>
+        </w:rPr>
+        <w:t xml:space="preserve"> crypto.randomBytes(32)</w:t>
+      </w:r>
+      <w:r>
+        <w:t xml:space="preserve"> function</w:t>
+      </w:r>
+      <w:r>
+        <w:t>, providing sufficient entropy</w:t>
+      </w:r>
+      <w:r>
+        <w:t xml:space="preserve"> level</w:t>
+      </w:r>
+      <w:r>
+        <w:t xml:space="preserve"> for the 2048-bit group.</w:t>
+      </w:r>
+    </w:p>
+    <w:p>
+      <w:pPr>
+        <w:pStyle w:val="Heading2"/>
+        <w:numPr>
+          <w:ilvl w:val="1"/>
+          <w:numId w:val="4"/>
+        </w:numPr>
+        <w:tabs>
+          <w:tab w:val="clear" w:pos="360"/>
+          <w:tab w:val="num" w:pos="288"/>
+        </w:tabs>
+      </w:pPr>
+      <w:r>
+        <w:t>Implementation Details</w:t>
+      </w:r>
+    </w:p>
+    <w:p>
+      <w:pPr>
+        <w:pStyle w:val="BodyText"/>
+      </w:pPr>
+      <w:r>
+        <w:t xml:space="preserve">The authentication process follows the standard three-phase SRP-6a handshake. All large-integer computations are </w:t>
+      </w:r>
+      <w:r>
+        <w:t>implemented</w:t>
+      </w:r>
+      <w:r>
+        <w:t xml:space="preserve"> using JavaScript native BigInt type.</w:t>
+      </w:r>
+    </w:p>
+    <w:p>
+      <w:pPr>
+        <w:pStyle w:val="BodyText"/>
+      </w:pPr>
+      <w:r>
+        <w:t>During the first phase (initiation phase), t</w:t>
+      </w:r>
+      <w:r>
+        <w:t xml:space="preserve">he client begins the protocol by invoking </w:t>
+      </w:r>
+      <w:r>
+        <w:rPr>
+          <w:i/>
+          <w:iCs/>
+        </w:rPr>
+        <w:t>startAuthentication()</w:t>
+      </w:r>
+      <w:r>
+        <w:t xml:space="preserve"> function</w:t>
+      </w:r>
+      <w:r>
+        <w:t xml:space="preserve">, which generates a 256-bit ephemeral secret </w:t>
+      </w:r>
+      <w:r>
+        <w:rPr>
+          <w:i/>
+          <w:iCs/>
+        </w:rPr>
+        <w:t>a</w:t>
+      </w:r>
+      <w:r>
+        <w:t xml:space="preserve"> and computes the public value </w:t>
+      </w:r>
+      <w:r>
+        <w:rPr>
+          <w:i/>
+          <w:iCs/>
+        </w:rPr>
+        <w:t>A</w:t>
+      </w:r>
+      <w:r>
+        <w:t xml:space="preserve">. </w:t>
+      </w:r>
+      <w:r>
+        <w:t xml:space="preserve">The </w:t>
+      </w:r>
+      <w:r>
+        <w:rPr>
+          <w:i/>
+          <w:iCs/>
+        </w:rPr>
+        <w:t>handleLoginInitiation(username, A)</w:t>
+      </w:r>
+      <w:r>
+        <w:t xml:space="preserve"> function in the server then retrieves the stored </w:t>
+      </w:r>
+      <w:r>
+        <w:rPr>
+          <w:i/>
+          <w:iCs/>
+        </w:rPr>
+        <w:t>{s,v}</w:t>
+      </w:r>
+      <w:r>
+        <w:t xml:space="preserve">, verifies that </w:t>
+      </w:r>
+      <w:r>
+        <w:rPr>
+          <w:i/>
+          <w:iCs/>
+        </w:rPr>
+        <w:t>A ≠ 0 (mod N)</w:t>
+      </w:r>
+      <w:r>
+        <w:t xml:space="preserve">, </w:t>
       </w:r>
       <w:r>
         <w:lastRenderedPageBreak/>
-        <w:t>reusable authentication tokens. If intercepted data remains valid across multiple sessions, an attacker may be able to authenticate successfully without knowing the user's password.</w:t>
+        <w:t xml:space="preserve">and </w:t>
+      </w:r>
+      <w:r>
+        <w:t xml:space="preserve">generates a fresh 256-bit ephemeral secret </w:t>
+      </w:r>
+      <w:r>
+        <w:rPr>
+          <w:i/>
+          <w:iCs/>
+        </w:rPr>
+        <w:t>b</w:t>
+      </w:r>
+      <w:r>
+        <w:t>. The server then computes its public value</w:t>
       </w:r>
       <w:r>
         <w:t xml:space="preserve"> </w:t>
       </w:r>
+      <w:r>
+        <w:rPr>
+          <w:i/>
+          <w:iCs/>
+        </w:rPr>
+        <w:t>B</w:t>
+      </w:r>
+      <w:r>
+        <w:rPr>
+          <w:i/>
+          <w:iCs/>
+        </w:rPr>
+        <w:t>.</w:t>
+      </w:r>
     </w:p>
     <w:p>
       <w:pPr>
         <w:pStyle w:val="BodyText"/>
       </w:pPr>
       <w:r>
-        <w:t>SRP-6a mitigates replay attacks</w:t>
-      </w:r>
-      <w:r>
-        <w:t xml:space="preserve"> by</w:t>
-      </w:r>
-      <w:r>
-        <w:t xml:space="preserve"> using fresh ephemeral values in every authentication session. At the beginning of each login attempt, the client generates a new random value </w:t>
+        <w:t>During the second phase (client authentication proof)</w:t>
+      </w:r>
+      <w:r>
+        <w:t xml:space="preserve">, </w:t>
+      </w:r>
+      <w:r>
+        <w:t xml:space="preserve">the client calls the </w:t>
+      </w:r>
+      <w:r>
+        <w:rPr>
+          <w:i/>
+          <w:iCs/>
+        </w:rPr>
+        <w:t>processServerChallenge(s, B)</w:t>
+      </w:r>
+      <w:r>
+        <w:t xml:space="preserve"> function, which verifies that</w:t>
+      </w:r>
+      <w:r>
+        <w:rPr>
+          <w:i/>
+          <w:iCs/>
+        </w:rPr>
+        <w:t xml:space="preserve"> </w:t>
+      </w:r>
+      <w:r>
+        <w:rPr>
+          <w:i/>
+          <w:iCs/>
+        </w:rPr>
+        <w:t>B ≠ 0 (mod N)</w:t>
+      </w:r>
+      <w:r>
+        <w:t xml:space="preserve"> and computes </w:t>
+      </w:r>
+      <w:r>
+        <w:rPr>
+          <w:i/>
+          <w:iCs/>
+        </w:rPr>
+        <w:t>x</w:t>
+      </w:r>
+      <w:r>
+        <w:t xml:space="preserve"> as shown in (11), </w:t>
+      </w:r>
+      <w:r>
+        <w:rPr>
+          <w:i/>
+          <w:iCs/>
+        </w:rPr>
+        <w:t>u</w:t>
+      </w:r>
+      <w:r>
+        <w:t xml:space="preserve"> as shown in (6), and </w:t>
+      </w:r>
+      <w:r>
+        <w:rPr>
+          <w:i/>
+          <w:iCs/>
+        </w:rPr>
+        <w:t>S</w:t>
+      </w:r>
+      <w:r>
+        <w:t xml:space="preserve"> as shown in (7).</w:t>
+      </w:r>
+    </w:p>
+    <w:p>
+      <w:pPr>
+        <w:pStyle w:val="BodyText"/>
+      </w:pPr>
+      <w:r>
+        <w:t xml:space="preserve">The exponent </w:t>
+      </w:r>
+      <w:r>
+        <w:rPr>
+          <w:i/>
+          <w:iCs/>
+        </w:rPr>
+        <w:t xml:space="preserve">(a + ux) </w:t>
+      </w:r>
+      <w:r>
+        <w:t>involves the sum of 256-bit quantities (</w:t>
       </w:r>
       <w:r>
         <w:rPr>
@@ -1412,17 +3268,554 @@
         <w:t>a</w:t>
       </w:r>
       <w:r>
-        <w:t xml:space="preserve">, while the server generates a new random value </w:t>
-      </w:r>
-      <w:r>
-        <w:rPr>
-          <w:i/>
-          <w:iCs/>
-        </w:rPr>
-        <w:t>b</w:t>
-      </w:r>
-      <w:r>
-        <w:t xml:space="preserve">. These values produce unique public parameters </w:t>
+        <w:t xml:space="preserve"> from randomBytes, </w:t>
+      </w:r>
+      <w:r>
+        <w:rPr>
+          <w:i/>
+          <w:iCs/>
+        </w:rPr>
+        <w:t>u</w:t>
+      </w:r>
+      <w:r>
+        <w:t xml:space="preserve"> and </w:t>
+      </w:r>
+      <w:r>
+        <w:rPr>
+          <w:i/>
+          <w:iCs/>
+        </w:rPr>
+        <w:t>x</w:t>
+      </w:r>
+      <w:r>
+        <w:t xml:space="preserve"> from SHA-256), resulting in an effective size of approximately 512 bits</w:t>
+      </w:r>
+      <w:r>
+        <w:t xml:space="preserve">. </w:t>
+      </w:r>
+      <w:r>
+        <w:t>This modular exponentiation represents the most computationally intensive operation performed by the client. The client then derives the session key</w:t>
+      </w:r>
+      <w:r>
+        <w:t xml:space="preserve"> </w:t>
+      </w:r>
+      <w:r>
+        <w:rPr>
+          <w:i/>
+          <w:iCs/>
+        </w:rPr>
+        <w:t>K</w:t>
+      </w:r>
+      <w:r>
+        <w:t xml:space="preserve"> as shown in the (9) and computes the client proof:</w:t>
+      </w:r>
+    </w:p>
+    <w:p>
+      <w:pPr>
+        <w:pStyle w:val="BodyText"/>
+      </w:pPr>
+      <m:oMathPara>
+        <m:oMath>
+          <m:sSub>
+            <m:sSubPr>
+              <m:ctrlPr>
+                <w:rPr>
+                  <w:rFonts w:ascii="Cambria Math" w:hAnsi="Cambria Math"/>
+                  <w:i/>
+                </w:rPr>
+              </m:ctrlPr>
+            </m:sSubPr>
+            <m:e>
+              <m:r>
+                <w:rPr>
+                  <w:rFonts w:ascii="Cambria Math" w:hAnsi="Cambria Math"/>
+                </w:rPr>
+                <m:t>M</m:t>
+              </m:r>
+            </m:e>
+            <m:sub>
+              <m:r>
+                <w:rPr>
+                  <w:rFonts w:ascii="Cambria Math" w:hAnsi="Cambria Math"/>
+                </w:rPr>
+                <m:t>1</m:t>
+              </m:r>
+            </m:sub>
+          </m:sSub>
+          <m:r>
+            <w:rPr>
+              <w:rFonts w:ascii="Cambria Math" w:hAnsi="Cambria Math"/>
+            </w:rPr>
+            <m:t>=H(A, B, K)</m:t>
+          </m:r>
+        </m:oMath>
+      </m:oMathPara>
+    </w:p>
+    <w:p>
+      <w:pPr>
+        <w:pStyle w:val="BodyText"/>
+        <w:ind w:firstLine="0"/>
+      </w:pPr>
+      <w:r>
+        <w:t xml:space="preserve">The client then sends </w:t>
+      </w:r>
+      <w:r>
+        <w:rPr>
+          <w:i/>
+          <w:iCs/>
+        </w:rPr>
+        <w:t>{A, M</w:t>
+      </w:r>
+      <w:r>
+        <w:rPr>
+          <w:i/>
+          <w:iCs/>
+          <w:vertAlign w:val="subscript"/>
+        </w:rPr>
+        <w:t>1</w:t>
+      </w:r>
+      <w:r>
+        <w:rPr>
+          <w:i/>
+          <w:iCs/>
+        </w:rPr>
+        <w:t xml:space="preserve">} </w:t>
+      </w:r>
+      <w:r>
+        <w:t>to the server.</w:t>
+      </w:r>
+    </w:p>
+    <w:p>
+      <w:pPr>
+        <w:pStyle w:val="BodyText"/>
+      </w:pPr>
+      <w:r>
+        <w:rPr>
+          <w:noProof/>
+        </w:rPr>
+        <mc:AlternateContent>
+          <mc:Choice Requires="wps">
+            <w:drawing>
+              <wp:anchor distT="0" distB="0" distL="0" distR="0" simplePos="0" relativeHeight="251685888" behindDoc="0" locked="0" layoutInCell="1" allowOverlap="1" wp14:anchorId="2C3E5E2C" wp14:editId="644F9C29">
+                <wp:simplePos x="0" y="0"/>
+                <wp:positionH relativeFrom="margin">
+                  <wp:posOffset>2901950</wp:posOffset>
+                </wp:positionH>
+                <wp:positionV relativeFrom="paragraph">
+                  <wp:posOffset>844550</wp:posOffset>
+                </wp:positionV>
+                <wp:extent cx="407670" cy="251460"/>
+                <wp:effectExtent l="0" t="0" r="0" b="0"/>
+                <wp:wrapNone/>
+                <wp:docPr id="1976720855" name="Text Box 2"/>
+                <wp:cNvGraphicFramePr>
+                  <a:graphicFrameLocks xmlns:a="http://schemas.openxmlformats.org/drawingml/2006/main"/>
+                </wp:cNvGraphicFramePr>
+                <a:graphic xmlns:a="http://schemas.openxmlformats.org/drawingml/2006/main">
+                  <a:graphicData uri="http://schemas.microsoft.com/office/word/2010/wordprocessingShape">
+                    <wps:wsp>
+                      <wps:cNvSpPr txBox="1">
+                        <a:spLocks noChangeArrowheads="1"/>
+                      </wps:cNvSpPr>
+                      <wps:spPr bwMode="auto">
+                        <a:xfrm>
+                          <a:off x="0" y="0"/>
+                          <a:ext cx="407670" cy="251460"/>
+                        </a:xfrm>
+                        <a:prstGeom prst="rect">
+                          <a:avLst/>
+                        </a:prstGeom>
+                        <a:solidFill>
+                          <a:srgbClr val="FFFFFF"/>
+                        </a:solidFill>
+                        <a:ln w="9525">
+                          <a:noFill/>
+                          <a:miter lim="800000"/>
+                          <a:headEnd/>
+                          <a:tailEnd/>
+                        </a:ln>
+                      </wps:spPr>
+                      <wps:txbx>
+                        <w:txbxContent>
+                          <w:p>
+                            <w:r>
+                              <w:t>(1</w:t>
+                            </w:r>
+                            <w:r>
+                              <w:t>3</w:t>
+                            </w:r>
+                            <w:r>
+                              <w:t>)))</w:t>
+                            </w:r>
+                          </w:p>
+                        </w:txbxContent>
+                      </wps:txbx>
+                      <wps:bodyPr rot="0" vert="horz" wrap="square" lIns="91440" tIns="45720" rIns="91440" bIns="45720" anchor="t" anchorCtr="0">
+                        <a:noAutofit/>
+                      </wps:bodyPr>
+                    </wps:wsp>
+                  </a:graphicData>
+                </a:graphic>
+                <wp14:sizeRelH relativeFrom="margin">
+                  <wp14:pctWidth>0</wp14:pctWidth>
+                </wp14:sizeRelH>
+                <wp14:sizeRelV relativeFrom="margin">
+                  <wp14:pctHeight>0</wp14:pctHeight>
+                </wp14:sizeRelV>
+              </wp:anchor>
+            </w:drawing>
+          </mc:Choice>
+          <mc:Fallback>
+            <w:pict>
+              <v:shape w14:anchorId="2C3E5E2C" id="_x0000_s1037" type="#_x0000_t202" style="position:absolute;left:0;text-align:left;margin-left:228.5pt;margin-top:66.5pt;width:32.1pt;height:19.8pt;z-index:251685888;visibility:visible;mso-wrap-style:square;mso-width-percent:0;mso-height-percent:0;mso-wrap-distance-left:0;mso-wrap-distance-top:0;mso-wrap-distance-right:0;mso-wrap-distance-bottom:0;mso-position-horizontal:absolute;mso-position-horizontal-relative:margin;mso-position-vertical:absolute;mso-position-vertical-relative:text;mso-width-percent:0;mso-height-percent:0;mso-width-relative:margin;mso-height-relative:margin;v-text-anchor:top" o:gfxdata="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" stroked="f">
+                <v:textbox>
+                  <w:txbxContent>
+                    <w:p>
+                      <w:r>
+                        <w:t>(1</w:t>
+                      </w:r>
+                      <w:r>
+                        <w:t>3</w:t>
+                      </w:r>
+                      <w:r>
+                        <w:t>)))</w:t>
+                      </w:r>
+                    </w:p>
+                  </w:txbxContent>
+                </v:textbox>
+                <w10:wrap anchorx="margin"/>
+              </v:shape>
+            </w:pict>
+          </mc:Fallback>
+        </mc:AlternateContent>
+      </w:r>
+      <w:r>
+        <w:t>During the third phase (mutual verification phase), t</w:t>
+      </w:r>
+      <w:r>
+        <w:t xml:space="preserve">he </w:t>
+      </w:r>
+      <w:r>
+        <w:t xml:space="preserve">function </w:t>
+      </w:r>
+      <w:r>
+        <w:rPr>
+          <w:i/>
+          <w:iCs/>
+        </w:rPr>
+        <w:t>verifyClientProof(M</w:t>
+      </w:r>
+      <w:r>
+        <w:rPr>
+          <w:i/>
+          <w:iCs/>
+          <w:vertAlign w:val="subscript"/>
+        </w:rPr>
+        <w:t>1</w:t>
+      </w:r>
+      <w:r>
+        <w:rPr>
+          <w:i/>
+          <w:iCs/>
+        </w:rPr>
+        <w:t>)</w:t>
+      </w:r>
+      <w:r>
+        <w:t xml:space="preserve"> in the server computes </w:t>
+      </w:r>
+      <w:r>
+        <w:rPr>
+          <w:i/>
+          <w:iCs/>
+        </w:rPr>
+        <w:t xml:space="preserve">u </w:t>
+      </w:r>
+      <w:r>
+        <w:t xml:space="preserve">as shown in (6), </w:t>
+      </w:r>
+      <w:r>
+        <w:rPr>
+          <w:i/>
+          <w:iCs/>
+        </w:rPr>
+        <w:t xml:space="preserve">S </w:t>
+      </w:r>
+      <w:r>
+        <w:t xml:space="preserve">as shown in (8), </w:t>
+      </w:r>
+      <w:r>
+        <w:rPr>
+          <w:i/>
+          <w:iCs/>
+        </w:rPr>
+        <w:t>K</w:t>
+      </w:r>
+      <w:r>
+        <w:t xml:space="preserve"> as shown in (9), and derives its expected value of </w:t>
+      </w:r>
+      <w:r>
+        <w:rPr>
+          <w:i/>
+          <w:iCs/>
+        </w:rPr>
+        <w:t>M</w:t>
+      </w:r>
+      <w:r>
+        <w:rPr>
+          <w:i/>
+          <w:iCs/>
+          <w:vertAlign w:val="subscript"/>
+        </w:rPr>
+        <w:t>1</w:t>
+      </w:r>
+      <w:r>
+        <w:t>. Authentication succeeds only if the received and computed proofs are identical. After successful verification, the server then generates the server proof:</w:t>
+      </w:r>
+    </w:p>
+    <w:p>
+      <w:pPr>
+        <w:pStyle w:val="BodyText"/>
+      </w:pPr>
+      <m:oMathPara>
+        <m:oMath>
+          <m:sSub>
+            <m:sSubPr>
+              <m:ctrlPr>
+                <w:rPr>
+                  <w:rFonts w:ascii="Cambria Math" w:hAnsi="Cambria Math"/>
+                  <w:i/>
+                </w:rPr>
+              </m:ctrlPr>
+            </m:sSubPr>
+            <m:e>
+              <m:r>
+                <w:rPr>
+                  <w:rFonts w:ascii="Cambria Math" w:hAnsi="Cambria Math"/>
+                </w:rPr>
+                <m:t>M</m:t>
+              </m:r>
+            </m:e>
+            <m:sub>
+              <m:r>
+                <w:rPr>
+                  <w:rFonts w:ascii="Cambria Math" w:hAnsi="Cambria Math"/>
+                </w:rPr>
+                <m:t>2</m:t>
+              </m:r>
+            </m:sub>
+          </m:sSub>
+          <m:r>
+            <w:rPr>
+              <w:rFonts w:ascii="Cambria Math" w:hAnsi="Cambria Math"/>
+            </w:rPr>
+            <m:t xml:space="preserve">=H(A, </m:t>
+          </m:r>
+          <m:sSub>
+            <m:sSubPr>
+              <m:ctrlPr>
+                <w:rPr>
+                  <w:rFonts w:ascii="Cambria Math" w:hAnsi="Cambria Math"/>
+                  <w:i/>
+                  <w:iCs/>
+                </w:rPr>
+              </m:ctrlPr>
+            </m:sSubPr>
+            <m:e>
+              <m:r>
+                <w:rPr>
+                  <w:rFonts w:ascii="Cambria Math" w:hAnsi="Cambria Math"/>
+                </w:rPr>
+                <m:t>M</m:t>
+              </m:r>
+            </m:e>
+            <m:sub>
+              <m:r>
+                <w:rPr>
+                  <w:rFonts w:ascii="Cambria Math" w:hAnsi="Cambria Math"/>
+                </w:rPr>
+                <m:t>1</m:t>
+              </m:r>
+            </m:sub>
+          </m:sSub>
+          <m:r>
+            <w:rPr>
+              <w:rFonts w:ascii="Cambria Math" w:hAnsi="Cambria Math"/>
+            </w:rPr>
+            <m:t>, K)</m:t>
+          </m:r>
+        </m:oMath>
+      </m:oMathPara>
+    </w:p>
+    <w:p>
+      <w:pPr>
+        <w:pStyle w:val="BodyText"/>
+        <w:ind w:firstLine="0"/>
+      </w:pPr>
+      <w:r>
+        <w:t xml:space="preserve">and return it to the client. The client </w:t>
+      </w:r>
+      <w:r>
+        <w:t xml:space="preserve">then calls </w:t>
+      </w:r>
+      <w:r>
+        <w:rPr>
+          <w:i/>
+          <w:iCs/>
+        </w:rPr>
+        <w:t>verifyServerProof(</w:t>
+      </w:r>
+      <w:r>
+        <w:rPr>
+          <w:i/>
+          <w:iCs/>
+        </w:rPr>
+        <w:t>M</w:t>
+      </w:r>
+      <w:r>
+        <w:rPr>
+          <w:i/>
+          <w:iCs/>
+          <w:vertAlign w:val="subscript"/>
+        </w:rPr>
+        <w:t>2</w:t>
+      </w:r>
+      <w:r>
+        <w:t>) function that v</w:t>
+      </w:r>
+      <w:r>
+        <w:t xml:space="preserve">erifies </w:t>
+      </w:r>
+      <w:r>
+        <w:t>M</w:t>
+      </w:r>
+      <w:r>
+        <w:rPr>
+          <w:i/>
+          <w:iCs/>
+          <w:vertAlign w:val="subscript"/>
+        </w:rPr>
+        <w:t>2</w:t>
+      </w:r>
+      <w:r>
+        <w:rPr>
+          <w:i/>
+          <w:iCs/>
+        </w:rPr>
+        <w:t xml:space="preserve"> </w:t>
+      </w:r>
+      <w:r>
+        <w:t xml:space="preserve">by computing the expected value locally and comparing it with the received proof. Any mismatch results in immediate session termination and indicates a potential man-in-the-middle or phishing attack. Mutual authentication is completed only when both </w:t>
+      </w:r>
+      <w:r>
+        <w:rPr>
+          <w:i/>
+          <w:iCs/>
+        </w:rPr>
+        <w:t>M</w:t>
+      </w:r>
+      <w:r>
+        <w:rPr>
+          <w:i/>
+          <w:iCs/>
+          <w:vertAlign w:val="subscript"/>
+        </w:rPr>
+        <w:t xml:space="preserve">1 </w:t>
+      </w:r>
+      <w:r>
+        <w:rPr>
+          <w:i/>
+          <w:iCs/>
+        </w:rPr>
+        <w:t>and M</w:t>
+      </w:r>
+      <w:r>
+        <w:rPr>
+          <w:i/>
+          <w:iCs/>
+          <w:vertAlign w:val="subscript"/>
+        </w:rPr>
+        <w:t>2</w:t>
+      </w:r>
+      <w:r>
+        <w:rPr>
+          <w:i/>
+          <w:iCs/>
+          <w:vertAlign w:val="subscript"/>
+        </w:rPr>
+        <w:t xml:space="preserve"> </w:t>
+      </w:r>
+      <w:r>
+        <w:t>are successfully validated.</w:t>
+      </w:r>
+    </w:p>
+    <w:p>
+      <w:pPr>
+        <w:pStyle w:val="Heading1"/>
+      </w:pPr>
+      <w:r>
+        <w:t>Performance Evaluation</w:t>
+      </w:r>
+    </w:p>
+    <w:p>
+      <w:pPr>
+        <w:pStyle w:val="Heading2"/>
+      </w:pPr>
+      <w:r>
+        <w:t>Experimental Setup</w:t>
+      </w:r>
+    </w:p>
+    <w:p>
+      <w:pPr>
+        <w:pStyle w:val="BodyText"/>
+      </w:pPr>
+      <w:r>
+        <w:t xml:space="preserve">The evaluation consists of two independent experiments. First, </w:t>
+      </w:r>
+      <w:r>
+        <w:rPr>
+          <w:i/>
+          <w:iCs/>
+        </w:rPr>
+        <w:t>security_tests.js</w:t>
+      </w:r>
+      <w:r>
+        <w:t xml:space="preserve"> performs four qualitative security scenarios to validate the correctness of the implementation and its resistance to common attack. Second, </w:t>
+      </w:r>
+      <w:r>
+        <w:rPr>
+          <w:i/>
+          <w:iCs/>
+        </w:rPr>
+        <w:t>benchmark.js</w:t>
+      </w:r>
+      <w:r>
+        <w:t xml:space="preserve"> evaluates computational performance by comparing the latency of SRP-6a authentication against a conventional bcrypt-based authentication model over 1,000 iterations.</w:t>
+      </w:r>
+    </w:p>
+    <w:p>
+      <w:pPr>
+        <w:pStyle w:val="BodyText"/>
+      </w:pPr>
+      <w:r>
+        <w:t>All experiments were conducted using Node.js v22 on a system equipped with an Intel Core i5 processor and 8 GB of RAM. The SRP-6a implementation utilizes the 2048-bit RFC 5054 group and is implemented entirely in JavaScript using the native BigInt type, without WebAssembly acceleration or native cryptographic bindings. This configuration is for a realistic deployment scenario for JavaScript-based web applications. For comparison, bcrypt was configured with a cost factor of 10.</w:t>
+      </w:r>
+    </w:p>
+    <w:p>
+      <w:pPr>
+        <w:pStyle w:val="BodyText"/>
+      </w:pPr>
+      <w:r>
+        <w:t xml:space="preserve">Execution times were measured using the high-resolution </w:t>
+      </w:r>
+      <w:r>
+        <w:rPr>
+          <w:i/>
+          <w:iCs/>
+        </w:rPr>
+        <w:t>performance.now()</w:t>
+      </w:r>
+      <w:r>
+        <w:t xml:space="preserve"> timer, with network latency excluded to isolate computational overhead. For SRP-6a, client-side timing includes the generation of the public value </w:t>
       </w:r>
       <w:r>
         <w:rPr>
@@ -1432,30 +3825,94 @@
         <w:t>A</w:t>
       </w:r>
       <w:r>
-        <w:t xml:space="preserve"> and </w:t>
-      </w:r>
-      <w:r>
-        <w:rPr>
-          <w:i/>
-          <w:iCs/>
-        </w:rPr>
-        <w:t>B</w:t>
-      </w:r>
-      <w:r>
-        <w:t xml:space="preserve">, which in turn lead to a unique session key </w:t>
-      </w:r>
-      <w:r>
-        <w:rPr>
-          <w:i/>
-          <w:iCs/>
-        </w:rPr>
-        <w:t>K</w:t>
-      </w:r>
-      <w:r>
-        <w:t xml:space="preserve"> for every authentication exchange</w:t>
-      </w:r>
-      <w:r>
-        <w:t>.</w:t>
+        <w:t xml:space="preserve"> during Phase 1 and the computation of the shared secret </w:t>
+      </w:r>
+      <w:r>
+        <w:rPr>
+          <w:i/>
+          <w:iCs/>
+        </w:rPr>
+        <w:t>S</w:t>
+      </w:r>
+      <w:r>
+        <w:t xml:space="preserve"> and proof </w:t>
+      </w:r>
+      <w:r>
+        <w:rPr>
+          <w:i/>
+          <w:iCs/>
+        </w:rPr>
+        <w:t>M</w:t>
+      </w:r>
+      <w:r>
+        <w:rPr>
+          <w:i/>
+          <w:iCs/>
+          <w:vertAlign w:val="subscript"/>
+        </w:rPr>
+        <w:t>1</w:t>
+      </w:r>
+      <w:r>
+        <w:t xml:space="preserve"> during Phase 2. Server-side timing includes the generation of (B) during Phase 1 and the verification of </w:t>
+      </w:r>
+      <w:r>
+        <w:rPr>
+          <w:i/>
+          <w:iCs/>
+        </w:rPr>
+        <w:t>M</w:t>
+      </w:r>
+      <w:r>
+        <w:rPr>
+          <w:i/>
+          <w:iCs/>
+          <w:vertAlign w:val="subscript"/>
+        </w:rPr>
+        <w:t>1</w:t>
+      </w:r>
+      <w:r>
+        <w:t xml:space="preserve"> </w:t>
+      </w:r>
+      <w:r>
+        <w:t xml:space="preserve">together with the generation of </w:t>
+      </w:r>
+      <w:r>
+        <w:rPr>
+          <w:i/>
+          <w:iCs/>
+        </w:rPr>
+        <w:t>M</w:t>
+      </w:r>
+      <w:r>
+        <w:rPr>
+          <w:i/>
+          <w:iCs/>
+          <w:vertAlign w:val="subscript"/>
+        </w:rPr>
+        <w:t>2</w:t>
+      </w:r>
+      <w:r>
+        <w:t xml:space="preserve"> </w:t>
+      </w:r>
+      <w:r>
+        <w:t xml:space="preserve">during Phase 3. In the bcrypt model, the client-side operation is </w:t>
+      </w:r>
+      <w:r>
+        <w:t>represented by credential preparation only, while the server-side operation consists of bcrypt password verification.</w:t>
+      </w:r>
+      <w:r>
+        <w:t xml:space="preserve"> </w:t>
+      </w:r>
+      <w:r>
+        <w:t>For each benchmark, the mean, median, 95th percentile (p95), and 99th percentile (p99) execution times were recorded across 1,000 iterations to capture both average performance and latency variability.</w:t>
+      </w:r>
+    </w:p>
+    <w:p>
+      <w:pPr>
+        <w:pStyle w:val="Heading2"/>
+      </w:pPr>
+      <w:r>
+        <w:t>Security Scenario Evaluation</w:t>
       </w:r>
     </w:p>
     <w:p>
@@ -1463,1468 +3920,26 @@
         <w:pStyle w:val="BodyText"/>
       </w:pPr>
       <w:r>
-        <w:t>Since</w:t>
-      </w:r>
-      <w:r>
-        <w:t xml:space="preserve"> the authentication proofs </w:t>
-      </w:r>
-      <w:r>
-        <w:rPr>
-          <w:i/>
-          <w:iCs/>
-        </w:rPr>
-        <w:t>M₁</w:t>
-      </w:r>
-      <w:r>
-        <w:t xml:space="preserve"> and </w:t>
-      </w:r>
-      <w:r>
-        <w:rPr>
-          <w:i/>
-          <w:iCs/>
-        </w:rPr>
-        <w:t>M₂</w:t>
-      </w:r>
-      <w:r>
-        <w:t xml:space="preserve"> are derived from session-specific parameters, messages captured from a previous session cannot be reused successfully in a future session. Even if an attacker records a complete and valid authentication exchange, replaying the captured messages will fail because the server generates a different ephemeral value for each new session, resulting in a different expected proof.</w:t>
-      </w:r>
-    </w:p>
-    <w:p>
-      <w:pPr>
-        <w:pStyle w:val="BodyText"/>
-      </w:pPr>
-      <w:r>
-        <w:t>Although SRP-6a provides replay protection at the protocol level, transport-layer security mechanisms such as TLS remain important in practice. TLS protects protocol messages from passive observation and modification, providing an additional layer of defense against network-based attacks and complementing the security guarantees offered by SRP-6a.</w:t>
-      </w:r>
-    </w:p>
-    <w:p>
-      <w:pPr>
-        <w:pStyle w:val="Heading1"/>
-      </w:pPr>
-      <w:r>
-        <w:t>Prepare Your Paper Before Styling</w:t>
-      </w:r>
-    </w:p>
-    <w:p>
-      <w:pPr>
-        <w:pStyle w:val="BodyText"/>
-      </w:pPr>
-      <w:r>
-        <w:t xml:space="preserve">Before you begin to format your paper, first write and save the content as a separate text file. Keep your text and graphic files separate until after the text has been formatted and styled. Do not use hard tabs, and limit use of hard returns to only one return at the end of a paragraph. Do not add any kind of pagination anywhere </w:t>
-      </w:r>
-      <w:proofErr w:type="gramStart"/>
-      <w:r>
-        <w:t>in</w:t>
-      </w:r>
-      <w:proofErr w:type="gramEnd"/>
-      <w:r>
-        <w:t xml:space="preserve"> the paper. Do not number text heads-the template will do that for you.</w:t>
-      </w:r>
-    </w:p>
-    <w:p>
-      <w:pPr>
-        <w:pStyle w:val="BodyText"/>
-      </w:pPr>
-      <w:r>
-        <w:t>Finally, complete content and organizational editing before formatting. Please take note of the following items when proofreading spelling and grammar:</w:t>
-      </w:r>
-    </w:p>
-    <w:p>
-      <w:pPr>
-        <w:pStyle w:val="Heading2"/>
-      </w:pPr>
-      <w:r>
-        <w:t>Abbreviations</w:t>
-      </w:r>
-      <w:r>
-        <w:t xml:space="preserve"> and Acronyms</w:t>
-      </w:r>
-    </w:p>
-    <w:p>
-      <w:pPr>
-        <w:pStyle w:val="BodyText"/>
-      </w:pPr>
-      <w:r>
-        <w:t>Define abbreviations and acronyms the first time they are used in the text, even after they have been defined in the abstract. Abbreviations such as IEEE, SI, MKS, CGS, sc, dc, and rms do not have to be defined. Do not use abbreviations in the title or heads unless they are unavoidable.</w:t>
-      </w:r>
-    </w:p>
-    <w:p>
-      <w:pPr>
-        <w:pStyle w:val="Heading2"/>
-      </w:pPr>
-      <w:r>
-        <w:t>Units</w:t>
-      </w:r>
-    </w:p>
-    <w:p>
-      <w:pPr>
-        <w:pStyle w:val="bulletlist"/>
-      </w:pPr>
-      <w:r>
-        <w:t xml:space="preserve">Use </w:t>
-      </w:r>
-      <w:r>
-        <w:t>either</w:t>
-      </w:r>
-      <w:r>
-        <w:t xml:space="preserve"> SI (MKS) or CGS as primary units. (SI units are encouraged.) English units may be used as secondary units (in parentheses). An exception would be the use of English units as identifiers in trade, such as </w:t>
-      </w:r>
-      <w:r>
-        <w:t>“</w:t>
-      </w:r>
-      <w:r>
-        <w:t>3.5-inch disk drive.</w:t>
-      </w:r>
-      <w:r>
-        <w:t>”</w:t>
-      </w:r>
-    </w:p>
-    <w:p>
-      <w:pPr>
-        <w:pStyle w:val="bulletlist"/>
-      </w:pPr>
-      <w:r>
-        <w:t xml:space="preserve">Avoid combining SI and CGS units, such as current in amperes and magnetic field in </w:t>
-      </w:r>
-      <w:proofErr w:type="spellStart"/>
-      <w:r>
-        <w:t>oersteds</w:t>
-      </w:r>
-      <w:proofErr w:type="spellEnd"/>
-      <w:r>
-        <w:t>. This often leads to confusion because equations do not balance dimensionally. If you must use mixed units, clearly state the units for each quantity that you use in an equation.</w:t>
-      </w:r>
-    </w:p>
-    <w:p>
-      <w:pPr>
-        <w:pStyle w:val="bulletlist"/>
-      </w:pPr>
-      <w:r>
-        <w:t xml:space="preserve">Do not mix complete spellings and abbreviations of units: </w:t>
-      </w:r>
-      <w:r>
-        <w:t>“</w:t>
-      </w:r>
-      <w:r>
-        <w:t>Wb/m2</w:t>
-      </w:r>
-      <w:r>
-        <w:t>”</w:t>
-      </w:r>
-      <w:r>
-        <w:t xml:space="preserve"> or </w:t>
-      </w:r>
-      <w:r>
-        <w:t>“</w:t>
-      </w:r>
-      <w:proofErr w:type="spellStart"/>
-      <w:r>
-        <w:t>webers</w:t>
-      </w:r>
-      <w:proofErr w:type="spellEnd"/>
-      <w:r>
-        <w:t xml:space="preserve"> per square meter,</w:t>
-      </w:r>
-      <w:r>
-        <w:t>”</w:t>
-      </w:r>
-      <w:r>
-        <w:t xml:space="preserve"> not </w:t>
-      </w:r>
-      <w:r>
-        <w:t>“</w:t>
-      </w:r>
-      <w:proofErr w:type="spellStart"/>
-      <w:r>
-        <w:t>webers</w:t>
-      </w:r>
-      <w:proofErr w:type="spellEnd"/>
-      <w:r>
-        <w:t>/m2.</w:t>
-      </w:r>
-      <w:r>
-        <w:t>”</w:t>
-      </w:r>
-      <w:r>
-        <w:t xml:space="preserve"> Spell units when they appear in text: </w:t>
-      </w:r>
-      <w:r>
-        <w:t>“</w:t>
-      </w:r>
-      <w:r>
-        <w:t>...a few henries,</w:t>
-      </w:r>
-      <w:r>
-        <w:t>”</w:t>
-      </w:r>
-      <w:r>
-        <w:t xml:space="preserve"> not </w:t>
-      </w:r>
-      <w:r>
-        <w:t>“</w:t>
-      </w:r>
-      <w:r>
-        <w:t>...a few H.</w:t>
-      </w:r>
-      <w:r>
-        <w:t>”</w:t>
-      </w:r>
-    </w:p>
-    <w:p>
-      <w:pPr>
-        <w:pStyle w:val="sponsors"/>
-        <w:framePr w:wrap="auto" w:vAnchor="page" w:hAnchor="page" w:x="751" w:y="14311"/>
-        <w:ind w:firstLine="289"/>
-      </w:pPr>
-      <w:r>
-        <w:t>Identif</w:t>
-      </w:r>
-      <w:r>
-        <w:t xml:space="preserve">y applicable sponsor/s here. </w:t>
-      </w:r>
-      <w:r>
-        <w:rPr>
-          <w:iCs/>
-        </w:rPr>
-        <w:t xml:space="preserve">If </w:t>
-      </w:r>
-      <w:proofErr w:type="gramStart"/>
-      <w:r>
-        <w:rPr>
-          <w:iCs/>
-        </w:rPr>
-        <w:t>no</w:t>
-      </w:r>
-      <w:proofErr w:type="gramEnd"/>
-      <w:r>
-        <w:rPr>
-          <w:iCs/>
-        </w:rPr>
-        <w:t xml:space="preserve"> sponsors, </w:t>
-      </w:r>
-      <w:r>
-        <w:rPr>
-          <w:iCs/>
-        </w:rPr>
-        <w:t>delete this text box (</w:t>
-      </w:r>
-      <w:r>
-        <w:rPr>
-          <w:i/>
-          <w:iCs/>
-        </w:rPr>
-        <w:t>sponsors</w:t>
-      </w:r>
-      <w:r>
-        <w:rPr>
-          <w:rFonts w:eastAsia="MS Mincho"/>
-          <w:i/>
-          <w:iCs/>
-        </w:rPr>
-        <w:t>).</w:t>
-      </w:r>
-    </w:p>
-    <w:p>
-      <w:pPr>
-        <w:pStyle w:val="bulletlist"/>
-      </w:pPr>
-      <w:r>
-        <w:t xml:space="preserve">Use a zero before decimal points: </w:t>
-      </w:r>
-      <w:r>
-        <w:t>“</w:t>
-      </w:r>
-      <w:r>
-        <w:t>0.25,</w:t>
-      </w:r>
-      <w:r>
-        <w:t>”</w:t>
-      </w:r>
-      <w:r>
-        <w:t xml:space="preserve"> not </w:t>
-      </w:r>
-      <w:r>
-        <w:t>“</w:t>
-      </w:r>
-      <w:r>
-        <w:t>.25.</w:t>
-      </w:r>
-      <w:r>
-        <w:t>”</w:t>
-      </w:r>
-      <w:r>
-        <w:t xml:space="preserve"> Use </w:t>
-      </w:r>
-      <w:r>
-        <w:t>“</w:t>
-      </w:r>
-      <w:r>
-        <w:t>cm3,</w:t>
-      </w:r>
-      <w:r>
-        <w:t>”</w:t>
-      </w:r>
-      <w:r>
-        <w:t xml:space="preserve"> not </w:t>
-      </w:r>
-      <w:r>
-        <w:t>“</w:t>
-      </w:r>
-      <w:r>
-        <w:t>cc.</w:t>
-      </w:r>
-      <w:r>
-        <w:t>”</w:t>
-      </w:r>
-      <w:r>
-        <w:t xml:space="preserve"> (</w:t>
-      </w:r>
-      <w:r>
-        <w:rPr>
-          <w:i/>
-          <w:iCs/>
-        </w:rPr>
-        <w:t>bullet list</w:t>
-      </w:r>
-      <w:r>
-        <w:t>)</w:t>
-      </w:r>
-    </w:p>
-    <w:p>
-      <w:pPr>
-        <w:pStyle w:val="Heading2"/>
-      </w:pPr>
-      <w:r>
-        <w:t>Equations</w:t>
-      </w:r>
-    </w:p>
-    <w:p>
-      <w:pPr>
-        <w:pStyle w:val="BodyText"/>
-      </w:pPr>
-      <w:r>
-        <w:t xml:space="preserve">The equations are an exception to the prescribed specifications of this template. You will need to determine </w:t>
-      </w:r>
-      <w:proofErr w:type="gramStart"/>
-      <w:r>
-        <w:t>whether or not</w:t>
-      </w:r>
-      <w:proofErr w:type="gramEnd"/>
-      <w:r>
-        <w:t xml:space="preserve"> your equation should be typed using either the Times New Roman or the Symbol font (please no other font). To create multileveled equations, it may be necessary to treat the equation as a graphic and insert it into the text after your paper is styled.</w:t>
-      </w:r>
-    </w:p>
-    <w:p>
-      <w:pPr>
-        <w:pStyle w:val="BodyText"/>
-      </w:pPr>
-      <w:r>
-        <w:t xml:space="preserve">Number equations consecutively. Equation numbers, within parentheses, are to position flush right, as in (1), using a right tab stop. To make your equations more compact, you may use the solidus </w:t>
-      </w:r>
-      <w:proofErr w:type="gramStart"/>
-      <w:r>
-        <w:t>( /</w:t>
-      </w:r>
-      <w:proofErr w:type="gramEnd"/>
-      <w:r>
-        <w:t xml:space="preserve"> ), the exp function, or appropriate exponents. Italicize Roman symbols for quantities and variables, but not Greek symbols. Use a long dash rather than a hyphen for a minus sign. Punctuate equations with commas or periods when they are part of a sentence, as in</w:t>
-      </w:r>
-    </w:p>
-    <w:p>
-      <w:pPr>
-        <w:pStyle w:val="equation"/>
-        <w:rPr>
-          <w:rFonts w:eastAsia="MS Mincho" w:hint="eastAsia"/>
-        </w:rPr>
-      </w:pPr>
-      <w:r>
-        <w:rPr>
-          <w:rFonts w:eastAsia="MS Mincho"/>
-        </w:rPr>
-        <w:tab/>
-      </w:r>
-      <w:r>
-        <w:rPr>
-          <w:rFonts w:ascii="Times New Roman" w:hAnsi="Times New Roman" w:cs="Times New Roman"/>
-          <w:i/>
-        </w:rPr>
-        <w:t>a</w:t>
-      </w:r>
-      <w:r>
-        <w:t></w:t>
-      </w:r>
-      <w:r>
-        <w:t></w:t>
-      </w:r>
-      <w:r>
-        <w:t></w:t>
-      </w:r>
-      <w:r>
-        <w:rPr>
-          <w:rFonts w:ascii="Times New Roman" w:hAnsi="Times New Roman" w:cs="Times New Roman"/>
-          <w:i/>
-        </w:rPr>
-        <w:t>b</w:t>
-      </w:r>
-      <w:r>
-        <w:t></w:t>
-      </w:r>
-      <w:r>
-        <w:t></w:t>
-      </w:r>
-      <w:r>
-        <w:t></w:t>
-      </w:r>
-      <w:r>
-        <w:t></w:t>
-      </w:r>
-      <w:r>
-        <w:t></w:t>
-      </w:r>
-      <w:r>
-        <w:tab/>
-      </w:r>
-      <w:r>
-        <w:t></w:t>
-      </w:r>
-      <w:r>
-        <w:t></w:t>
-      </w:r>
-      <w:r>
-        <w:t></w:t>
-      </w:r>
-      <w:r>
-        <w:tab/>
-      </w:r>
-      <w:r>
-        <w:tab/>
-      </w:r>
-      <w:r>
-        <w:t></w:t>
-      </w:r>
-      <w:r>
-        <w:t></w:t>
-      </w:r>
-      <w:r>
-        <w:t></w:t>
-      </w:r>
-      <w:r>
-        <w:t></w:t>
-      </w:r>
-      <w:r>
-        <w:t></w:t>
-      </w:r>
-      <w:r>
-        <w:t></w:t>
-      </w:r>
-      <w:r>
-        <w:t></w:t>
-      </w:r>
-      <w:r>
-        <w:t></w:t>
-      </w:r>
-      <w:r>
-        <w:t></w:t>
-      </w:r>
-      <w:r>
-        <w:t></w:t>
-      </w:r>
-      <w:r>
-        <w:t></w:t>
-      </w:r>
-      <w:r>
-        <w:t></w:t>
-      </w:r>
-      <w:r>
-        <w:tab/>
-      </w:r>
-      <w:r>
-        <w:t></w:t>
-      </w:r>
-      <w:r>
-        <w:t></w:t>
-      </w:r>
-      <w:r>
-        <w:t></w:t>
-      </w:r>
-      <w:r>
-        <w:tab/>
-      </w:r>
-      <w:r>
-        <w:t></w:t>
-      </w:r>
-      <w:r>
-        <w:t></w:t>
-      </w:r>
-      <w:r>
-        <w:t></w:t>
-      </w:r>
-    </w:p>
-    <w:p>
-      <w:pPr>
-        <w:pStyle w:val="BodyText"/>
-      </w:pPr>
-      <w:r>
-        <w:t xml:space="preserve">Note that the equation is centered using a center tab stop. Be sure that the symbols in your equation have been defined before or immediately following the equation. Use </w:t>
-      </w:r>
-      <w:r>
-        <w:t>“</w:t>
-      </w:r>
-      <w:r>
-        <w:t>(1),</w:t>
-      </w:r>
-      <w:r>
-        <w:t>”</w:t>
-      </w:r>
-      <w:r>
-        <w:t xml:space="preserve"> not </w:t>
-      </w:r>
-      <w:r>
-        <w:t>“</w:t>
-      </w:r>
-      <w:r>
-        <w:t>Eq. (1)</w:t>
-      </w:r>
-      <w:r>
-        <w:t>”</w:t>
-      </w:r>
-      <w:r>
-        <w:t xml:space="preserve"> or </w:t>
-      </w:r>
-      <w:r>
-        <w:t>“</w:t>
-      </w:r>
-      <w:r>
-        <w:t>equation (1),</w:t>
-      </w:r>
-      <w:r>
-        <w:t>”</w:t>
-      </w:r>
-      <w:r>
-        <w:t xml:space="preserve"> except at the beginning of a sentence: </w:t>
-      </w:r>
-      <w:r>
-        <w:t>“</w:t>
-      </w:r>
-      <w:r>
-        <w:t>Equation (1) is ...</w:t>
-      </w:r>
-      <w:r>
-        <w:t>”</w:t>
-      </w:r>
-    </w:p>
-    <w:p>
-      <w:pPr>
-        <w:pStyle w:val="Heading2"/>
-      </w:pPr>
-      <w:r>
-        <w:t>Some Common Mistakes</w:t>
-      </w:r>
-    </w:p>
-    <w:p>
-      <w:pPr>
-        <w:pStyle w:val="bulletlist"/>
-      </w:pPr>
-      <w:r>
-        <w:t xml:space="preserve">The word </w:t>
-      </w:r>
-      <w:r>
-        <w:t>“</w:t>
-      </w:r>
-      <w:r>
-        <w:t>data</w:t>
-      </w:r>
-      <w:r>
-        <w:t>”</w:t>
-      </w:r>
-      <w:r>
-        <w:t xml:space="preserve"> is plural, not singular.</w:t>
-      </w:r>
-    </w:p>
-    <w:p>
-      <w:pPr>
-        <w:pStyle w:val="bulletlist"/>
-      </w:pPr>
-      <w:r>
-        <w:t xml:space="preserve">The subscript for the permeability of vacuum </w:t>
-      </w:r>
-      <w:r>
-        <w:rPr>
-          <w:rFonts w:ascii="Symbol" w:hAnsi="Symbol" w:cs="Symbol"/>
-          <w:i/>
-          <w:iCs/>
-          <w:snapToGrid w:val="0"/>
-        </w:rPr>
-        <w:t></w:t>
-      </w:r>
-      <w:r>
-        <w:rPr>
-          <w:vertAlign w:val="subscript"/>
-        </w:rPr>
-        <w:t>0</w:t>
-      </w:r>
-      <w:r>
-        <w:t xml:space="preserve">, and other common scientific constants, is zero with subscript formatting, not a lowercase letter </w:t>
-      </w:r>
-      <w:r>
-        <w:t>“</w:t>
-      </w:r>
-      <w:r>
-        <w:t>o.</w:t>
-      </w:r>
-      <w:r>
-        <w:t>”</w:t>
-      </w:r>
-    </w:p>
-    <w:p>
-      <w:pPr>
-        <w:pStyle w:val="bulletlist"/>
-      </w:pPr>
-      <w:r>
-        <w:t>In American English, commas, semi-/colons, periods, question and exclamation marks are located within quotation marks only when a complete thought or name is cited, such as a title or full quotation. When quotation marks are used, instead of a bold or italic typeface, to highlight a word or phrase, punctuation should appear outside of the quotation marks. A parenthetical phrase or statement at the end of a sentence is punctuated outside of the closing parenthesis (like this). (A parenthetical sentence is punctuated within the parentheses.)</w:t>
-      </w:r>
-    </w:p>
-    <w:p>
-      <w:pPr>
-        <w:pStyle w:val="bulletlist"/>
-      </w:pPr>
-      <w:r>
-        <w:t xml:space="preserve">A graph within a graph is an </w:t>
-      </w:r>
-      <w:r>
-        <w:t>“</w:t>
-      </w:r>
-      <w:r>
-        <w:t>inset,</w:t>
-      </w:r>
-      <w:r>
-        <w:t>”</w:t>
-      </w:r>
-      <w:r>
-        <w:t xml:space="preserve"> not an </w:t>
-      </w:r>
-      <w:r>
-        <w:t>“</w:t>
-      </w:r>
-      <w:r>
-        <w:t>insert.</w:t>
-      </w:r>
-      <w:r>
-        <w:t>”</w:t>
-      </w:r>
-      <w:r>
-        <w:t xml:space="preserve"> The word alternatively is preferred to the word </w:t>
-      </w:r>
-      <w:r>
-        <w:t>“</w:t>
-      </w:r>
-      <w:r>
-        <w:t>alternately</w:t>
-      </w:r>
-      <w:r>
-        <w:t>”</w:t>
-      </w:r>
-      <w:r>
-        <w:t xml:space="preserve"> (unless you really mean something that alternates).</w:t>
-      </w:r>
-    </w:p>
-    <w:p>
-      <w:pPr>
-        <w:pStyle w:val="bulletlist"/>
-      </w:pPr>
-      <w:r>
-        <w:t xml:space="preserve">Do not use the word </w:t>
-      </w:r>
-      <w:r>
-        <w:t>“</w:t>
-      </w:r>
-      <w:r>
-        <w:t>essentially</w:t>
-      </w:r>
-      <w:r>
-        <w:t>”</w:t>
-      </w:r>
-      <w:r>
-        <w:t xml:space="preserve"> to mean </w:t>
-      </w:r>
-      <w:r>
-        <w:t>“</w:t>
-      </w:r>
-      <w:r>
-        <w:t>approximately</w:t>
-      </w:r>
-      <w:r>
-        <w:t>”</w:t>
-      </w:r>
-      <w:r>
-        <w:t xml:space="preserve"> or </w:t>
-      </w:r>
-      <w:r>
-        <w:t>“</w:t>
-      </w:r>
-      <w:r>
-        <w:t>effectively.</w:t>
-      </w:r>
-      <w:r>
-        <w:t>”</w:t>
-      </w:r>
-    </w:p>
-    <w:p>
-      <w:pPr>
-        <w:pStyle w:val="bulletlist"/>
-      </w:pPr>
-      <w:r>
-        <w:t xml:space="preserve">In your paper title, if the words </w:t>
-      </w:r>
-      <w:r>
-        <w:t>“</w:t>
-      </w:r>
-      <w:r>
-        <w:t>that uses</w:t>
-      </w:r>
-      <w:r>
-        <w:t>”</w:t>
-      </w:r>
-      <w:r>
-        <w:t xml:space="preserve"> can accurately replace the word using, capitalize the </w:t>
-      </w:r>
-      <w:r>
-        <w:t>“</w:t>
-      </w:r>
-      <w:r>
-        <w:t>u</w:t>
-      </w:r>
-      <w:r>
-        <w:t>”</w:t>
-      </w:r>
-      <w:r>
-        <w:t>; if not, keep using lower-cased.</w:t>
-      </w:r>
-    </w:p>
-    <w:p>
-      <w:pPr>
-        <w:pStyle w:val="bulletlist"/>
-      </w:pPr>
-      <w:r>
-        <w:lastRenderedPageBreak/>
-        <w:t xml:space="preserve">Be aware of the different meanings of the </w:t>
-      </w:r>
-      <w:proofErr w:type="gramStart"/>
-      <w:r>
-        <w:t>homophones</w:t>
-      </w:r>
-      <w:proofErr w:type="gramEnd"/>
-      <w:r>
-        <w:t xml:space="preserve"> </w:t>
-      </w:r>
-      <w:r>
-        <w:t>“</w:t>
-      </w:r>
-      <w:r>
-        <w:t>affect</w:t>
-      </w:r>
-      <w:r>
-        <w:t>”</w:t>
-      </w:r>
-      <w:r>
-        <w:t xml:space="preserve"> and </w:t>
-      </w:r>
-      <w:r>
-        <w:t>“</w:t>
-      </w:r>
-      <w:r>
-        <w:t>effect,</w:t>
-      </w:r>
-      <w:r>
-        <w:t>”</w:t>
-      </w:r>
-      <w:r>
-        <w:t xml:space="preserve"> </w:t>
-      </w:r>
-      <w:r>
-        <w:t>“</w:t>
-      </w:r>
-      <w:r>
-        <w:t>complement</w:t>
-      </w:r>
-      <w:r>
-        <w:t>”</w:t>
-      </w:r>
-      <w:r>
-        <w:t xml:space="preserve"> and </w:t>
-      </w:r>
-      <w:r>
-        <w:t>“</w:t>
-      </w:r>
-      <w:r>
-        <w:t>compliment,</w:t>
-      </w:r>
-      <w:r>
-        <w:t>”</w:t>
-      </w:r>
-      <w:r>
-        <w:t xml:space="preserve"> </w:t>
-      </w:r>
-      <w:r>
-        <w:t>“</w:t>
-      </w:r>
-      <w:r>
-        <w:t>discreet</w:t>
-      </w:r>
-      <w:r>
-        <w:t>”</w:t>
-      </w:r>
-      <w:r>
-        <w:t xml:space="preserve"> and </w:t>
-      </w:r>
-      <w:r>
-        <w:t>“</w:t>
-      </w:r>
-      <w:r>
-        <w:t>discrete,</w:t>
-      </w:r>
-      <w:r>
-        <w:t>”</w:t>
-      </w:r>
-      <w:r>
-        <w:t xml:space="preserve"> </w:t>
-      </w:r>
-      <w:r>
-        <w:t>“</w:t>
-      </w:r>
-      <w:r>
-        <w:t>principal</w:t>
-      </w:r>
-      <w:r>
-        <w:t>”</w:t>
-      </w:r>
-      <w:r>
-        <w:t xml:space="preserve"> and </w:t>
-      </w:r>
-      <w:r>
-        <w:t>“</w:t>
-      </w:r>
-      <w:r>
-        <w:t>principle.</w:t>
-      </w:r>
-      <w:r>
-        <w:t>”</w:t>
-      </w:r>
-    </w:p>
-    <w:p>
-      <w:pPr>
-        <w:pStyle w:val="bulletlist"/>
-      </w:pPr>
-      <w:r>
-        <w:t xml:space="preserve">Do not confuse </w:t>
-      </w:r>
-      <w:r>
-        <w:t>“</w:t>
-      </w:r>
-      <w:r>
-        <w:t>imply</w:t>
-      </w:r>
-      <w:r>
-        <w:t>”</w:t>
-      </w:r>
-      <w:r>
-        <w:t xml:space="preserve"> and </w:t>
-      </w:r>
-      <w:r>
-        <w:t>“</w:t>
-      </w:r>
-      <w:r>
-        <w:t>infer.</w:t>
-      </w:r>
-      <w:r>
-        <w:t>”</w:t>
-      </w:r>
-    </w:p>
-    <w:p>
-      <w:pPr>
-        <w:pStyle w:val="bulletlist"/>
-      </w:pPr>
-      <w:r>
-        <w:t xml:space="preserve">The prefix </w:t>
-      </w:r>
-      <w:r>
-        <w:t>“</w:t>
-      </w:r>
-      <w:r>
-        <w:t>non</w:t>
-      </w:r>
-      <w:r>
-        <w:t>”</w:t>
-      </w:r>
-      <w:r>
-        <w:t xml:space="preserve"> is not a word; it should be joined to the word it modifies, usually without a hyphen.</w:t>
-      </w:r>
-    </w:p>
-    <w:p>
-      <w:pPr>
-        <w:pStyle w:val="bulletlist"/>
-      </w:pPr>
-      <w:r>
-        <w:t xml:space="preserve">There is no period after the </w:t>
-      </w:r>
-      <w:r>
-        <w:t>“</w:t>
-      </w:r>
-      <w:r>
-        <w:t>et</w:t>
-      </w:r>
-      <w:r>
-        <w:t>”</w:t>
-      </w:r>
-      <w:r>
-        <w:t xml:space="preserve"> in the Latin abbreviation </w:t>
-      </w:r>
-      <w:r>
-        <w:t>“</w:t>
-      </w:r>
-      <w:r>
-        <w:t>et al.</w:t>
-      </w:r>
-      <w:r>
-        <w:t>”</w:t>
-      </w:r>
-    </w:p>
-    <w:p>
-      <w:pPr>
-        <w:pStyle w:val="bulletlist"/>
-      </w:pPr>
-      <w:r>
-        <w:t xml:space="preserve">The abbreviation </w:t>
-      </w:r>
-      <w:r>
-        <w:t>“</w:t>
-      </w:r>
-      <w:r>
-        <w:t>i.e.</w:t>
-      </w:r>
-      <w:r>
-        <w:t>”</w:t>
-      </w:r>
-      <w:r>
-        <w:t xml:space="preserve"> means </w:t>
-      </w:r>
-      <w:r>
-        <w:t>“</w:t>
-      </w:r>
-      <w:r>
-        <w:t>that is,</w:t>
-      </w:r>
-      <w:r>
-        <w:t>”</w:t>
-      </w:r>
-      <w:r>
-        <w:t xml:space="preserve"> and the abbreviation </w:t>
-      </w:r>
-      <w:r>
-        <w:t>“</w:t>
-      </w:r>
-      <w:r>
-        <w:t>e.g.</w:t>
-      </w:r>
-      <w:r>
-        <w:t>”</w:t>
-      </w:r>
-      <w:r>
-        <w:t xml:space="preserve"> means </w:t>
-      </w:r>
-      <w:r>
-        <w:t>“</w:t>
-      </w:r>
-      <w:r>
-        <w:t>for example.</w:t>
-      </w:r>
-      <w:r>
-        <w:t>”</w:t>
-      </w:r>
-    </w:p>
-    <w:p>
-      <w:pPr>
-        <w:pStyle w:val="BodyText"/>
-      </w:pPr>
-      <w:r>
-        <w:t>An excellent style manual for science writers is [7].</w:t>
-      </w:r>
-    </w:p>
-    <w:p>
-      <w:pPr>
-        <w:pStyle w:val="Heading1"/>
-      </w:pPr>
-      <w:r>
-        <w:t>Using the Template</w:t>
-      </w:r>
-    </w:p>
-    <w:p>
-      <w:pPr>
-        <w:pStyle w:val="BodyText"/>
-      </w:pPr>
-      <w:r>
-        <w:t xml:space="preserve">After the text edit has been completed, the paper is ready for the template. Duplicate the template file by using the Save As </w:t>
-      </w:r>
-      <w:proofErr w:type="gramStart"/>
-      <w:r>
-        <w:t>command, and</w:t>
-      </w:r>
-      <w:proofErr w:type="gramEnd"/>
-      <w:r>
-        <w:t xml:space="preserve"> use the naming convention prescribed by your conference for the name of your paper. In this newly created file, highlight </w:t>
-      </w:r>
-      <w:proofErr w:type="gramStart"/>
-      <w:r>
-        <w:t>all of</w:t>
-      </w:r>
-      <w:proofErr w:type="gramEnd"/>
-      <w:r>
-        <w:t xml:space="preserve"> the contents and import your prepared text file. You are now ready to style your paper; use the scroll down window on the left of the MS Word Formatting toolbar.</w:t>
-      </w:r>
-    </w:p>
-    <w:p>
-      <w:pPr>
-        <w:pStyle w:val="Heading2"/>
-      </w:pPr>
-      <w:r>
-        <w:t>Authors and Affiliations</w:t>
-      </w:r>
-    </w:p>
-    <w:p>
-      <w:pPr>
-        <w:pStyle w:val="BodyText"/>
-      </w:pPr>
-      <w:r>
-        <w:t xml:space="preserve">The </w:t>
-      </w:r>
-      <w:r>
-        <w:t>template</w:t>
-      </w:r>
-      <w:r>
-        <w:t xml:space="preserve"> is designed so that author affiliations are not repeated each time for multiple authors of the same affiliation. Please keep your affiliations as succinct as possible (for example, do not differentiate among departments of the same organization). This template was designed for two affiliations.</w:t>
-      </w:r>
-    </w:p>
-    <w:p>
-      <w:pPr>
-        <w:pStyle w:val="Heading3"/>
-      </w:pPr>
-      <w:r>
-        <w:t>For author/s of only one affiliation (Heading 3):</w:t>
-      </w:r>
-      <w:r>
-        <w:rPr>
-          <w:i w:val="0"/>
-        </w:rPr>
-        <w:t xml:space="preserve"> To change the default, adjust the template as follows.</w:t>
-      </w:r>
-    </w:p>
-    <w:p>
-      <w:pPr>
-        <w:pStyle w:val="Heading4"/>
-      </w:pPr>
-      <w:r>
-        <w:t>Selection</w:t>
-      </w:r>
-      <w:r>
-        <w:t xml:space="preserve"> (Heading 4):</w:t>
-      </w:r>
-      <w:r>
-        <w:rPr>
-          <w:i w:val="0"/>
-        </w:rPr>
-        <w:t xml:space="preserve"> Highlight all author and affiliation lines.</w:t>
-      </w:r>
-    </w:p>
-    <w:p>
-      <w:pPr>
-        <w:pStyle w:val="Heading4"/>
-      </w:pPr>
-      <w:r>
-        <w:t xml:space="preserve">Change number of columns: </w:t>
-      </w:r>
-      <w:r>
-        <w:rPr>
-          <w:i w:val="0"/>
-        </w:rPr>
-        <w:t xml:space="preserve">Select the Columns icon from the MS Word Standard toolbar and then select </w:t>
-      </w:r>
-      <w:r>
-        <w:rPr>
-          <w:i w:val="0"/>
-        </w:rPr>
-        <w:t>“</w:t>
-      </w:r>
-      <w:r>
-        <w:rPr>
-          <w:i w:val="0"/>
-        </w:rPr>
-        <w:t>1 Column</w:t>
-      </w:r>
-      <w:r>
-        <w:rPr>
-          <w:i w:val="0"/>
-        </w:rPr>
-        <w:t>”</w:t>
-      </w:r>
-      <w:r>
-        <w:rPr>
-          <w:i w:val="0"/>
-        </w:rPr>
-        <w:t xml:space="preserve"> from the selection palette.</w:t>
-      </w:r>
-    </w:p>
-    <w:p>
-      <w:pPr>
-        <w:pStyle w:val="Heading4"/>
-      </w:pPr>
-      <w:r>
-        <w:t xml:space="preserve">Deletion: </w:t>
-      </w:r>
-      <w:r>
-        <w:rPr>
-          <w:i w:val="0"/>
-        </w:rPr>
-        <w:t>Delete the author and affiliation lines for the second affiliation.</w:t>
-      </w:r>
-    </w:p>
-    <w:p>
-      <w:pPr>
-        <w:pStyle w:val="Heading3"/>
-      </w:pPr>
-      <w:r>
-        <w:t xml:space="preserve">For author/s of more than two affiliations: </w:t>
-      </w:r>
-      <w:r>
-        <w:rPr>
-          <w:i w:val="0"/>
-        </w:rPr>
-        <w:t>To change the default, adjust the template as follows.</w:t>
-      </w:r>
-    </w:p>
-    <w:p>
-      <w:pPr>
-        <w:pStyle w:val="Heading4"/>
-      </w:pPr>
-      <w:r>
-        <w:t xml:space="preserve">Selection: </w:t>
-      </w:r>
-      <w:r>
-        <w:rPr>
-          <w:i w:val="0"/>
-        </w:rPr>
-        <w:t>Highlight all author and affiliation lines.</w:t>
-      </w:r>
-    </w:p>
-    <w:p>
-      <w:pPr>
-        <w:pStyle w:val="Heading4"/>
-      </w:pPr>
-      <w:r>
-        <w:t xml:space="preserve">Change number of columns: </w:t>
-      </w:r>
-      <w:r>
-        <w:rPr>
-          <w:i w:val="0"/>
-        </w:rPr>
-        <w:t xml:space="preserve">Select the </w:t>
-      </w:r>
-      <w:r>
-        <w:rPr>
-          <w:i w:val="0"/>
-        </w:rPr>
-        <w:t>“</w:t>
-      </w:r>
-      <w:r>
-        <w:rPr>
-          <w:i w:val="0"/>
-        </w:rPr>
-        <w:t>Columns</w:t>
-      </w:r>
-      <w:r>
-        <w:rPr>
-          <w:i w:val="0"/>
-        </w:rPr>
-        <w:t>”</w:t>
-      </w:r>
-      <w:r>
-        <w:rPr>
-          <w:i w:val="0"/>
-        </w:rPr>
-        <w:t xml:space="preserve"> icon from the MS Word Standard toolbar and then select </w:t>
-      </w:r>
-      <w:r>
-        <w:rPr>
-          <w:i w:val="0"/>
-        </w:rPr>
-        <w:t>“</w:t>
-      </w:r>
-      <w:r>
-        <w:rPr>
-          <w:i w:val="0"/>
-        </w:rPr>
-        <w:t>1 Column</w:t>
-      </w:r>
-      <w:r>
-        <w:rPr>
-          <w:i w:val="0"/>
-        </w:rPr>
-        <w:t>”</w:t>
-      </w:r>
-      <w:r>
-        <w:rPr>
-          <w:i w:val="0"/>
-        </w:rPr>
-        <w:t xml:space="preserve"> from the selection palette.</w:t>
-      </w:r>
-    </w:p>
-    <w:p>
-      <w:pPr>
-        <w:pStyle w:val="Heading4"/>
-        <w:rPr>
-          <w:i w:val="0"/>
-        </w:rPr>
-      </w:pPr>
-      <w:r>
-        <w:rPr>
-          <w:i w:val="0"/>
-        </w:rPr>
-        <w:t>Highlight author and affiliation lines of affiliation 1 and copy this selection.</w:t>
-      </w:r>
-    </w:p>
-    <w:p>
-      <w:pPr>
-        <w:pStyle w:val="Heading4"/>
-      </w:pPr>
-      <w:r>
-        <w:t xml:space="preserve">Formatting: </w:t>
-      </w:r>
-      <w:r>
-        <w:rPr>
-          <w:i w:val="0"/>
-        </w:rPr>
-        <w:t>Insert one hard return immediately after the last character of the last affiliation line. Then paste down the copy of affiliation 1. Repeat as necessary for each additional affiliation.</w:t>
-      </w:r>
-    </w:p>
-    <w:p>
-      <w:pPr>
-        <w:pStyle w:val="Heading4"/>
-      </w:pPr>
-      <w:r>
-        <w:t xml:space="preserve">Reassign number of columns: </w:t>
-      </w:r>
-      <w:r>
-        <w:rPr>
-          <w:i w:val="0"/>
-        </w:rPr>
-        <w:t xml:space="preserve">Place your cursor to the right of the last character of the last affiliation line of an even numbered affiliation (e.g., if there are five affiliations, place </w:t>
-      </w:r>
-      <w:r>
-        <w:rPr>
-          <w:i w:val="0"/>
-        </w:rPr>
-        <w:t xml:space="preserve">your cursor at end of fourth affiliation). Drag the cursor up to highlight all of the above author and affiliation lines. Go to Column icon and select </w:t>
-      </w:r>
-      <w:r>
-        <w:rPr>
-          <w:i w:val="0"/>
-        </w:rPr>
-        <w:t>“</w:t>
-      </w:r>
-      <w:r>
-        <w:rPr>
-          <w:i w:val="0"/>
-        </w:rPr>
-        <w:t>2 Columns</w:t>
-      </w:r>
-      <w:r>
-        <w:rPr>
-          <w:i w:val="0"/>
-        </w:rPr>
-        <w:t>”</w:t>
-      </w:r>
-      <w:r>
-        <w:rPr>
-          <w:i w:val="0"/>
-        </w:rPr>
-        <w:t>. If you have an odd number of affiliations, the final affiliation will be centered on the page; all previous will be in two columns.</w:t>
-      </w:r>
-    </w:p>
-    <w:p>
-      <w:pPr>
-        <w:pStyle w:val="Heading2"/>
-      </w:pPr>
-      <w:r>
-        <w:t>Identify the Headings</w:t>
-      </w:r>
-    </w:p>
-    <w:p>
-      <w:pPr>
-        <w:pStyle w:val="BodyText"/>
-      </w:pPr>
-      <w:r>
-        <w:t>Headings, or heads, are organizational devices that guide the reader through your paper. There are two types: component heads and text heads.</w:t>
-      </w:r>
-    </w:p>
-    <w:p>
-      <w:pPr>
-        <w:pStyle w:val="BodyText"/>
-      </w:pPr>
-      <w:r>
-        <w:t xml:space="preserve">Component heads identify the different components of your paper and are not topically subordinate to each other. Examples include ACKNOWLEDGMENTS and REFERENCES, and for these, the correct style to use is </w:t>
-      </w:r>
-      <w:r>
-        <w:t>“</w:t>
-      </w:r>
-      <w:r>
-        <w:t>Heading 5.</w:t>
-      </w:r>
-      <w:r>
-        <w:t>”</w:t>
-      </w:r>
-      <w:r>
-        <w:t xml:space="preserve"> Use </w:t>
-      </w:r>
-      <w:r>
-        <w:t>“</w:t>
-      </w:r>
-      <w:r>
-        <w:t>figure caption</w:t>
-      </w:r>
-      <w:r>
-        <w:t>”</w:t>
-      </w:r>
-      <w:r>
-        <w:t xml:space="preserve"> for your Figure captions, and </w:t>
-      </w:r>
-      <w:r>
-        <w:t>“</w:t>
-      </w:r>
-      <w:r>
-        <w:t xml:space="preserve">table </w:t>
-      </w:r>
-      <w:proofErr w:type="gramStart"/>
-      <w:r>
-        <w:t>head</w:t>
-      </w:r>
-      <w:r>
-        <w:t>”</w:t>
-      </w:r>
-      <w:r>
-        <w:t xml:space="preserve"> </w:t>
-      </w:r>
-      <w:r>
-        <w:t xml:space="preserve"> for</w:t>
-      </w:r>
-      <w:proofErr w:type="gramEnd"/>
-      <w:r>
-        <w:t xml:space="preserve"> your table title. Run-in heads, such as </w:t>
-      </w:r>
-      <w:r>
-        <w:t>“</w:t>
-      </w:r>
-      <w:r>
-        <w:t>Abstract,</w:t>
-      </w:r>
-      <w:r>
-        <w:t>”</w:t>
-      </w:r>
-      <w:r>
-        <w:t xml:space="preserve"> will require you to apply a style (in this case, italic) in addition to the style provided by the </w:t>
-      </w:r>
-      <w:proofErr w:type="gramStart"/>
-      <w:r>
-        <w:t>drop down</w:t>
-      </w:r>
-      <w:proofErr w:type="gramEnd"/>
-      <w:r>
-        <w:t xml:space="preserve"> menu to differentiate the head from the text.</w:t>
-      </w:r>
-    </w:p>
-    <w:p>
-      <w:pPr>
-        <w:pStyle w:val="BodyText"/>
-      </w:pPr>
-      <w:r>
-        <w:t xml:space="preserve">Text heads organize the topics on a relational, hierarchical basis. For example, the paper title is the primary text head because all subsequent material relates and elaborates on this one topic. If there are two or more sub-topics, the next level head (uppercase Roman numerals) should be used and, conversely, if there are not at least two sub-topics, then no subheads should be introduced. Styles named </w:t>
-      </w:r>
-      <w:r>
-        <w:t>“</w:t>
-      </w:r>
-      <w:r>
-        <w:t>Heading 1,</w:t>
-      </w:r>
-      <w:r>
-        <w:t>”</w:t>
-      </w:r>
-      <w:r>
-        <w:t xml:space="preserve"> </w:t>
-      </w:r>
-      <w:r>
-        <w:t>“</w:t>
-      </w:r>
-      <w:r>
-        <w:t>Heading 2,</w:t>
-      </w:r>
-      <w:r>
-        <w:t>”</w:t>
-      </w:r>
-      <w:r>
-        <w:t xml:space="preserve"> </w:t>
-      </w:r>
-      <w:r>
-        <w:t>“</w:t>
-      </w:r>
-      <w:r>
-        <w:t>Heading 3,</w:t>
-      </w:r>
-      <w:r>
-        <w:t>”</w:t>
-      </w:r>
-      <w:r>
-        <w:t xml:space="preserve"> and </w:t>
-      </w:r>
-      <w:r>
-        <w:t>“</w:t>
-      </w:r>
-      <w:r>
-        <w:t>Heading 4</w:t>
-      </w:r>
-      <w:r>
-        <w:t>”</w:t>
-      </w:r>
-      <w:r>
-        <w:t xml:space="preserve"> are prescribed.</w:t>
-      </w:r>
-    </w:p>
-    <w:p>
-      <w:pPr>
-        <w:pStyle w:val="Heading2"/>
-      </w:pPr>
-      <w:r>
-        <w:t>Figures and Tables</w:t>
-      </w:r>
-    </w:p>
-    <w:p>
-      <w:pPr>
-        <w:pStyle w:val="Heading3"/>
-      </w:pPr>
-      <w:r>
-        <w:t xml:space="preserve">Positioning Figures and Tables: </w:t>
-      </w:r>
-      <w:r>
-        <w:t xml:space="preserve">Place figures and tables at the top and bottom of columns. Avoid placing them in the middle of columns. Large figures and tables may span across both columns. Figure captions should be below the figures; table heads should appear above the tables. Insert figures and tables after they are cited in the text. Use the abbreviation </w:t>
-      </w:r>
-      <w:r>
-        <w:t>“</w:t>
-      </w:r>
-      <w:r>
-        <w:t>Fig. 1,</w:t>
-      </w:r>
-      <w:r>
-        <w:t>”</w:t>
-      </w:r>
-      <w:r>
-        <w:t xml:space="preserve"> even at the beginning of a sentence.</w:t>
+        <w:t xml:space="preserve">Four attack scenarios were implemented in </w:t>
+      </w:r>
+      <w:r>
+        <w:rPr>
+          <w:i/>
+          <w:iCs/>
+        </w:rPr>
+        <w:t>security_tests.js</w:t>
+      </w:r>
+      <w:r>
+        <w:t xml:space="preserve"> to </w:t>
+      </w:r>
+      <w:r>
+        <w:t>validate</w:t>
+      </w:r>
+      <w:r>
+        <w:t xml:space="preserve"> the protocol's security properties. </w:t>
+      </w:r>
+      <w:r>
+        <w:t>The results are summarized in Table 1.</w:t>
       </w:r>
     </w:p>
     <w:p>
@@ -2937,255 +3952,2156 @@
         </w:rPr>
       </w:pPr>
       <w:r>
-        <w:t>Table Styles</w:t>
+        <mc:AlternateContent>
+          <mc:Choice Requires="wps">
+            <w:drawing>
+              <wp:anchor distT="0" distB="0" distL="0" distR="0" simplePos="0" relativeHeight="251683840" behindDoc="0" locked="0" layoutInCell="1" allowOverlap="1" wp14:anchorId="0139CCDF" wp14:editId="16E6BFE9">
+                <wp:simplePos x="0" y="0"/>
+                <wp:positionH relativeFrom="margin">
+                  <wp:posOffset>2879090</wp:posOffset>
+                </wp:positionH>
+                <wp:positionV relativeFrom="paragraph">
+                  <wp:posOffset>188926</wp:posOffset>
+                </wp:positionV>
+                <wp:extent cx="407670" cy="251460"/>
+                <wp:effectExtent l="0" t="0" r="0" b="0"/>
+                <wp:wrapNone/>
+                <wp:docPr id="1215581103" name="Text Box 2"/>
+                <wp:cNvGraphicFramePr>
+                  <a:graphicFrameLocks xmlns:a="http://schemas.openxmlformats.org/drawingml/2006/main"/>
+                </wp:cNvGraphicFramePr>
+                <a:graphic xmlns:a="http://schemas.openxmlformats.org/drawingml/2006/main">
+                  <a:graphicData uri="http://schemas.microsoft.com/office/word/2010/wordprocessingShape">
+                    <wps:wsp>
+                      <wps:cNvSpPr txBox="1">
+                        <a:spLocks noChangeArrowheads="1"/>
+                      </wps:cNvSpPr>
+                      <wps:spPr bwMode="auto">
+                        <a:xfrm>
+                          <a:off x="0" y="0"/>
+                          <a:ext cx="407670" cy="251460"/>
+                        </a:xfrm>
+                        <a:prstGeom prst="rect">
+                          <a:avLst/>
+                        </a:prstGeom>
+                        <a:solidFill>
+                          <a:srgbClr val="FFFFFF"/>
+                        </a:solidFill>
+                        <a:ln w="9525">
+                          <a:noFill/>
+                          <a:miter lim="800000"/>
+                          <a:headEnd/>
+                          <a:tailEnd/>
+                        </a:ln>
+                      </wps:spPr>
+                      <wps:txbx>
+                        <w:txbxContent>
+                          <w:p>
+                            <w:r>
+                              <w:t>(12)))</w:t>
+                            </w:r>
+                          </w:p>
+                        </w:txbxContent>
+                      </wps:txbx>
+                      <wps:bodyPr rot="0" vert="horz" wrap="square" lIns="91440" tIns="45720" rIns="91440" bIns="45720" anchor="t" anchorCtr="0">
+                        <a:noAutofit/>
+                      </wps:bodyPr>
+                    </wps:wsp>
+                  </a:graphicData>
+                </a:graphic>
+                <wp14:sizeRelH relativeFrom="margin">
+                  <wp14:pctWidth>0</wp14:pctWidth>
+                </wp14:sizeRelH>
+                <wp14:sizeRelV relativeFrom="margin">
+                  <wp14:pctHeight>0</wp14:pctHeight>
+                </wp14:sizeRelV>
+              </wp:anchor>
+            </w:drawing>
+          </mc:Choice>
+          <mc:Fallback>
+            <w:pict>
+              <v:shape w14:anchorId="0139CCDF" id="_x0000_s1038" type="#_x0000_t202" style="position:absolute;left:0;text-align:left;margin-left:226.7pt;margin-top:14.9pt;width:32.1pt;height:19.8pt;z-index:251683840;visibility:visible;mso-wrap-style:square;mso-width-percent:0;mso-height-percent:0;mso-wrap-distance-left:0;mso-wrap-distance-top:0;mso-wrap-distance-right:0;mso-wrap-distance-bottom:0;mso-position-horizontal:absolute;mso-position-horizontal-relative:margin;mso-position-vertical:absolute;mso-position-vertical-relative:text;mso-width-percent:0;mso-height-percent:0;mso-width-relative:margin;mso-height-relative:margin;v-text-anchor:top" o:gfxdata="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" stroked="f">
+                <v:textbox>
+                  <w:txbxContent>
+                    <w:p>
+                      <w:r>
+                        <w:t>(12)))</w:t>
+                      </w:r>
+                    </w:p>
+                  </w:txbxContent>
+                </v:textbox>
+                <w10:wrap anchorx="margin"/>
+              </v:shape>
+            </w:pict>
+          </mc:Fallback>
+        </mc:AlternateContent>
+      </w:r>
+      <w:r>
+        <w:t>Security Scenario Evaluation Results</w:t>
       </w:r>
     </w:p>
     <w:tbl>
       <w:tblPr>
+        <w:tblStyle w:val="TableGrid"/>
         <w:tblW w:w="0" w:type="auto"/>
-        <w:jc w:val="center"/>
-        <w:tblBorders>
-          <w:top w:val="single" w:sz="2" w:space="0" w:color="auto"/>
-          <w:left w:val="single" w:sz="2" w:space="0" w:color="auto"/>
-          <w:bottom w:val="single" w:sz="2" w:space="0" w:color="auto"/>
-          <w:right w:val="single" w:sz="2" w:space="0" w:color="auto"/>
-          <w:insideH w:val="single" w:sz="2" w:space="0" w:color="auto"/>
-          <w:insideV w:val="single" w:sz="2" w:space="0" w:color="auto"/>
-        </w:tblBorders>
-        <w:tblLayout w:type="fixed"/>
-        <w:tblLook w:val="0000" w:firstRow="0" w:lastRow="0" w:firstColumn="0" w:lastColumn="0" w:noHBand="0" w:noVBand="0"/>
+        <w:tblLook w:val="04A0" w:firstRow="1" w:lastRow="0" w:firstColumn="1" w:lastColumn="0" w:noHBand="0" w:noVBand="1"/>
       </w:tblPr>
       <w:tblGrid>
-        <w:gridCol w:w="720"/>
-        <w:gridCol w:w="2340"/>
-        <w:gridCol w:w="900"/>
-        <w:gridCol w:w="900"/>
+        <w:gridCol w:w="943"/>
+        <w:gridCol w:w="1272"/>
+        <w:gridCol w:w="1584"/>
+        <w:gridCol w:w="1231"/>
       </w:tblGrid>
       <w:tr>
         <w:trPr>
-          <w:cantSplit/>
-          <w:trHeight w:val="240"/>
-          <w:tblHeader/>
-          <w:jc w:val="center"/>
+          <w:trHeight w:val="429"/>
         </w:trPr>
         <w:tc>
           <w:tcPr>
-            <w:tcW w:w="720" w:type="dxa"/>
-            <w:vMerge w:val="restart"/>
+            <w:tcW w:w="953" w:type="dxa"/>
             <w:vAlign w:val="center"/>
           </w:tcPr>
           <w:p>
             <w:pPr>
-              <w:pStyle w:val="tablecolhead"/>
+              <w:pStyle w:val="BodyText"/>
+              <w:spacing w:after="0"/>
+              <w:ind w:firstLine="0"/>
+              <w:jc w:val="center"/>
+              <w:rPr>
+                <w:b/>
+                <w:bCs/>
+                <w:sz w:val="18"/>
+                <w:szCs w:val="18"/>
+              </w:rPr>
             </w:pPr>
             <w:r>
-              <w:t>Table Head</w:t>
+              <w:rPr>
+                <w:b/>
+                <w:bCs/>
+                <w:sz w:val="18"/>
+                <w:szCs w:val="18"/>
+              </w:rPr>
+              <w:t>Scenario</w:t>
             </w:r>
           </w:p>
         </w:tc>
         <w:tc>
           <w:tcPr>
-            <w:tcW w:w="4140" w:type="dxa"/>
-            <w:gridSpan w:val="3"/>
+            <w:tcW w:w="1169" w:type="dxa"/>
             <w:vAlign w:val="center"/>
           </w:tcPr>
           <w:p>
             <w:pPr>
-              <w:pStyle w:val="tablecolhead"/>
+              <w:pStyle w:val="BodyText"/>
+              <w:spacing w:after="0"/>
+              <w:ind w:firstLine="0"/>
+              <w:jc w:val="center"/>
+              <w:rPr>
+                <w:b/>
+                <w:bCs/>
+                <w:sz w:val="18"/>
+                <w:szCs w:val="18"/>
+              </w:rPr>
             </w:pPr>
             <w:r>
-              <w:t>Table Column Head</w:t>
+              <w:rPr>
+                <w:b/>
+                <w:bCs/>
+                <w:sz w:val="18"/>
+                <w:szCs w:val="18"/>
+              </w:rPr>
+              <w:t>Attack Type</w:t>
+            </w:r>
+          </w:p>
+        </w:tc>
+        <w:tc>
+          <w:tcPr>
+            <w:tcW w:w="1662" w:type="dxa"/>
+            <w:vAlign w:val="center"/>
+          </w:tcPr>
+          <w:p>
+            <w:pPr>
+              <w:pStyle w:val="BodyText"/>
+              <w:spacing w:after="0"/>
+              <w:ind w:firstLine="0"/>
+              <w:jc w:val="center"/>
+              <w:rPr>
+                <w:b/>
+                <w:bCs/>
+                <w:sz w:val="18"/>
+                <w:szCs w:val="18"/>
+              </w:rPr>
+            </w:pPr>
+            <w:r>
+              <w:rPr>
+                <w:b/>
+                <w:bCs/>
+                <w:sz w:val="18"/>
+                <w:szCs w:val="18"/>
+              </w:rPr>
+              <w:t>Description</w:t>
+            </w:r>
+          </w:p>
+        </w:tc>
+        <w:tc>
+          <w:tcPr>
+            <w:tcW w:w="1246" w:type="dxa"/>
+            <w:vAlign w:val="center"/>
+          </w:tcPr>
+          <w:p>
+            <w:pPr>
+              <w:pStyle w:val="BodyText"/>
+              <w:spacing w:after="0"/>
+              <w:ind w:firstLine="0"/>
+              <w:jc w:val="center"/>
+              <w:rPr>
+                <w:b/>
+                <w:bCs/>
+                <w:sz w:val="18"/>
+                <w:szCs w:val="18"/>
+              </w:rPr>
+            </w:pPr>
+            <w:r>
+              <w:rPr>
+                <w:b/>
+                <w:bCs/>
+                <w:sz w:val="18"/>
+                <w:szCs w:val="18"/>
+              </w:rPr>
+              <w:t>Outcome</w:t>
             </w:r>
           </w:p>
         </w:tc>
       </w:tr>
       <w:tr>
         <w:trPr>
-          <w:cantSplit/>
-          <w:trHeight w:val="240"/>
-          <w:tblHeader/>
-          <w:jc w:val="center"/>
+          <w:trHeight w:val="20"/>
         </w:trPr>
         <w:tc>
           <w:tcPr>
-            <w:tcW w:w="720" w:type="dxa"/>
-            <w:vMerge/>
-          </w:tcPr>
-          <w:p>
-            <w:pPr>
-              <w:rPr>
-                <w:sz w:val="16"/>
-                <w:szCs w:val="16"/>
-              </w:rPr>
-            </w:pPr>
-          </w:p>
-        </w:tc>
-        <w:tc>
-          <w:tcPr>
-            <w:tcW w:w="2340" w:type="dxa"/>
+            <w:tcW w:w="953" w:type="dxa"/>
             <w:vAlign w:val="center"/>
           </w:tcPr>
           <w:p>
             <w:pPr>
-              <w:pStyle w:val="tablecolsubhead"/>
+              <w:pStyle w:val="BodyText"/>
+              <w:spacing w:after="0"/>
+              <w:ind w:firstLine="0"/>
+              <w:jc w:val="center"/>
+              <w:rPr>
+                <w:sz w:val="18"/>
+                <w:szCs w:val="18"/>
+              </w:rPr>
             </w:pPr>
             <w:r>
-              <w:t>Table column subhead</w:t>
+              <w:rPr>
+                <w:sz w:val="18"/>
+                <w:szCs w:val="18"/>
+              </w:rPr>
+              <w:t>S1</w:t>
             </w:r>
           </w:p>
         </w:tc>
         <w:tc>
           <w:tcPr>
-            <w:tcW w:w="900" w:type="dxa"/>
+            <w:tcW w:w="1169" w:type="dxa"/>
             <w:vAlign w:val="center"/>
           </w:tcPr>
           <w:p>
             <w:pPr>
-              <w:pStyle w:val="tablecolsubhead"/>
+              <w:pStyle w:val="BodyText"/>
+              <w:spacing w:after="0"/>
+              <w:ind w:firstLine="0"/>
+              <w:jc w:val="center"/>
+              <w:rPr>
+                <w:sz w:val="18"/>
+                <w:szCs w:val="18"/>
+              </w:rPr>
             </w:pPr>
             <w:r>
-              <w:t>Subhead</w:t>
+              <w:rPr>
+                <w:sz w:val="18"/>
+                <w:szCs w:val="18"/>
+              </w:rPr>
+              <w:t>Legitimate Authentication</w:t>
             </w:r>
           </w:p>
         </w:tc>
         <w:tc>
           <w:tcPr>
-            <w:tcW w:w="900" w:type="dxa"/>
+            <w:tcW w:w="1662" w:type="dxa"/>
             <w:vAlign w:val="center"/>
           </w:tcPr>
           <w:p>
             <w:pPr>
-              <w:pStyle w:val="tablecolsubhead"/>
+              <w:pStyle w:val="BodyText"/>
+              <w:spacing w:after="0"/>
+              <w:ind w:firstLine="0"/>
+              <w:jc w:val="left"/>
+              <w:rPr>
+                <w:sz w:val="18"/>
+                <w:szCs w:val="18"/>
+              </w:rPr>
             </w:pPr>
             <w:r>
-              <w:t>Subhead</w:t>
+              <w:rPr>
+                <w:sz w:val="18"/>
+                <w:szCs w:val="18"/>
+              </w:rPr>
+              <w:t>Correct credentials, full three-phase handshake</w:t>
+            </w:r>
+          </w:p>
+        </w:tc>
+        <w:tc>
+          <w:tcPr>
+            <w:tcW w:w="1246" w:type="dxa"/>
+            <w:vAlign w:val="center"/>
+          </w:tcPr>
+          <w:p>
+            <w:pPr>
+              <w:pStyle w:val="BodyText"/>
+              <w:spacing w:after="0"/>
+              <w:ind w:firstLine="0"/>
+              <w:jc w:val="center"/>
+              <w:rPr>
+                <w:sz w:val="18"/>
+                <w:szCs w:val="18"/>
+              </w:rPr>
+            </w:pPr>
+            <w:r>
+              <w:rPr>
+                <w:sz w:val="18"/>
+                <w:szCs w:val="18"/>
+              </w:rPr>
+              <w:t>ACCEPTED</w:t>
             </w:r>
           </w:p>
         </w:tc>
       </w:tr>
       <w:tr>
         <w:trPr>
-          <w:trHeight w:val="320"/>
-          <w:jc w:val="center"/>
+          <w:trHeight w:val="20"/>
         </w:trPr>
         <w:tc>
           <w:tcPr>
-            <w:tcW w:w="720" w:type="dxa"/>
+            <w:tcW w:w="953" w:type="dxa"/>
             <w:vAlign w:val="center"/>
           </w:tcPr>
           <w:p>
             <w:pPr>
-              <w:pStyle w:val="tablecopy"/>
-              <w:rPr>
-                <w:sz w:val="8"/>
-                <w:szCs w:val="8"/>
+              <w:pStyle w:val="BodyText"/>
+              <w:spacing w:after="0"/>
+              <w:ind w:firstLine="0"/>
+              <w:jc w:val="center"/>
+              <w:rPr>
+                <w:sz w:val="18"/>
+                <w:szCs w:val="18"/>
               </w:rPr>
             </w:pPr>
             <w:r>
-              <w:t>copy</w:t>
+              <w:rPr>
+                <w:sz w:val="18"/>
+                <w:szCs w:val="18"/>
+              </w:rPr>
+              <w:t>S2</w:t>
             </w:r>
           </w:p>
         </w:tc>
         <w:tc>
           <w:tcPr>
-            <w:tcW w:w="2340" w:type="dxa"/>
+            <w:tcW w:w="1169" w:type="dxa"/>
             <w:vAlign w:val="center"/>
           </w:tcPr>
           <w:p>
             <w:pPr>
-              <w:pStyle w:val="tablecopy"/>
+              <w:pStyle w:val="BodyText"/>
+              <w:spacing w:after="0"/>
+              <w:ind w:firstLine="0"/>
+              <w:jc w:val="center"/>
+              <w:rPr>
+                <w:sz w:val="18"/>
+                <w:szCs w:val="18"/>
+              </w:rPr>
             </w:pPr>
             <w:r>
-              <w:t>More table copy</w:t>
-            </w:r>
-            <w:r>
-              <w:rPr>
-                <w:vertAlign w:val="superscript"/>
-              </w:rPr>
-              <w:t>a</w:t>
+              <w:rPr>
+                <w:sz w:val="18"/>
+                <w:szCs w:val="18"/>
+              </w:rPr>
+              <w:t>Replay Attack</w:t>
             </w:r>
           </w:p>
         </w:tc>
         <w:tc>
           <w:tcPr>
-            <w:tcW w:w="900" w:type="dxa"/>
+            <w:tcW w:w="1662" w:type="dxa"/>
             <w:vAlign w:val="center"/>
           </w:tcPr>
           <w:p>
             <w:pPr>
-              <w:rPr>
-                <w:sz w:val="16"/>
-                <w:szCs w:val="16"/>
+              <w:pStyle w:val="BodyText"/>
+              <w:spacing w:after="0"/>
+              <w:ind w:firstLine="0"/>
+              <w:jc w:val="left"/>
+              <w:rPr>
+                <w:sz w:val="18"/>
+                <w:szCs w:val="18"/>
               </w:rPr>
             </w:pPr>
+            <w:r>
+              <w:rPr>
+                <w:sz w:val="18"/>
+                <w:szCs w:val="18"/>
+              </w:rPr>
+              <w:t>Correct credentials, full three-phase handshake</w:t>
+            </w:r>
           </w:p>
         </w:tc>
         <w:tc>
           <w:tcPr>
-            <w:tcW w:w="900" w:type="dxa"/>
+            <w:tcW w:w="1246" w:type="dxa"/>
             <w:vAlign w:val="center"/>
           </w:tcPr>
           <w:p>
             <w:pPr>
-              <w:rPr>
-                <w:sz w:val="16"/>
-                <w:szCs w:val="16"/>
+              <w:pStyle w:val="BodyText"/>
+              <w:spacing w:after="0"/>
+              <w:ind w:firstLine="0"/>
+              <w:jc w:val="center"/>
+              <w:rPr>
+                <w:sz w:val="18"/>
+                <w:szCs w:val="18"/>
               </w:rPr>
             </w:pPr>
+            <w:r>
+              <w:rPr>
+                <w:sz w:val="18"/>
+                <w:szCs w:val="18"/>
+              </w:rPr>
+              <w:t>REJECTED</w:t>
+            </w:r>
+          </w:p>
+        </w:tc>
+      </w:tr>
+      <w:tr>
+        <w:trPr>
+          <w:trHeight w:val="20"/>
+        </w:trPr>
+        <w:tc>
+          <w:tcPr>
+            <w:tcW w:w="953" w:type="dxa"/>
+            <w:vAlign w:val="center"/>
+          </w:tcPr>
+          <w:p>
+            <w:pPr>
+              <w:pStyle w:val="BodyText"/>
+              <w:spacing w:after="0"/>
+              <w:ind w:firstLine="0"/>
+              <w:jc w:val="center"/>
+              <w:rPr>
+                <w:sz w:val="18"/>
+                <w:szCs w:val="18"/>
+              </w:rPr>
+            </w:pPr>
+            <w:r>
+              <w:rPr>
+                <w:sz w:val="18"/>
+                <w:szCs w:val="18"/>
+              </w:rPr>
+              <w:t>S3</w:t>
+            </w:r>
+          </w:p>
+        </w:tc>
+        <w:tc>
+          <w:tcPr>
+            <w:tcW w:w="1169" w:type="dxa"/>
+            <w:vAlign w:val="center"/>
+          </w:tcPr>
+          <w:p>
+            <w:pPr>
+              <w:pStyle w:val="BodyText"/>
+              <w:spacing w:after="0"/>
+              <w:ind w:firstLine="0"/>
+              <w:jc w:val="center"/>
+              <w:rPr>
+                <w:sz w:val="18"/>
+                <w:szCs w:val="18"/>
+              </w:rPr>
+            </w:pPr>
+            <w:r>
+              <w:rPr>
+                <w:sz w:val="18"/>
+                <w:szCs w:val="18"/>
+              </w:rPr>
+              <w:t>Stolen Verifier</w:t>
+            </w:r>
+          </w:p>
+        </w:tc>
+        <w:tc>
+          <w:tcPr>
+            <w:tcW w:w="1662" w:type="dxa"/>
+            <w:vAlign w:val="center"/>
+          </w:tcPr>
+          <w:p>
+            <w:pPr>
+              <w:pStyle w:val="BodyText"/>
+              <w:spacing w:after="0"/>
+              <w:ind w:firstLine="0"/>
+              <w:jc w:val="left"/>
+              <w:rPr>
+                <w:sz w:val="18"/>
+                <w:szCs w:val="18"/>
+              </w:rPr>
+            </w:pPr>
+            <w:r>
+              <w:rPr>
+                <w:sz w:val="18"/>
+                <w:szCs w:val="18"/>
+              </w:rPr>
+              <w:t xml:space="preserve">Stolen verifier </w:t>
+            </w:r>
+            <w:r>
+              <w:rPr>
+                <w:i/>
+                <w:iCs/>
+                <w:sz w:val="18"/>
+                <w:szCs w:val="18"/>
+              </w:rPr>
+              <w:t>v</w:t>
+            </w:r>
+            <w:r>
+              <w:rPr>
+                <w:sz w:val="18"/>
+                <w:szCs w:val="18"/>
+              </w:rPr>
+              <w:t xml:space="preserve"> submitted directly as the client's password</w:t>
+            </w:r>
+          </w:p>
+        </w:tc>
+        <w:tc>
+          <w:tcPr>
+            <w:tcW w:w="1246" w:type="dxa"/>
+            <w:vAlign w:val="center"/>
+          </w:tcPr>
+          <w:p>
+            <w:pPr>
+              <w:pStyle w:val="BodyText"/>
+              <w:spacing w:after="0"/>
+              <w:ind w:firstLine="0"/>
+              <w:jc w:val="center"/>
+              <w:rPr>
+                <w:sz w:val="18"/>
+                <w:szCs w:val="18"/>
+              </w:rPr>
+            </w:pPr>
+            <w:r>
+              <w:rPr>
+                <w:sz w:val="18"/>
+                <w:szCs w:val="18"/>
+              </w:rPr>
+              <w:t>REJECTED</w:t>
+            </w:r>
+          </w:p>
+        </w:tc>
+      </w:tr>
+      <w:tr>
+        <w:trPr>
+          <w:trHeight w:val="20"/>
+        </w:trPr>
+        <w:tc>
+          <w:tcPr>
+            <w:tcW w:w="953" w:type="dxa"/>
+            <w:vAlign w:val="center"/>
+          </w:tcPr>
+          <w:p>
+            <w:pPr>
+              <w:pStyle w:val="BodyText"/>
+              <w:spacing w:after="0"/>
+              <w:ind w:firstLine="0"/>
+              <w:jc w:val="center"/>
+              <w:rPr>
+                <w:sz w:val="18"/>
+                <w:szCs w:val="18"/>
+              </w:rPr>
+            </w:pPr>
+            <w:r>
+              <w:rPr>
+                <w:sz w:val="18"/>
+                <w:szCs w:val="18"/>
+              </w:rPr>
+              <w:t>S4</w:t>
+            </w:r>
+          </w:p>
+        </w:tc>
+        <w:tc>
+          <w:tcPr>
+            <w:tcW w:w="1169" w:type="dxa"/>
+            <w:vAlign w:val="center"/>
+          </w:tcPr>
+          <w:p>
+            <w:pPr>
+              <w:pStyle w:val="BodyText"/>
+              <w:spacing w:after="0"/>
+              <w:ind w:firstLine="0"/>
+              <w:jc w:val="center"/>
+              <w:rPr>
+                <w:sz w:val="18"/>
+                <w:szCs w:val="18"/>
+              </w:rPr>
+            </w:pPr>
+            <w:r>
+              <w:rPr>
+                <w:sz w:val="18"/>
+                <w:szCs w:val="18"/>
+              </w:rPr>
+              <w:t>Rogue Server</w:t>
+            </w:r>
+          </w:p>
+        </w:tc>
+        <w:tc>
+          <w:tcPr>
+            <w:tcW w:w="1662" w:type="dxa"/>
+            <w:vAlign w:val="center"/>
+          </w:tcPr>
+          <w:p>
+            <w:pPr>
+              <w:pStyle w:val="BodyText"/>
+              <w:spacing w:after="0"/>
+              <w:ind w:firstLine="0"/>
+              <w:jc w:val="left"/>
+              <w:rPr>
+                <w:sz w:val="18"/>
+                <w:szCs w:val="18"/>
+              </w:rPr>
+            </w:pPr>
+            <w:r>
+              <w:rPr>
+                <w:sz w:val="18"/>
+                <w:szCs w:val="18"/>
+              </w:rPr>
+              <w:t xml:space="preserve">Client receives a forged </w:t>
+            </w:r>
+            <w:r>
+              <w:rPr>
+                <w:i/>
+                <w:iCs/>
+                <w:sz w:val="18"/>
+                <w:szCs w:val="18"/>
+              </w:rPr>
+              <w:t>B</w:t>
+            </w:r>
+            <w:r>
+              <w:rPr>
+                <w:sz w:val="18"/>
+                <w:szCs w:val="18"/>
+              </w:rPr>
+              <w:t xml:space="preserve"> and a random </w:t>
+            </w:r>
+            <w:r>
+              <w:rPr>
+                <w:i/>
+                <w:iCs/>
+                <w:sz w:val="18"/>
+                <w:szCs w:val="18"/>
+              </w:rPr>
+              <w:t>M₂</w:t>
+            </w:r>
+          </w:p>
+        </w:tc>
+        <w:tc>
+          <w:tcPr>
+            <w:tcW w:w="1246" w:type="dxa"/>
+            <w:vAlign w:val="center"/>
+          </w:tcPr>
+          <w:p>
+            <w:pPr>
+              <w:pStyle w:val="BodyText"/>
+              <w:spacing w:after="0"/>
+              <w:ind w:firstLine="0"/>
+              <w:jc w:val="center"/>
+              <w:rPr>
+                <w:sz w:val="18"/>
+                <w:szCs w:val="18"/>
+              </w:rPr>
+            </w:pPr>
+            <w:r>
+              <w:rPr>
+                <w:sz w:val="18"/>
+                <w:szCs w:val="18"/>
+              </w:rPr>
+              <w:t>REJECTED by Client</w:t>
+            </w:r>
           </w:p>
         </w:tc>
       </w:tr>
     </w:tbl>
     <w:p>
       <w:pPr>
-        <w:pStyle w:val="tablefootnote"/>
-        <w:rPr>
-          <w:i/>
-          <w:iCs/>
-        </w:rPr>
-      </w:pPr>
-      <w:r>
-        <w:t xml:space="preserve">Sample of a Table </w:t>
-      </w:r>
-      <w:r>
-        <w:t>footnote</w:t>
-      </w:r>
-      <w:r>
-        <w:t xml:space="preserve">. </w:t>
-      </w:r>
-      <w:r>
-        <w:rPr>
-          <w:i/>
-          <w:iCs/>
-        </w:rPr>
-        <w:t>(Table footnote)</w:t>
-      </w:r>
-    </w:p>
-    <w:p>
-      <w:pPr>
-        <w:pStyle w:val="tablefootnote"/>
-      </w:pPr>
-    </w:p>
-    <w:p>
-      <w:pPr>
-        <w:pStyle w:val="figurecaption"/>
+        <w:jc w:val="both"/>
+        <w:rPr>
+          <w:b/>
+          <w:bCs/>
+        </w:rPr>
+      </w:pPr>
+    </w:p>
+    <w:p>
+      <w:pPr>
+        <w:pStyle w:val="BodyText"/>
+      </w:pPr>
+      <w:r>
+        <w:rPr>
+          <w:b/>
+          <w:bCs/>
+        </w:rPr>
+        <w:t xml:space="preserve">S1 </w:t>
+      </w:r>
+      <w:r>
+        <w:rPr>
+          <w:b/>
+          <w:bCs/>
+        </w:rPr>
+        <w:t>(</w:t>
+      </w:r>
+      <w:r>
+        <w:rPr>
+          <w:b/>
+          <w:bCs/>
+        </w:rPr>
+        <w:t>Legitimate Authentication</w:t>
+      </w:r>
+      <w:r>
+        <w:rPr>
+          <w:b/>
+          <w:bCs/>
+        </w:rPr>
+        <w:t>)</w:t>
+      </w:r>
+      <w:r>
+        <w:rPr>
+          <w:b/>
+          <w:bCs/>
+        </w:rPr>
+        <w:t>.</w:t>
+      </w:r>
+      <w:r>
+        <w:t xml:space="preserve"> A client using valid credentials successfully completed all three phases of the SRP-6a handshake. Both client and server proofs (</w:t>
+      </w:r>
+      <w:r>
+        <w:rPr>
+          <w:i/>
+          <w:iCs/>
+        </w:rPr>
+        <w:t>M</w:t>
+      </w:r>
+      <w:r>
+        <w:rPr>
+          <w:i/>
+          <w:iCs/>
+          <w:vertAlign w:val="subscript"/>
+        </w:rPr>
+        <w:t xml:space="preserve">1 </w:t>
+      </w:r>
+      <w:r>
+        <w:rPr>
+          <w:i/>
+          <w:iCs/>
+        </w:rPr>
+        <w:t>and M</w:t>
+      </w:r>
+      <w:r>
+        <w:rPr>
+          <w:i/>
+          <w:iCs/>
+          <w:vertAlign w:val="subscript"/>
+        </w:rPr>
+        <w:t>2</w:t>
+      </w:r>
+      <w:r>
+        <w:t xml:space="preserve">) were verified successfully, confirming the correctness of the implementation. </w:t>
+      </w:r>
+    </w:p>
+    <w:p>
+      <w:pPr>
+        <w:spacing w:after="120"/>
+        <w:ind w:firstLine="288"/>
+        <w:jc w:val="both"/>
+      </w:pPr>
+      <w:r>
+        <w:rPr>
+          <w:b/>
+          <w:bCs/>
+        </w:rPr>
+        <w:t xml:space="preserve">S2 </w:t>
+      </w:r>
+      <w:r>
+        <w:rPr>
+          <w:b/>
+          <w:bCs/>
+        </w:rPr>
+        <w:t>(</w:t>
+      </w:r>
+      <w:r>
+        <w:rPr>
+          <w:b/>
+          <w:bCs/>
+        </w:rPr>
+        <w:t>Replay Attack</w:t>
+      </w:r>
+      <w:r>
+        <w:rPr>
+          <w:b/>
+          <w:bCs/>
+        </w:rPr>
+        <w:t>)</w:t>
+      </w:r>
+      <w:r>
+        <w:rPr>
+          <w:b/>
+          <w:bCs/>
+        </w:rPr>
+        <w:t>.</w:t>
+      </w:r>
+      <w:r>
+        <w:t xml:space="preserve"> Previously captured authentication data </w:t>
+      </w:r>
+      <w:r>
+        <w:rPr>
+          <w:i/>
+          <w:iCs/>
+        </w:rPr>
+        <w:t xml:space="preserve">{A, </w:t>
+      </w:r>
+      <w:r>
+        <w:rPr>
+          <w:i/>
+          <w:iCs/>
+        </w:rPr>
+        <w:t>M</w:t>
+      </w:r>
+      <w:r>
+        <w:rPr>
+          <w:i/>
+          <w:iCs/>
+          <w:vertAlign w:val="subscript"/>
+        </w:rPr>
+        <w:t>1</w:t>
+      </w:r>
+      <w:r>
+        <w:rPr>
+          <w:i/>
+          <w:iCs/>
+        </w:rPr>
+        <w:t>}</w:t>
+      </w:r>
+      <w:r>
+        <w:t xml:space="preserve"> was replayed against a new server session. Because the server generated a fresh ephemeral secret </w:t>
+      </w:r>
+      <w:r>
+        <w:rPr>
+          <w:i/>
+          <w:iCs/>
+        </w:rPr>
+        <w:t>b</w:t>
+      </w:r>
+      <w:r>
+        <w:t xml:space="preserve">, the resulting value </w:t>
+      </w:r>
+      <w:r>
+        <w:rPr>
+          <w:i/>
+          <w:iCs/>
+        </w:rPr>
+        <w:t>B</w:t>
+      </w:r>
+      <w:r>
+        <w:t xml:space="preserve"> and scrambling parameter </w:t>
+      </w:r>
+      <w:r>
+        <w:rPr>
+          <w:i/>
+          <w:iCs/>
+        </w:rPr>
+        <w:t>u</w:t>
+      </w:r>
+      <w:r>
+        <w:t xml:space="preserve"> differed from the original session. Consequently, the server derived a different session key and expected proof value, causing verification to fail. The replay attempt was therefore rejected.</w:t>
+      </w:r>
+    </w:p>
+    <w:p>
+      <w:pPr>
+        <w:spacing w:after="120"/>
+        <w:ind w:firstLine="288"/>
+        <w:jc w:val="both"/>
+      </w:pPr>
+      <w:r>
+        <w:rPr>
+          <w:b/>
+          <w:bCs/>
+        </w:rPr>
+        <w:t xml:space="preserve">S3 </w:t>
+      </w:r>
+      <w:r>
+        <w:rPr>
+          <w:b/>
+          <w:bCs/>
+        </w:rPr>
+        <w:t>(</w:t>
+      </w:r>
+      <w:r>
+        <w:rPr>
+          <w:b/>
+          <w:bCs/>
+        </w:rPr>
+        <w:t>Stolen Verifier Attack</w:t>
+      </w:r>
+      <w:r>
+        <w:rPr>
+          <w:b/>
+          <w:bCs/>
+        </w:rPr>
+        <w:t>)</w:t>
+      </w:r>
+      <w:r>
+        <w:rPr>
+          <w:b/>
+          <w:bCs/>
+        </w:rPr>
+        <w:t>.</w:t>
+      </w:r>
+      <w:r>
+        <w:t xml:space="preserve"> An attacker </w:t>
+      </w:r>
+      <w:r>
+        <w:t>who obtained</w:t>
+      </w:r>
+      <w:r>
+        <w:t xml:space="preserve"> the stored verifier </w:t>
+      </w:r>
+      <w:r>
+        <w:rPr>
+          <w:i/>
+          <w:iCs/>
+        </w:rPr>
+        <w:t>v</w:t>
+      </w:r>
+      <w:r>
+        <w:t xml:space="preserve"> attempted to authenticate by using it directly as a password. Since the client computes </w:t>
+      </w:r>
+      <w:r>
+        <w:rPr>
+          <w:i/>
+          <w:iCs/>
+        </w:rPr>
+        <w:t>x</w:t>
+      </w:r>
+      <w:r>
+        <w:t xml:space="preserve"> as shown in (11)</w:t>
+      </w:r>
+      <w:r>
+        <w:t xml:space="preserve">, substituting </w:t>
+      </w:r>
+      <w:r>
+        <w:rPr>
+          <w:i/>
+          <w:iCs/>
+        </w:rPr>
+        <w:t>v</w:t>
+      </w:r>
+      <w:r>
+        <w:t xml:space="preserve"> produces a different private key and session key from those computed by the legitimate server. As a result, proof verification failed, demonstrating that </w:t>
+      </w:r>
+      <w:r>
+        <w:t>having</w:t>
+      </w:r>
+      <w:r>
+        <w:t xml:space="preserve"> the verifier alone is insufficient for authentication.</w:t>
+      </w:r>
+    </w:p>
+    <w:p>
+      <w:pPr>
+        <w:spacing w:after="120"/>
+        <w:ind w:firstLine="288"/>
+        <w:jc w:val="both"/>
+      </w:pPr>
+      <w:r>
+        <w:rPr>
+          <w:b/>
+          <w:bCs/>
+        </w:rPr>
+        <w:t xml:space="preserve">S4 </w:t>
+      </w:r>
+      <w:r>
+        <w:rPr>
+          <w:b/>
+          <w:bCs/>
+        </w:rPr>
+        <w:t>(</w:t>
+      </w:r>
+      <w:r>
+        <w:rPr>
+          <w:b/>
+          <w:bCs/>
+        </w:rPr>
+        <w:t>Rogue Server Attack</w:t>
+      </w:r>
+      <w:r>
+        <w:rPr>
+          <w:b/>
+          <w:bCs/>
+        </w:rPr>
+        <w:t>)</w:t>
+      </w:r>
+      <w:r>
+        <w:rPr>
+          <w:b/>
+          <w:bCs/>
+        </w:rPr>
+        <w:t>.</w:t>
+      </w:r>
+      <w:r>
+        <w:t xml:space="preserve"> A malicious server generated a forged challenge value </w:t>
+      </w:r>
+      <w:r>
+        <w:rPr>
+          <w:i/>
+          <w:iCs/>
+        </w:rPr>
+        <w:t>B</w:t>
+      </w:r>
+      <w:r>
+        <w:t xml:space="preserve"> and returned a randomly generated server proof </w:t>
+      </w:r>
+      <w:r>
+        <w:rPr>
+          <w:i/>
+          <w:iCs/>
+        </w:rPr>
+        <w:t>M</w:t>
+      </w:r>
+      <w:r>
+        <w:rPr>
+          <w:i/>
+          <w:iCs/>
+          <w:vertAlign w:val="subscript"/>
+        </w:rPr>
+        <w:t>2</w:t>
+      </w:r>
+      <w:r>
+        <w:t>. The client independently computed the expected</w:t>
+      </w:r>
+      <w:r>
+        <w:t xml:space="preserve"> </w:t>
+      </w:r>
+      <w:r>
+        <w:rPr>
+          <w:i/>
+          <w:iCs/>
+        </w:rPr>
+        <w:t>M</w:t>
+      </w:r>
+      <w:r>
+        <w:rPr>
+          <w:i/>
+          <w:iCs/>
+          <w:vertAlign w:val="subscript"/>
+        </w:rPr>
+        <w:t>2</w:t>
+      </w:r>
+      <w:r>
+        <w:t xml:space="preserve"> from its derived session key and detected the mismatch, causing the authentication process to terminate. This confirms the protocol's mutual authentication property and its ability to detect server impersonation attempts.</w:t>
+      </w:r>
+    </w:p>
+    <w:p>
+      <w:pPr>
+        <w:pStyle w:val="Heading2"/>
+      </w:pPr>
+      <w:r>
+        <w:lastRenderedPageBreak/>
+        <w:t>Computation Time Analysis</w:t>
+      </w:r>
+    </w:p>
+    <w:p>
+      <w:pPr>
+        <w:pStyle w:val="tablehead"/>
         <w:rPr>
           <w:rFonts w:eastAsia="MS Mincho"/>
-        </w:rPr>
-      </w:pPr>
-      <w:r>
+          <w:noProof w:val="0"/>
+          <w:spacing w:val="-1"/>
+        </w:rPr>
+      </w:pPr>
+      <w:r>
+        <w:t>Performance Results (in milliseconds, 1000 IterationS)</w:t>
+      </w:r>
+    </w:p>
+    <w:tbl>
+      <w:tblPr>
+        <w:tblStyle w:val="TableGrid"/>
+        <w:tblW w:w="0" w:type="auto"/>
+        <w:tblLook w:val="04A0" w:firstRow="1" w:lastRow="0" w:firstColumn="1" w:lastColumn="0" w:noHBand="0" w:noVBand="1"/>
+      </w:tblPr>
+      <w:tblGrid>
+        <w:gridCol w:w="1054"/>
+        <w:gridCol w:w="1108"/>
+        <w:gridCol w:w="746"/>
+        <w:gridCol w:w="831"/>
+        <w:gridCol w:w="675"/>
+        <w:gridCol w:w="616"/>
+      </w:tblGrid>
+      <w:tr>
+        <w:trPr>
+          <w:trHeight w:val="318"/>
+        </w:trPr>
+        <w:tc>
+          <w:tcPr>
+            <w:tcW w:w="1129" w:type="dxa"/>
+            <w:vAlign w:val="center"/>
+          </w:tcPr>
+          <w:p>
+            <w:pPr>
+              <w:pStyle w:val="BodyText"/>
+              <w:spacing w:after="0"/>
+              <w:ind w:firstLine="0"/>
+              <w:jc w:val="center"/>
+              <w:rPr>
+                <w:b/>
+                <w:bCs/>
+                <w:sz w:val="18"/>
+                <w:szCs w:val="18"/>
+              </w:rPr>
+            </w:pPr>
+            <w:r>
+              <w:rPr>
+                <w:b/>
+                <w:bCs/>
+                <w:sz w:val="18"/>
+                <w:szCs w:val="18"/>
+              </w:rPr>
+              <w:t>Scheme</w:t>
+            </w:r>
+          </w:p>
+        </w:tc>
+        <w:tc>
+          <w:tcPr>
+            <w:tcW w:w="980" w:type="dxa"/>
+            <w:vAlign w:val="center"/>
+          </w:tcPr>
+          <w:p>
+            <w:pPr>
+              <w:pStyle w:val="BodyText"/>
+              <w:spacing w:after="0"/>
+              <w:ind w:firstLine="0"/>
+              <w:jc w:val="center"/>
+              <w:rPr>
+                <w:b/>
+                <w:bCs/>
+                <w:sz w:val="18"/>
+                <w:szCs w:val="18"/>
+              </w:rPr>
+            </w:pPr>
+            <w:r>
+              <w:rPr>
+                <w:b/>
+                <w:bCs/>
+                <w:sz w:val="18"/>
+                <w:szCs w:val="18"/>
+              </w:rPr>
+              <w:t>Component</w:t>
+            </w:r>
+          </w:p>
+        </w:tc>
+        <w:tc>
+          <w:tcPr>
+            <w:tcW w:w="773" w:type="dxa"/>
+            <w:vAlign w:val="center"/>
+          </w:tcPr>
+          <w:p>
+            <w:pPr>
+              <w:pStyle w:val="BodyText"/>
+              <w:spacing w:after="0"/>
+              <w:ind w:firstLine="0"/>
+              <w:jc w:val="center"/>
+              <w:rPr>
+                <w:b/>
+                <w:bCs/>
+                <w:sz w:val="18"/>
+                <w:szCs w:val="18"/>
+              </w:rPr>
+            </w:pPr>
+            <w:r>
+              <w:rPr>
+                <w:b/>
+                <w:bCs/>
+                <w:sz w:val="18"/>
+                <w:szCs w:val="18"/>
+              </w:rPr>
+              <w:t>Mean</w:t>
+            </w:r>
+          </w:p>
+        </w:tc>
+        <w:tc>
+          <w:tcPr>
+            <w:tcW w:w="840" w:type="dxa"/>
+            <w:vAlign w:val="center"/>
+          </w:tcPr>
+          <w:p>
+            <w:pPr>
+              <w:pStyle w:val="BodyText"/>
+              <w:spacing w:after="0"/>
+              <w:ind w:firstLine="0"/>
+              <w:jc w:val="center"/>
+              <w:rPr>
+                <w:b/>
+                <w:bCs/>
+                <w:sz w:val="18"/>
+                <w:szCs w:val="18"/>
+              </w:rPr>
+            </w:pPr>
+            <w:r>
+              <w:rPr>
+                <w:b/>
+                <w:bCs/>
+                <w:sz w:val="18"/>
+                <w:szCs w:val="18"/>
+              </w:rPr>
+              <w:t>Median</w:t>
+            </w:r>
+          </w:p>
+        </w:tc>
+        <w:tc>
+          <w:tcPr>
+            <w:tcW w:w="692" w:type="dxa"/>
+            <w:vAlign w:val="center"/>
+          </w:tcPr>
+          <w:p>
+            <w:pPr>
+              <w:pStyle w:val="BodyText"/>
+              <w:spacing w:after="0"/>
+              <w:ind w:firstLine="0"/>
+              <w:jc w:val="center"/>
+              <w:rPr>
+                <w:b/>
+                <w:bCs/>
+                <w:sz w:val="18"/>
+                <w:szCs w:val="18"/>
+              </w:rPr>
+            </w:pPr>
+            <w:r>
+              <w:rPr>
+                <w:b/>
+                <w:bCs/>
+                <w:sz w:val="18"/>
+                <w:szCs w:val="18"/>
+              </w:rPr>
+              <w:t>p95</w:t>
+            </w:r>
+          </w:p>
+        </w:tc>
+        <w:tc>
+          <w:tcPr>
+            <w:tcW w:w="616" w:type="dxa"/>
+            <w:vAlign w:val="center"/>
+          </w:tcPr>
+          <w:p>
+            <w:pPr>
+              <w:pStyle w:val="BodyText"/>
+              <w:spacing w:after="0"/>
+              <w:ind w:firstLine="0"/>
+              <w:jc w:val="center"/>
+              <w:rPr>
+                <w:b/>
+                <w:bCs/>
+                <w:sz w:val="18"/>
+                <w:szCs w:val="18"/>
+              </w:rPr>
+            </w:pPr>
+            <w:r>
+              <w:rPr>
+                <w:b/>
+                <w:bCs/>
+                <w:sz w:val="18"/>
+                <w:szCs w:val="18"/>
+              </w:rPr>
+              <w:t>p99</w:t>
+            </w:r>
+          </w:p>
+        </w:tc>
+      </w:tr>
+      <w:tr>
+        <w:trPr>
+          <w:trHeight w:val="20"/>
+        </w:trPr>
+        <w:tc>
+          <w:tcPr>
+            <w:tcW w:w="1129" w:type="dxa"/>
+            <w:vAlign w:val="center"/>
+          </w:tcPr>
+          <w:p>
+            <w:pPr>
+              <w:pStyle w:val="BodyText"/>
+              <w:spacing w:after="0"/>
+              <w:ind w:firstLine="0"/>
+              <w:jc w:val="center"/>
+              <w:rPr>
+                <w:sz w:val="18"/>
+                <w:szCs w:val="18"/>
+              </w:rPr>
+            </w:pPr>
+            <w:r>
+              <w:rPr>
+                <w:sz w:val="18"/>
+                <w:szCs w:val="18"/>
+              </w:rPr>
+              <w:t>Bcrypt (10)</w:t>
+            </w:r>
+          </w:p>
+        </w:tc>
+        <w:tc>
+          <w:tcPr>
+            <w:tcW w:w="980" w:type="dxa"/>
+            <w:vAlign w:val="center"/>
+          </w:tcPr>
+          <w:p>
+            <w:pPr>
+              <w:pStyle w:val="BodyText"/>
+              <w:spacing w:after="0"/>
+              <w:ind w:firstLine="0"/>
+              <w:jc w:val="center"/>
+              <w:rPr>
+                <w:sz w:val="18"/>
+                <w:szCs w:val="18"/>
+              </w:rPr>
+            </w:pPr>
+            <w:r>
+              <w:rPr>
+                <w:sz w:val="18"/>
+                <w:szCs w:val="18"/>
+              </w:rPr>
+              <w:t>Client-side</w:t>
+            </w:r>
+          </w:p>
+        </w:tc>
+        <w:tc>
+          <w:tcPr>
+            <w:tcW w:w="773" w:type="dxa"/>
+            <w:vAlign w:val="center"/>
+          </w:tcPr>
+          <w:p>
+            <w:pPr>
+              <w:pStyle w:val="BodyText"/>
+              <w:spacing w:after="0"/>
+              <w:ind w:firstLine="0"/>
+              <w:jc w:val="center"/>
+              <w:rPr>
+                <w:sz w:val="18"/>
+                <w:szCs w:val="18"/>
+              </w:rPr>
+            </w:pPr>
+            <w:r>
+              <w:rPr>
+                <w:sz w:val="18"/>
+                <w:szCs w:val="18"/>
+              </w:rPr>
+              <w:t>0.00</w:t>
+            </w:r>
+          </w:p>
+        </w:tc>
+        <w:tc>
+          <w:tcPr>
+            <w:tcW w:w="840" w:type="dxa"/>
+            <w:vAlign w:val="center"/>
+          </w:tcPr>
+          <w:p>
+            <w:pPr>
+              <w:pStyle w:val="BodyText"/>
+              <w:spacing w:after="0"/>
+              <w:ind w:firstLine="0"/>
+              <w:jc w:val="center"/>
+              <w:rPr>
+                <w:sz w:val="18"/>
+                <w:szCs w:val="18"/>
+              </w:rPr>
+            </w:pPr>
+            <w:r>
+              <w:rPr>
+                <w:sz w:val="18"/>
+                <w:szCs w:val="18"/>
+              </w:rPr>
+              <w:t>0.00</w:t>
+            </w:r>
+          </w:p>
+        </w:tc>
+        <w:tc>
+          <w:tcPr>
+            <w:tcW w:w="692" w:type="dxa"/>
+            <w:vAlign w:val="center"/>
+          </w:tcPr>
+          <w:p>
+            <w:pPr>
+              <w:pStyle w:val="BodyText"/>
+              <w:spacing w:after="0"/>
+              <w:ind w:firstLine="0"/>
+              <w:jc w:val="center"/>
+              <w:rPr>
+                <w:sz w:val="18"/>
+                <w:szCs w:val="18"/>
+              </w:rPr>
+            </w:pPr>
+            <w:r>
+              <w:rPr>
+                <w:sz w:val="18"/>
+                <w:szCs w:val="18"/>
+              </w:rPr>
+              <w:t>0.01</w:t>
+            </w:r>
+          </w:p>
+        </w:tc>
+        <w:tc>
+          <w:tcPr>
+            <w:tcW w:w="616" w:type="dxa"/>
+            <w:vAlign w:val="center"/>
+          </w:tcPr>
+          <w:p>
+            <w:pPr>
+              <w:pStyle w:val="BodyText"/>
+              <w:spacing w:after="0"/>
+              <w:ind w:firstLine="0"/>
+              <w:jc w:val="center"/>
+              <w:rPr>
+                <w:sz w:val="18"/>
+                <w:szCs w:val="18"/>
+              </w:rPr>
+            </w:pPr>
+            <w:r>
+              <w:rPr>
+                <w:sz w:val="18"/>
+                <w:szCs w:val="18"/>
+              </w:rPr>
+              <w:t>0.01</w:t>
+            </w:r>
+          </w:p>
+        </w:tc>
+      </w:tr>
+      <w:tr>
+        <w:trPr>
+          <w:trHeight w:val="20"/>
+        </w:trPr>
+        <w:tc>
+          <w:tcPr>
+            <w:tcW w:w="1129" w:type="dxa"/>
+            <w:vAlign w:val="center"/>
+          </w:tcPr>
+          <w:p>
+            <w:pPr>
+              <w:pStyle w:val="BodyText"/>
+              <w:spacing w:after="0"/>
+              <w:ind w:firstLine="0"/>
+              <w:jc w:val="center"/>
+              <w:rPr>
+                <w:sz w:val="18"/>
+                <w:szCs w:val="18"/>
+              </w:rPr>
+            </w:pPr>
+            <w:r>
+              <w:rPr>
+                <w:sz w:val="18"/>
+                <w:szCs w:val="18"/>
+              </w:rPr>
+              <w:t>Bcrypt (10)</w:t>
+            </w:r>
+          </w:p>
+        </w:tc>
+        <w:tc>
+          <w:tcPr>
+            <w:tcW w:w="980" w:type="dxa"/>
+            <w:vAlign w:val="center"/>
+          </w:tcPr>
+          <w:p>
+            <w:pPr>
+              <w:pStyle w:val="BodyText"/>
+              <w:spacing w:after="0"/>
+              <w:ind w:firstLine="0"/>
+              <w:jc w:val="center"/>
+              <w:rPr>
+                <w:sz w:val="18"/>
+                <w:szCs w:val="18"/>
+              </w:rPr>
+            </w:pPr>
+            <w:r>
+              <w:rPr>
+                <w:sz w:val="18"/>
+                <w:szCs w:val="18"/>
+              </w:rPr>
+              <w:t>Server-side</w:t>
+            </w:r>
+          </w:p>
+        </w:tc>
+        <w:tc>
+          <w:tcPr>
+            <w:tcW w:w="773" w:type="dxa"/>
+            <w:vAlign w:val="center"/>
+          </w:tcPr>
+          <w:p>
+            <w:pPr>
+              <w:pStyle w:val="BodyText"/>
+              <w:spacing w:after="0"/>
+              <w:ind w:firstLine="0"/>
+              <w:jc w:val="center"/>
+              <w:rPr>
+                <w:sz w:val="18"/>
+                <w:szCs w:val="18"/>
+              </w:rPr>
+            </w:pPr>
+            <w:r>
+              <w:rPr>
+                <w:sz w:val="18"/>
+                <w:szCs w:val="18"/>
+              </w:rPr>
+              <w:t>50.18</w:t>
+            </w:r>
+          </w:p>
+        </w:tc>
+        <w:tc>
+          <w:tcPr>
+            <w:tcW w:w="840" w:type="dxa"/>
+            <w:vAlign w:val="center"/>
+          </w:tcPr>
+          <w:p>
+            <w:pPr>
+              <w:pStyle w:val="BodyText"/>
+              <w:spacing w:after="0"/>
+              <w:ind w:firstLine="0"/>
+              <w:jc w:val="center"/>
+              <w:rPr>
+                <w:sz w:val="18"/>
+                <w:szCs w:val="18"/>
+              </w:rPr>
+            </w:pPr>
+            <w:r>
+              <w:rPr>
+                <w:sz w:val="18"/>
+                <w:szCs w:val="18"/>
+              </w:rPr>
+              <w:t>49.86</w:t>
+            </w:r>
+          </w:p>
+        </w:tc>
+        <w:tc>
+          <w:tcPr>
+            <w:tcW w:w="692" w:type="dxa"/>
+            <w:vAlign w:val="center"/>
+          </w:tcPr>
+          <w:p>
+            <w:pPr>
+              <w:pStyle w:val="BodyText"/>
+              <w:spacing w:after="0"/>
+              <w:ind w:firstLine="0"/>
+              <w:jc w:val="center"/>
+              <w:rPr>
+                <w:sz w:val="18"/>
+                <w:szCs w:val="18"/>
+              </w:rPr>
+            </w:pPr>
+            <w:r>
+              <w:rPr>
+                <w:sz w:val="18"/>
+                <w:szCs w:val="18"/>
+              </w:rPr>
+              <w:t>52.47</w:t>
+            </w:r>
+          </w:p>
+        </w:tc>
+        <w:tc>
+          <w:tcPr>
+            <w:tcW w:w="616" w:type="dxa"/>
+            <w:vAlign w:val="center"/>
+          </w:tcPr>
+          <w:p>
+            <w:pPr>
+              <w:pStyle w:val="BodyText"/>
+              <w:spacing w:after="0"/>
+              <w:ind w:firstLine="0"/>
+              <w:jc w:val="center"/>
+              <w:rPr>
+                <w:sz w:val="18"/>
+                <w:szCs w:val="18"/>
+              </w:rPr>
+            </w:pPr>
+            <w:r>
+              <w:rPr>
+                <w:sz w:val="18"/>
+                <w:szCs w:val="18"/>
+              </w:rPr>
+              <w:t>54.35</w:t>
+            </w:r>
+          </w:p>
+        </w:tc>
+      </w:tr>
+      <w:tr>
+        <w:trPr>
+          <w:trHeight w:val="20"/>
+        </w:trPr>
+        <w:tc>
+          <w:tcPr>
+            <w:tcW w:w="1129" w:type="dxa"/>
+            <w:vAlign w:val="center"/>
+          </w:tcPr>
+          <w:p>
+            <w:pPr>
+              <w:pStyle w:val="BodyText"/>
+              <w:spacing w:after="0"/>
+              <w:ind w:firstLine="0"/>
+              <w:jc w:val="center"/>
+              <w:rPr>
+                <w:sz w:val="18"/>
+                <w:szCs w:val="18"/>
+              </w:rPr>
+            </w:pPr>
+            <w:r>
+              <w:rPr>
+                <w:sz w:val="18"/>
+                <w:szCs w:val="18"/>
+              </w:rPr>
+              <w:t>SRP-6a</w:t>
+            </w:r>
+          </w:p>
+        </w:tc>
+        <w:tc>
+          <w:tcPr>
+            <w:tcW w:w="980" w:type="dxa"/>
+            <w:vAlign w:val="center"/>
+          </w:tcPr>
+          <w:p>
+            <w:pPr>
+              <w:pStyle w:val="BodyText"/>
+              <w:spacing w:after="0"/>
+              <w:ind w:firstLine="0"/>
+              <w:jc w:val="center"/>
+              <w:rPr>
+                <w:sz w:val="18"/>
+                <w:szCs w:val="18"/>
+              </w:rPr>
+            </w:pPr>
+            <w:r>
+              <w:rPr>
+                <w:sz w:val="18"/>
+                <w:szCs w:val="18"/>
+              </w:rPr>
+              <w:t>Client-</w:t>
+            </w:r>
+            <w:r>
+              <w:rPr>
+                <w:sz w:val="18"/>
+                <w:szCs w:val="18"/>
+              </w:rPr>
+              <w:t>s</w:t>
+            </w:r>
+            <w:r>
+              <w:rPr>
+                <w:sz w:val="18"/>
+                <w:szCs w:val="18"/>
+              </w:rPr>
+              <w:t>ide</w:t>
+            </w:r>
+          </w:p>
+        </w:tc>
+        <w:tc>
+          <w:tcPr>
+            <w:tcW w:w="773" w:type="dxa"/>
+            <w:vAlign w:val="center"/>
+          </w:tcPr>
+          <w:p>
+            <w:pPr>
+              <w:pStyle w:val="BodyText"/>
+              <w:spacing w:after="0"/>
+              <w:ind w:firstLine="0"/>
+              <w:jc w:val="center"/>
+              <w:rPr>
+                <w:sz w:val="18"/>
+                <w:szCs w:val="18"/>
+              </w:rPr>
+            </w:pPr>
+            <w:r>
+              <w:rPr>
+                <w:sz w:val="18"/>
+                <w:szCs w:val="18"/>
+              </w:rPr>
+              <w:t>23.12</w:t>
+            </w:r>
+          </w:p>
+        </w:tc>
+        <w:tc>
+          <w:tcPr>
+            <w:tcW w:w="840" w:type="dxa"/>
+            <w:vAlign w:val="center"/>
+          </w:tcPr>
+          <w:p>
+            <w:pPr>
+              <w:pStyle w:val="BodyText"/>
+              <w:spacing w:after="0"/>
+              <w:ind w:firstLine="0"/>
+              <w:jc w:val="center"/>
+              <w:rPr>
+                <w:sz w:val="18"/>
+                <w:szCs w:val="18"/>
+              </w:rPr>
+            </w:pPr>
+            <w:r>
+              <w:rPr>
+                <w:sz w:val="18"/>
+                <w:szCs w:val="18"/>
+              </w:rPr>
+              <w:t>22.79</w:t>
+            </w:r>
+          </w:p>
+        </w:tc>
+        <w:tc>
+          <w:tcPr>
+            <w:tcW w:w="692" w:type="dxa"/>
+            <w:vAlign w:val="center"/>
+          </w:tcPr>
+          <w:p>
+            <w:pPr>
+              <w:pStyle w:val="BodyText"/>
+              <w:spacing w:after="0"/>
+              <w:ind w:firstLine="0"/>
+              <w:jc w:val="center"/>
+              <w:rPr>
+                <w:sz w:val="18"/>
+                <w:szCs w:val="18"/>
+              </w:rPr>
+            </w:pPr>
+            <w:r>
+              <w:rPr>
+                <w:sz w:val="18"/>
+                <w:szCs w:val="18"/>
+              </w:rPr>
+              <w:t>25.73</w:t>
+            </w:r>
+          </w:p>
+        </w:tc>
+        <w:tc>
+          <w:tcPr>
+            <w:tcW w:w="616" w:type="dxa"/>
+            <w:vAlign w:val="center"/>
+          </w:tcPr>
+          <w:p>
+            <w:pPr>
+              <w:pStyle w:val="BodyText"/>
+              <w:spacing w:after="0"/>
+              <w:ind w:firstLine="0"/>
+              <w:jc w:val="center"/>
+              <w:rPr>
+                <w:sz w:val="18"/>
+                <w:szCs w:val="18"/>
+              </w:rPr>
+            </w:pPr>
+            <w:r>
+              <w:rPr>
+                <w:sz w:val="18"/>
+                <w:szCs w:val="18"/>
+              </w:rPr>
+              <w:t>29.29</w:t>
+            </w:r>
+          </w:p>
+        </w:tc>
+      </w:tr>
+      <w:tr>
+        <w:trPr>
+          <w:trHeight w:val="20"/>
+        </w:trPr>
+        <w:tc>
+          <w:tcPr>
+            <w:tcW w:w="1129" w:type="dxa"/>
+            <w:vAlign w:val="center"/>
+          </w:tcPr>
+          <w:p>
+            <w:pPr>
+              <w:pStyle w:val="BodyText"/>
+              <w:spacing w:after="0"/>
+              <w:ind w:firstLine="0"/>
+              <w:jc w:val="center"/>
+              <w:rPr>
+                <w:sz w:val="18"/>
+                <w:szCs w:val="18"/>
+              </w:rPr>
+            </w:pPr>
+            <w:r>
+              <w:rPr>
+                <w:sz w:val="18"/>
+                <w:szCs w:val="18"/>
+              </w:rPr>
+              <w:t>SRP-6a</w:t>
+            </w:r>
+          </w:p>
+        </w:tc>
+        <w:tc>
+          <w:tcPr>
+            <w:tcW w:w="980" w:type="dxa"/>
+            <w:vAlign w:val="center"/>
+          </w:tcPr>
+          <w:p>
+            <w:pPr>
+              <w:pStyle w:val="BodyText"/>
+              <w:spacing w:after="0"/>
+              <w:ind w:firstLine="0"/>
+              <w:jc w:val="center"/>
+              <w:rPr>
+                <w:sz w:val="18"/>
+                <w:szCs w:val="18"/>
+              </w:rPr>
+            </w:pPr>
+            <w:r>
+              <w:rPr>
+                <w:sz w:val="18"/>
+                <w:szCs w:val="18"/>
+              </w:rPr>
+              <w:t>Server-side</w:t>
+            </w:r>
+          </w:p>
+        </w:tc>
+        <w:tc>
+          <w:tcPr>
+            <w:tcW w:w="773" w:type="dxa"/>
+            <w:vAlign w:val="center"/>
+          </w:tcPr>
+          <w:p>
+            <w:pPr>
+              <w:pStyle w:val="BodyText"/>
+              <w:spacing w:after="0"/>
+              <w:ind w:firstLine="0"/>
+              <w:jc w:val="center"/>
+              <w:rPr>
+                <w:sz w:val="18"/>
+                <w:szCs w:val="18"/>
+              </w:rPr>
+            </w:pPr>
+            <w:r>
+              <w:rPr>
+                <w:sz w:val="18"/>
+                <w:szCs w:val="18"/>
+              </w:rPr>
+              <w:t>17.34</w:t>
+            </w:r>
+          </w:p>
+        </w:tc>
+        <w:tc>
+          <w:tcPr>
+            <w:tcW w:w="840" w:type="dxa"/>
+            <w:vAlign w:val="center"/>
+          </w:tcPr>
+          <w:p>
+            <w:pPr>
+              <w:pStyle w:val="BodyText"/>
+              <w:spacing w:after="0"/>
+              <w:ind w:firstLine="0"/>
+              <w:jc w:val="center"/>
+              <w:rPr>
+                <w:sz w:val="18"/>
+                <w:szCs w:val="18"/>
+              </w:rPr>
+            </w:pPr>
+            <w:r>
+              <w:rPr>
+                <w:sz w:val="18"/>
+                <w:szCs w:val="18"/>
+              </w:rPr>
+              <w:t>17.09</w:t>
+            </w:r>
+          </w:p>
+        </w:tc>
+        <w:tc>
+          <w:tcPr>
+            <w:tcW w:w="692" w:type="dxa"/>
+            <w:vAlign w:val="center"/>
+          </w:tcPr>
+          <w:p>
+            <w:pPr>
+              <w:pStyle w:val="BodyText"/>
+              <w:spacing w:after="0"/>
+              <w:ind w:firstLine="0"/>
+              <w:jc w:val="center"/>
+              <w:rPr>
+                <w:sz w:val="18"/>
+                <w:szCs w:val="18"/>
+              </w:rPr>
+            </w:pPr>
+            <w:r>
+              <w:rPr>
+                <w:sz w:val="18"/>
+                <w:szCs w:val="18"/>
+              </w:rPr>
+              <w:t>19.44</w:t>
+            </w:r>
+          </w:p>
+        </w:tc>
+        <w:tc>
+          <w:tcPr>
+            <w:tcW w:w="616" w:type="dxa"/>
+            <w:vAlign w:val="center"/>
+          </w:tcPr>
+          <w:p>
+            <w:pPr>
+              <w:pStyle w:val="BodyText"/>
+              <w:spacing w:after="0"/>
+              <w:ind w:firstLine="0"/>
+              <w:jc w:val="center"/>
+              <w:rPr>
+                <w:sz w:val="18"/>
+                <w:szCs w:val="18"/>
+              </w:rPr>
+            </w:pPr>
+            <w:r>
+              <w:rPr>
+                <w:sz w:val="18"/>
+                <w:szCs w:val="18"/>
+              </w:rPr>
+              <w:t>22.29</w:t>
+            </w:r>
+          </w:p>
+        </w:tc>
+      </w:tr>
+    </w:tbl>
+    <w:p>
+      <w:pPr>
+        <w:pStyle w:val="BodyText"/>
+        <w:ind w:firstLine="0"/>
+      </w:pPr>
+    </w:p>
+    <w:p>
+      <w:pPr>
+        <w:pStyle w:val="BodyText"/>
+      </w:pPr>
+      <w:r>
+        <w:t>The bcrypt client-side latency was negligible because the benchmark modeled the client operation as simple credential preparation without local cryptographic computation. The primary cost was incurred on the server, where bcrypt verification required an average of approximately 50.18 ms due to the intentionally expensive cost</w:t>
+      </w:r>
+      <w:r>
+        <w:t xml:space="preserve"> </w:t>
+      </w:r>
+      <w:r>
+        <w:t>factor</w:t>
+      </w:r>
+      <w:r>
+        <w:t xml:space="preserve"> of </w:t>
+      </w:r>
+      <w:r>
+        <w:t>10 hashing process.</w:t>
+      </w:r>
+    </w:p>
+    <w:p>
+      <w:pPr>
+        <w:pStyle w:val="BodyText"/>
+      </w:pPr>
+      <w:r>
+        <w:t xml:space="preserve">For SRP-6a, the average client-side latency was approximately 23.12 ms. This overhead is dominated by the modular exponentiation operations required to compute the public value </w:t>
+      </w:r>
+      <w:r>
+        <w:rPr>
+          <w:i/>
+          <w:iCs/>
+        </w:rPr>
+        <w:t>A</w:t>
+      </w:r>
+      <w:r>
+        <w:t xml:space="preserve"> and the shared secret </w:t>
+      </w:r>
+      <w:r>
+        <w:rPr>
+          <w:i/>
+          <w:iCs/>
+        </w:rPr>
+        <w:t xml:space="preserve">S. </w:t>
+      </w:r>
+      <w:r>
+        <w:t xml:space="preserve">The server-side latency averaged 17.34 ms, reflecting the corresponding exponentiation operations involved in generating </w:t>
+      </w:r>
+      <w:r>
+        <w:rPr>
+          <w:i/>
+          <w:iCs/>
+        </w:rPr>
+        <w:t>B</w:t>
+      </w:r>
+      <w:r>
+        <w:t xml:space="preserve"> and verifying the client proof.</w:t>
+      </w:r>
+    </w:p>
+    <w:p>
+      <w:pPr>
+        <w:pStyle w:val="BodyText"/>
+      </w:pPr>
+      <w:r>
+        <w:t>The combined computational cost of SRP-6a was approximately 40.46 ms, compared to 50.18 ms for bcrypt-based authentication. While both approaches provide practical authentication performance, SRP-6a reduced overall computation time by approximately 19%. More importantly, its server-side cost was approximately 66% lower than bcrypt, suggesting improved scalability under high authentication loads.</w:t>
+      </w:r>
+    </w:p>
+    <w:p>
+      <w:pPr>
+        <w:pStyle w:val="BodyText"/>
+      </w:pPr>
+      <w:r>
+        <w:t>Latency variability was also low. The p99 latency reached 29.29 ms on the client side and 22.29 ms on the server side, remaining close to the corresponding mean values. This indicates predictable execution behavior and stable performance across repeated authentication sessions.</w:t>
+      </w:r>
+    </w:p>
+    <w:p>
+      <w:pPr>
+        <w:pStyle w:val="BodyText"/>
+        <w:ind w:firstLine="0"/>
+      </w:pPr>
+      <w:r>
+        <w:tab/>
+      </w:r>
+      <w:r>
+        <w:t>These results demonstrate that SRP-6a not only provides stronger security guarantees</w:t>
+      </w:r>
+      <w:r>
+        <w:t xml:space="preserve">, </w:t>
+      </w:r>
+      <w:r>
+        <w:t>such as resistance to replay attacks, verifier theft, and server impersonation</w:t>
+      </w:r>
+      <w:r>
+        <w:t xml:space="preserve">, </w:t>
+      </w:r>
+      <w:r>
+        <w:t>but also achieves competitive computational performance. In the evaluated environment, SRP-6a imposed no significant latency penalty and substantially reduced server-side processing costs compared with bcrypt-based authentication.</w:t>
+      </w:r>
+    </w:p>
+    <w:p>
+      <w:pPr>
+        <w:pStyle w:val="Heading1"/>
+      </w:pPr>
+      <w:r>
+        <w:t>Conclusion</w:t>
+      </w:r>
+    </w:p>
+    <w:p>
+      <w:pPr>
+        <w:pStyle w:val="BodyText"/>
+      </w:pPr>
+      <w:r>
+        <w:t xml:space="preserve">This paper presented the design, implementation, and evaluation of an SRP-6a-based authentication system for modern web applications. The motivation for this work stems from the limitations of conventional password-based authentication mechanisms, which require users to transmit passwords or password-derived values to a server and therefore remain vulnerable to credential theft, phishing, replay attacks, and database compromise. By adopting an augmented Password-Authenticated Key Agreement (PAKE) protocol, the proposed system aims to provide stronger authentication guarantees while maintaining practical </w:t>
+      </w:r>
+      <w:r>
+        <w:t>deployment</w:t>
+      </w:r>
+      <w:r>
+        <w:t xml:space="preserve"> in modern web environments.</w:t>
+      </w:r>
+    </w:p>
+    <w:p>
+      <w:pPr>
+        <w:pStyle w:val="BodyText"/>
+      </w:pPr>
+    </w:p>
+    <w:p>
+      <w:pPr>
+        <w:pStyle w:val="BodyText"/>
+      </w:pPr>
+      <w:r>
+        <w:t xml:space="preserve">The implementation follows the SRP-6a specification and utilizes the standardized 2048-bit group parameters defined in RFC 5054 [4]. In addition, the system incorporates username binding in the derivation of the private value </w:t>
+      </w:r>
+      <w:r>
+        <w:rPr>
+          <w:i/>
+          <w:iCs/>
+        </w:rPr>
+        <w:t>x</w:t>
+      </w:r>
+      <w:r>
+        <w:t>,</w:t>
+      </w:r>
+      <w:r>
+        <w:t xml:space="preserve"> ensuring that identical passwords associated with different usernames generate distinct verifiers. By storing only password-derived verifiers rather than plaintext passwords or password-equivalent credentials, the system reduces the risks associated with server-side credential database breaches while preserving compatibility with the SRP-6a protocol.</w:t>
+      </w:r>
+    </w:p>
+    <w:p>
+      <w:pPr>
+        <w:pStyle w:val="BodyText"/>
+      </w:pPr>
+      <w:r>
+        <w:t>A qualitative security evaluation was conducted through four representative authentication scenarios. The results demonstrated that legitimate authentication requests were accepted successfully, while replay attacks, stolen-verifier impersonation attempts, and rogue server attacks were consistently rejected. These findings confirm that the implementation satisfies the intended security objectives of SRP-6a, including mutual authentication, resistance to replay attacks, protection against verifier compromise, and detection of server impersonation attempts.</w:t>
+      </w:r>
+    </w:p>
+    <w:p>
+      <w:pPr>
+        <w:pStyle w:val="BodyText"/>
+      </w:pPr>
+      <w:r>
+        <w:t>To evaluate practical feasibility, a performance benchmark consisting of 1,000 authentication sessions was performed and compared against a bcrypt-based authentication model. The results showed that SRP-6a achieved an average total computational cost of approximately 40 ms, compared with approximately 50 ms for bcrypt. Although SRP-6a relies on computationally intensive modular exponentiation operations, the measured latency remained within a practical range for interactive web applications.</w:t>
+      </w:r>
+    </w:p>
+    <w:p>
+      <w:pPr>
+        <w:pStyle w:val="BodyText"/>
+      </w:pPr>
+      <w:r>
+        <w:t>The benchmark also revealed that SRP-6a significantly reduces server-side computational cost. The average server-side latency was approximately 17 ms, representing a reduction of roughly 66% compared with bcrypt. Because authentication workloads are often concentrated on the server, this reduction can translate directly into improved scalability and a greater capacity to handle concurrent authentication requests. These results challenge the common perception that PAKE-based authentication is prohibitively expensive for real-world deployment.</w:t>
+      </w:r>
+    </w:p>
+    <w:p>
+      <w:pPr>
+        <w:pStyle w:val="BodyText"/>
+      </w:pPr>
+      <w:r>
+        <w:t>Overall, the findings indicate that SRP-6a provides a</w:t>
+      </w:r>
+      <w:r>
+        <w:t xml:space="preserve"> </w:t>
+      </w:r>
+      <w:r>
+        <w:t>balance between security and performance. The protocol eliminates password transmission, supports mutual authentication, derives a unique session key for each authentication exchange, and demonstrates competitive computational efficiency. Consequently, SRP-6a represents a practical and recommendable authentication solution for web applications that manage sensitive user information and require stronger protection than conventional password-based authentication schemes can provide.</w:t>
+      </w:r>
+    </w:p>
+    <w:p>
+      <w:pPr>
+        <w:pStyle w:val="BodyText"/>
+      </w:pPr>
+      <w:r>
+        <w:t>T</w:t>
+      </w:r>
+      <w:r>
+        <w:t>he source code and experimental scripts used in this study are available at:</w:t>
+      </w:r>
+    </w:p>
+    <w:p>
+      <w:pPr>
+        <w:pStyle w:val="BodyText"/>
+        <w:ind w:firstLine="0"/>
+      </w:pPr>
+      <w:hyperlink r:id="rId11" w:history="1">
+        <w:r>
+          <w:rPr>
+            <w:rStyle w:val="Hyperlink"/>
+          </w:rPr>
+          <w:t>https://github.com/usernamedarren/SRP-6a-Simulation</w:t>
+        </w:r>
+      </w:hyperlink>
+    </w:p>
+    <w:p>
+      <w:pPr>
+        <w:pStyle w:val="BodyText"/>
+        <w:ind w:firstLine="0"/>
+      </w:pPr>
+    </w:p>
+    <w:p>
+      <w:pPr>
+        <w:pStyle w:val="BodyText"/>
+        <w:ind w:firstLine="0"/>
+      </w:pPr>
+    </w:p>
+    <w:p>
+      <w:pPr>
+        <w:pStyle w:val="Heading5"/>
         <w:rPr>
           <w:rFonts w:eastAsia="MS Mincho"/>
         </w:rPr>
-        <w:t xml:space="preserve">Example of a figure caption. </w:t>
-      </w:r>
+      </w:pPr>
+      <w:bookmarkStart w:id="0" w:name="_Hlk38102450"/>
       <w:r>
         <w:rPr>
           <w:rFonts w:eastAsia="MS Mincho"/>
-          <w:i/>
-          <w:iCs/>
-        </w:rPr>
-        <w:t>(figure caption)</w:t>
+        </w:rPr>
+        <w:lastRenderedPageBreak/>
+        <w:t>Acknowledgment</w:t>
       </w:r>
     </w:p>
     <w:p>
@@ -3193,122 +6109,27 @@
         <w:pStyle w:val="BodyText"/>
       </w:pPr>
       <w:r>
-        <w:t xml:space="preserve">Figure Labels: Use </w:t>
-      </w:r>
-      <w:proofErr w:type="gramStart"/>
-      <w:r>
-        <w:t>8 point</w:t>
-      </w:r>
-      <w:proofErr w:type="gramEnd"/>
-      <w:r>
-        <w:t xml:space="preserve"> Times New Roman for Figure labels. Use words rather than symbols or abbreviations when writing Figure axis labels to avoid confusing the reader. As an example, write the quantity </w:t>
-      </w:r>
-      <w:r>
-        <w:t>“</w:t>
-      </w:r>
-      <w:r>
-        <w:t>Magnetization,</w:t>
-      </w:r>
-      <w:r>
-        <w:t>”</w:t>
-      </w:r>
-      <w:r>
-        <w:t xml:space="preserve"> or </w:t>
-      </w:r>
-      <w:r>
-        <w:t>“</w:t>
-      </w:r>
-      <w:r>
-        <w:t>Magnetization, M,</w:t>
-      </w:r>
-      <w:r>
-        <w:t>”</w:t>
-      </w:r>
-      <w:r>
-        <w:t xml:space="preserve"> not just </w:t>
-      </w:r>
-      <w:r>
-        <w:t>“</w:t>
-      </w:r>
-      <w:r>
-        <w:t>M.</w:t>
-      </w:r>
-      <w:r>
-        <w:t>”</w:t>
-      </w:r>
-      <w:r>
-        <w:t xml:space="preserve"> If including units in the label, present them within parentheses. Do not label axes only with units. In the example, write </w:t>
-      </w:r>
-      <w:r>
-        <w:t>“</w:t>
-      </w:r>
-      <w:r>
-        <w:t>Magnetization (A/m)</w:t>
-      </w:r>
-      <w:r>
-        <w:t>”</w:t>
-      </w:r>
-      <w:r>
-        <w:t xml:space="preserve"> or </w:t>
-      </w:r>
-      <w:r>
-        <w:t>“</w:t>
-      </w:r>
-      <w:r>
-        <w:t xml:space="preserve">Magnetization (A </w:t>
-      </w:r>
-      <w:proofErr w:type="gramStart"/>
-      <w:r>
-        <w:t>( m</w:t>
-      </w:r>
-      <w:proofErr w:type="gramEnd"/>
-      <w:r>
-        <w:t>(1),</w:t>
-      </w:r>
-      <w:r>
-        <w:t>”</w:t>
-      </w:r>
-      <w:r>
-        <w:t xml:space="preserve"> not just </w:t>
-      </w:r>
-      <w:r>
-        <w:t>“</w:t>
-      </w:r>
-      <w:r>
-        <w:t>A/m.</w:t>
-      </w:r>
-      <w:r>
-        <w:t>”</w:t>
-      </w:r>
-      <w:r>
-        <w:t xml:space="preserve"> Do not label axes with a ratio of quantities and units. For example, write </w:t>
-      </w:r>
-      <w:r>
-        <w:t>“</w:t>
-      </w:r>
-      <w:r>
-        <w:t>Temperature (K),</w:t>
-      </w:r>
-      <w:r>
-        <w:t>”</w:t>
-      </w:r>
-      <w:r>
-        <w:t xml:space="preserve"> not </w:t>
-      </w:r>
-      <w:r>
-        <w:t>“</w:t>
-      </w:r>
-      <w:r>
-        <w:t>Temperature/K.</w:t>
-      </w:r>
-      <w:r>
-        <w:t>”</w:t>
-      </w:r>
-    </w:p>
-    <w:p>
-      <w:pPr>
-        <w:pStyle w:val="BodyText"/>
-      </w:pPr>
+        <w:t xml:space="preserve">The authors would like to express their sincere gratitude to the lecturers and assistants of the II4021 Cryptography course at Institut Teknologi Bandung for their guidance and valuable </w:t>
+      </w:r>
+      <w:r>
+        <w:t>lessons</w:t>
+      </w:r>
+      <w:r>
+        <w:t xml:space="preserve"> throughout th</w:t>
+      </w:r>
+      <w:r>
+        <w:t>e</w:t>
+      </w:r>
+      <w:r>
+        <w:t xml:space="preserve"> </w:t>
+      </w:r>
+      <w:r>
+        <w:t>course</w:t>
+      </w:r>
+      <w:r>
+        <w:t>.</w:t>
+      </w:r>
+      <w:bookmarkEnd w:id="0"/>
     </w:p>
     <w:p>
       <w:pPr>
@@ -3317,30 +6138,25 @@
           <w:rFonts w:eastAsia="MS Mincho"/>
         </w:rPr>
       </w:pPr>
-      <w:bookmarkStart w:id="0" w:name="_Hlk38102450"/>
       <w:r>
         <w:rPr>
           <w:rFonts w:eastAsia="MS Mincho"/>
         </w:rPr>
-        <w:lastRenderedPageBreak/>
-        <w:t xml:space="preserve">Acknowledgment </w:t>
-      </w:r>
-      <w:r>
+        <w:t>References</w:t>
+      </w:r>
+    </w:p>
+    <w:p>
+      <w:pPr>
+        <w:pStyle w:val="references"/>
         <w:rPr>
           <w:rFonts w:eastAsia="MS Mincho"/>
-          <w:i/>
-          <w:iCs/>
-        </w:rPr>
-        <w:t>(</w:t>
-      </w:r>
+        </w:rPr>
+      </w:pPr>
       <w:r>
         <w:rPr>
           <w:rFonts w:eastAsia="MS Mincho"/>
-          <w:i/>
-          <w:iCs/>
-          <w:smallCaps w:val="0"/>
-        </w:rPr>
-        <w:t>Heading 5</w:t>
+        </w:rPr>
+        <w:t xml:space="preserve">J. Bonneau, C. Herley, P. C. van Oorschot, and F. Stajano, "The quest to replace passwords: A framework for comparative evaluation of web authentication schemes," in </w:t>
       </w:r>
       <w:r>
         <w:rPr>
@@ -3348,286 +6164,77 @@
           <w:i/>
           <w:iCs/>
         </w:rPr>
-        <w:t>)</w:t>
-      </w:r>
-    </w:p>
-    <w:p>
-      <w:pPr>
-        <w:pStyle w:val="BodyText"/>
-      </w:pPr>
-      <w:r>
-        <w:t xml:space="preserve">The preferred spelling of the word </w:t>
-      </w:r>
-      <w:r>
-        <w:t>“</w:t>
-      </w:r>
-      <w:r>
-        <w:t>acknowledgment</w:t>
-      </w:r>
-      <w:r>
-        <w:t>”</w:t>
-      </w:r>
-      <w:r>
-        <w:t xml:space="preserve"> in America is without an </w:t>
-      </w:r>
-      <w:r>
-        <w:t>“</w:t>
-      </w:r>
-      <w:r>
-        <w:t>e</w:t>
-      </w:r>
-      <w:r>
-        <w:t>”</w:t>
-      </w:r>
-      <w:r>
-        <w:t xml:space="preserve"> after the </w:t>
-      </w:r>
-      <w:r>
-        <w:t>“</w:t>
-      </w:r>
-      <w:r>
-        <w:t>g.</w:t>
-      </w:r>
-      <w:r>
-        <w:t>”</w:t>
-      </w:r>
-      <w:r>
-        <w:t xml:space="preserve"> Avoid the stilted expression </w:t>
-      </w:r>
-      <w:r>
-        <w:t>“o</w:t>
-      </w:r>
-      <w:r>
-        <w:t>n</w:t>
-      </w:r>
-      <w:r>
-        <w:t>e of us (R. B. G.) thanks ...”</w:t>
-      </w:r>
-      <w:r>
-        <w:t>.</w:t>
-      </w:r>
-      <w:r>
+        <w:t>Proc. IEEE Symposium on Security and Privacy</w:t>
+      </w:r>
+      <w:r>
+        <w:rPr>
+          <w:rFonts w:eastAsia="MS Mincho"/>
+        </w:rPr>
+        <w:t>, San Francisco, CA, USA, May 2012, pp. 553–567.</w:t>
+      </w:r>
+    </w:p>
+    <w:p>
+      <w:pPr>
+        <w:pStyle w:val="references"/>
+        <w:rPr>
+          <w:rFonts w:eastAsia="MS Mincho"/>
+        </w:rPr>
+      </w:pPr>
+      <w:r>
+        <w:rPr>
+          <w:rFonts w:eastAsia="MS Mincho"/>
+        </w:rPr>
+        <w:t xml:space="preserve">W. Stallings, </w:t>
+      </w:r>
+      <w:r>
+        <w:rPr>
+          <w:rFonts w:eastAsia="MS Mincho"/>
+          <w:i/>
+          <w:iCs/>
+        </w:rPr>
+        <w:t>Cryptography and Network Security: Principles and Practice</w:t>
+      </w:r>
+      <w:r>
+        <w:rPr>
+          <w:rFonts w:eastAsia="MS Mincho"/>
+        </w:rPr>
+        <w:t>, 8th ed. Hoboken, NJ, USA: Pearson, 2017, pp. 63–65.</w:t>
+      </w:r>
+    </w:p>
+    <w:p>
+      <w:pPr>
+        <w:pStyle w:val="references"/>
+        <w:rPr>
+          <w:rFonts w:eastAsia="MS Mincho"/>
+        </w:rPr>
+      </w:pPr>
+      <w:r>
+        <w:rPr>
+          <w:rFonts w:eastAsia="MS Mincho"/>
+        </w:rPr>
+        <w:t>T. Wu, "SRP-6: Improvements and Refinements to the Secure Remote Password Protocol," 2002.</w:t>
+      </w:r>
+      <w:r>
+        <w:rPr>
+          <w:rFonts w:eastAsia="MS Mincho"/>
+        </w:rPr>
         <w:t xml:space="preserve"> </w:t>
       </w:r>
-      <w:r>
-        <w:t xml:space="preserve"> </w:t>
-      </w:r>
-      <w:r>
-        <w:t xml:space="preserve">Instead, try </w:t>
-      </w:r>
-      <w:r>
-        <w:t>“</w:t>
-      </w:r>
-      <w:r>
-        <w:t>R.</w:t>
-      </w:r>
-      <w:r>
-        <w:t xml:space="preserve"> </w:t>
-      </w:r>
-      <w:r>
-        <w:t>B.</w:t>
-      </w:r>
-      <w:r>
-        <w:t xml:space="preserve"> </w:t>
-      </w:r>
-      <w:r>
-        <w:t>G. thanks...</w:t>
-      </w:r>
-      <w:r>
-        <w:t>”</w:t>
-      </w:r>
-      <w:r>
-        <w:t>.</w:t>
-      </w:r>
-      <w:r>
-        <w:t xml:space="preserve"> Put sponsor acknowledgments in the unnumbered footnote on the first page.</w:t>
-      </w:r>
-    </w:p>
-    <w:bookmarkEnd w:id="0"/>
-    <w:p>
-      <w:pPr>
+    </w:p>
+    <w:p>
+      <w:pPr>
+        <w:pStyle w:val="references"/>
         <w:rPr>
           <w:rFonts w:eastAsia="MS Mincho"/>
         </w:rPr>
       </w:pPr>
-    </w:p>
-    <w:p>
-      <w:pPr>
-        <w:pStyle w:val="Heading5"/>
+      <w:r>
         <w:rPr>
           <w:rFonts w:eastAsia="MS Mincho"/>
         </w:rPr>
-      </w:pPr>
-      <w:r>
-        <w:rPr>
-          <w:rFonts w:eastAsia="MS Mincho"/>
-        </w:rPr>
-        <w:t>References</w:t>
-      </w:r>
-    </w:p>
-    <w:p>
-      <w:pPr>
-        <w:pStyle w:val="BodyText"/>
-      </w:pPr>
-      <w:r>
-        <w:t xml:space="preserve">The template will number citations consecutively within brackets [1]. The sentence punctuation follows the bracket [2]. Refer simply to </w:t>
-      </w:r>
-      <w:r>
-        <w:t>the reference number, as in [3]—</w:t>
-      </w:r>
-      <w:r>
-        <w:t xml:space="preserve">do not use </w:t>
-      </w:r>
-      <w:r>
-        <w:t>“</w:t>
-      </w:r>
-      <w:r>
-        <w:t>Ref. [3]</w:t>
-      </w:r>
-      <w:r>
-        <w:t>”</w:t>
-      </w:r>
-      <w:r>
-        <w:t xml:space="preserve"> or </w:t>
-      </w:r>
-      <w:r>
-        <w:t>“</w:t>
-      </w:r>
-      <w:r>
-        <w:t>reference [3]</w:t>
-      </w:r>
-      <w:r>
-        <w:t>”</w:t>
-      </w:r>
-      <w:r>
-        <w:t xml:space="preserve"> except at the beginning of a sentence: </w:t>
-      </w:r>
-      <w:r>
-        <w:t>“</w:t>
-      </w:r>
-      <w:r>
-        <w:t>Reference [3] was the first ...</w:t>
-      </w:r>
-      <w:r>
-        <w:t>”</w:t>
-      </w:r>
-    </w:p>
-    <w:p>
-      <w:pPr>
-        <w:pStyle w:val="BodyText"/>
-      </w:pPr>
-      <w:r>
-        <w:t>Number footnotes separately in superscripts. Place the actual footnote at the bottom of the column in which it was cited. Do not put footnotes in the reference list. Use letters for table footnotes.</w:t>
-      </w:r>
-    </w:p>
-    <w:p>
-      <w:pPr>
-        <w:pStyle w:val="BodyText"/>
-      </w:pPr>
-      <w:r>
-        <w:t>Unless there are six a</w:t>
-      </w:r>
-      <w:r>
-        <w:t>uthors or more give all authors’</w:t>
-      </w:r>
-      <w:r>
-        <w:t xml:space="preserve"> names; do not use </w:t>
-      </w:r>
-      <w:r>
-        <w:t>“</w:t>
-      </w:r>
-      <w:r>
-        <w:t>et al.</w:t>
-      </w:r>
-      <w:r>
-        <w:t>”</w:t>
-      </w:r>
-      <w:r>
-        <w:t xml:space="preserve">. Papers that have not been published, even if they have been submitted for publication, should be cited as </w:t>
-      </w:r>
-      <w:r>
-        <w:t>“</w:t>
-      </w:r>
-      <w:r>
-        <w:t>unpublished</w:t>
-      </w:r>
-      <w:r>
-        <w:t>”</w:t>
-      </w:r>
-      <w:r>
-        <w:t xml:space="preserve"> [4]. Papers that have been accepted for publication should be cited as </w:t>
-      </w:r>
-      <w:r>
-        <w:t>“</w:t>
-      </w:r>
-      <w:r>
-        <w:t>in press</w:t>
-      </w:r>
-      <w:r>
-        <w:t>”</w:t>
-      </w:r>
-      <w:r>
-        <w:t xml:space="preserve"> [5]. Capitalize only the first word in a paper title, except for proper nouns and element symbols.</w:t>
-      </w:r>
-    </w:p>
-    <w:p>
-      <w:pPr>
-        <w:pStyle w:val="BodyText"/>
-      </w:pPr>
-      <w:r>
-        <w:t>For papers published in translation journals, please give the English citation first, followed by the original foreign-language citation [6].</w:t>
-      </w:r>
-    </w:p>
-    <w:p>
-      <w:pPr>
-        <w:pStyle w:val="references"/>
-        <w:rPr>
-          <w:rFonts w:eastAsia="MS Mincho"/>
-        </w:rPr>
-      </w:pPr>
-      <w:r>
-        <w:rPr>
-          <w:rFonts w:eastAsia="MS Mincho"/>
-        </w:rPr>
-        <w:t>M. Bellare and P. Rogaway, "Entity authentication and key distribution," in Proc. Advances in Cryptology (CRYPTO), Santa Barbara, CA, USA, Aug. 1993, pp. 232–249.</w:t>
-      </w:r>
-    </w:p>
-    <w:p>
-      <w:pPr>
-        <w:pStyle w:val="references"/>
-        <w:rPr>
-          <w:rFonts w:eastAsia="MS Mincho"/>
-        </w:rPr>
-      </w:pPr>
-      <w:r>
-        <w:rPr>
-          <w:rFonts w:eastAsia="MS Mincho"/>
-        </w:rPr>
-        <w:t xml:space="preserve">T. Wu, "SRP-6: Improvements and Refinements to the Secure Remote Password Protocol," </w:t>
-      </w:r>
-      <w:r>
-        <w:rPr>
-          <w:rFonts w:eastAsia="MS Mincho"/>
-          <w:i/>
-          <w:iCs/>
-        </w:rPr>
-        <w:t>2002.</w:t>
-      </w:r>
-    </w:p>
-    <w:p>
-      <w:pPr>
-        <w:pStyle w:val="references"/>
-        <w:rPr>
-          <w:rFonts w:eastAsia="MS Mincho"/>
-        </w:rPr>
-      </w:pPr>
-      <w:r>
-        <w:rPr>
-          <w:rFonts w:eastAsia="MS Mincho"/>
-        </w:rPr>
         <w:t xml:space="preserve">D. Taylor, T. Wu, N. Mavrogiannopoulos, and T. Perrin, "Using the Secure Remote Password (SRP) protocol for TLS authentication," IETF, Fremont, CA, USA, RFC 5054, Nov. 2007. [Online]. Available: </w:t>
       </w:r>
-      <w:hyperlink r:id="rId11" w:history="1">
+      <w:hyperlink r:id="rId12" w:history="1">
         <w:r>
           <w:rPr>
             <w:rStyle w:val="Hyperlink"/>
@@ -3641,35 +6248,53 @@
       <w:pPr>
         <w:pStyle w:val="references"/>
         <w:rPr>
+          <w:sz w:val="20"/>
+          <w:szCs w:val="20"/>
+        </w:rPr>
+      </w:pPr>
+      <w:r>
+        <w:rPr>
           <w:rFonts w:eastAsia="MS Mincho"/>
         </w:rPr>
-      </w:pPr>
+        <w:t xml:space="preserve">M. Bellare and P. Rogaway, "Entity authentication and key distribution," in </w:t>
+      </w:r>
       <w:r>
         <w:rPr>
           <w:rFonts w:eastAsia="MS Mincho"/>
-        </w:rPr>
-        <w:t xml:space="preserve">W. Stallings, </w:t>
+          <w:i/>
+          <w:iCs/>
+        </w:rPr>
+        <w:t>Proc. Advances in Cryptology (CRYPTO)</w:t>
       </w:r>
       <w:r>
         <w:rPr>
           <w:rFonts w:eastAsia="MS Mincho"/>
-          <w:i/>
-          <w:iCs/>
-        </w:rPr>
-        <w:t>Cryptography and Network Security: Principles and Practice</w:t>
-      </w:r>
-      <w:r>
+        </w:rPr>
+        <w:t>, Santa Barbara, CA, USA, Aug. 1993, pp. 232–249.</w:t>
+      </w:r>
+    </w:p>
+    <w:p>
+      <w:pPr>
+        <w:pStyle w:val="references"/>
         <w:rPr>
           <w:rFonts w:eastAsia="MS Mincho"/>
         </w:rPr>
-        <w:t>, 8th ed. Hoboken, NJ, USA: Pearson, 2017, pp. 63–65.</w:t>
-      </w:r>
+      </w:pPr>
       <w:r>
         <w:rPr>
           <w:rFonts w:eastAsia="MS Mincho"/>
         </w:rPr>
-        <w:t xml:space="preserve"> </w:t>
-      </w:r>
+        <w:t xml:space="preserve">T. Wu, "The SRP authentication and key exchange system," IETF, RFC 2945, Sep. 2000. [Online]. Available: </w:t>
+      </w:r>
+      <w:hyperlink r:id="rId13" w:history="1">
+        <w:r>
+          <w:rPr>
+            <w:rStyle w:val="Hyperlink"/>
+            <w:rFonts w:eastAsia="MS Mincho"/>
+          </w:rPr>
+          <w:t>https://www.rfc-editor.org/rfc/rfc2945</w:t>
+        </w:r>
+      </w:hyperlink>
     </w:p>
     <w:p>
       <w:pPr>
@@ -3679,8 +6304,7 @@
           <w:numId w:val="0"/>
         </w:numPr>
         <w:rPr>
-          <w:sz w:val="20"/>
-          <w:szCs w:val="20"/>
+          <w:rFonts w:eastAsia="MS Mincho"/>
         </w:rPr>
       </w:pPr>
     </w:p>
@@ -3697,39 +6321,25 @@
           <w:szCs w:val="20"/>
         </w:rPr>
       </w:pPr>
-    </w:p>
-    <w:p>
-      <w:pPr>
-        <w:pStyle w:val="references"/>
-        <w:numPr>
-          <w:ilvl w:val="0"/>
-          <w:numId w:val="0"/>
-        </w:numPr>
-        <w:jc w:val="center"/>
+      <w:r>
         <w:rPr>
           <w:sz w:val="20"/>
           <w:szCs w:val="20"/>
         </w:rPr>
-      </w:pPr>
+        <w:t>P</w:t>
+      </w:r>
       <w:r>
         <w:rPr>
           <w:sz w:val="20"/>
           <w:szCs w:val="20"/>
         </w:rPr>
-        <w:t>P</w:t>
+        <w:t>E</w:t>
       </w:r>
       <w:r>
         <w:rPr>
           <w:sz w:val="20"/>
           <w:szCs w:val="20"/>
         </w:rPr>
-        <w:t>E</w:t>
-      </w:r>
-      <w:r>
-        <w:rPr>
-          <w:sz w:val="20"/>
-          <w:szCs w:val="20"/>
-        </w:rPr>
         <w:t>RNYATAAN</w:t>
       </w:r>
     </w:p>
@@ -3737,165 +6347,8 @@
       <w:pPr>
         <w:jc w:val="both"/>
       </w:pPr>
-      <w:proofErr w:type="spellStart"/>
-      <w:r>
-        <w:t>Dengan</w:t>
-      </w:r>
-      <w:proofErr w:type="spellEnd"/>
-      <w:r>
-        <w:t xml:space="preserve"> </w:t>
-      </w:r>
-      <w:proofErr w:type="spellStart"/>
-      <w:r>
-        <w:t>ini</w:t>
-      </w:r>
-      <w:proofErr w:type="spellEnd"/>
-      <w:r>
-        <w:t xml:space="preserve"> </w:t>
-      </w:r>
-      <w:proofErr w:type="spellStart"/>
-      <w:r>
-        <w:t>saya</w:t>
-      </w:r>
-      <w:proofErr w:type="spellEnd"/>
-      <w:r>
-        <w:t xml:space="preserve"> </w:t>
-      </w:r>
-      <w:proofErr w:type="spellStart"/>
-      <w:r>
-        <w:t>menyatakan</w:t>
-      </w:r>
-      <w:proofErr w:type="spellEnd"/>
-      <w:r>
-        <w:t xml:space="preserve"> </w:t>
-      </w:r>
-      <w:proofErr w:type="spellStart"/>
-      <w:r>
-        <w:t>bahwa</w:t>
-      </w:r>
-      <w:proofErr w:type="spellEnd"/>
-      <w:r>
-        <w:t xml:space="preserve"> </w:t>
-      </w:r>
-      <w:proofErr w:type="spellStart"/>
-      <w:r>
-        <w:t>makalah</w:t>
-      </w:r>
-      <w:proofErr w:type="spellEnd"/>
-      <w:r>
-        <w:t xml:space="preserve"> yang </w:t>
-      </w:r>
-      <w:proofErr w:type="spellStart"/>
-      <w:r>
-        <w:t>saya</w:t>
-      </w:r>
-      <w:proofErr w:type="spellEnd"/>
-      <w:r>
-        <w:t xml:space="preserve"> </w:t>
-      </w:r>
-      <w:proofErr w:type="spellStart"/>
-      <w:r>
-        <w:t>tulis</w:t>
-      </w:r>
-      <w:proofErr w:type="spellEnd"/>
-      <w:r>
-        <w:t xml:space="preserve"> </w:t>
-      </w:r>
-      <w:proofErr w:type="spellStart"/>
-      <w:r>
-        <w:t>ini</w:t>
-      </w:r>
-      <w:proofErr w:type="spellEnd"/>
-      <w:r>
-        <w:t xml:space="preserve"> </w:t>
-      </w:r>
-      <w:proofErr w:type="spellStart"/>
-      <w:r>
-        <w:t>adalah</w:t>
-      </w:r>
-      <w:proofErr w:type="spellEnd"/>
-      <w:r>
-        <w:t xml:space="preserve"> tulisan </w:t>
-      </w:r>
-      <w:proofErr w:type="spellStart"/>
-      <w:r>
-        <w:t>saya</w:t>
-      </w:r>
-      <w:proofErr w:type="spellEnd"/>
-      <w:r>
-        <w:t xml:space="preserve"> </w:t>
-      </w:r>
-      <w:proofErr w:type="spellStart"/>
-      <w:r>
-        <w:t>sendiri</w:t>
-      </w:r>
-      <w:proofErr w:type="spellEnd"/>
-      <w:r>
-        <w:t xml:space="preserve">, </w:t>
-      </w:r>
-      <w:proofErr w:type="spellStart"/>
-      <w:r>
-        <w:t>bukan</w:t>
-      </w:r>
-      <w:proofErr w:type="spellEnd"/>
-      <w:r>
-        <w:t xml:space="preserve"> </w:t>
-      </w:r>
-      <w:proofErr w:type="spellStart"/>
-      <w:r>
-        <w:t>saduran</w:t>
-      </w:r>
-      <w:proofErr w:type="spellEnd"/>
-      <w:r>
-        <w:t xml:space="preserve">, </w:t>
-      </w:r>
-      <w:proofErr w:type="spellStart"/>
-      <w:r>
-        <w:t>atau</w:t>
-      </w:r>
-      <w:proofErr w:type="spellEnd"/>
-      <w:r>
-        <w:t xml:space="preserve"> </w:t>
-      </w:r>
-      <w:proofErr w:type="spellStart"/>
-      <w:r>
-        <w:t>terjemahan</w:t>
-      </w:r>
-      <w:proofErr w:type="spellEnd"/>
-      <w:r>
-        <w:t xml:space="preserve"> </w:t>
-      </w:r>
-      <w:proofErr w:type="spellStart"/>
-      <w:r>
-        <w:t>dari</w:t>
-      </w:r>
-      <w:proofErr w:type="spellEnd"/>
-      <w:r>
-        <w:t xml:space="preserve"> </w:t>
-      </w:r>
-      <w:proofErr w:type="spellStart"/>
-      <w:r>
-        <w:t>makalah</w:t>
-      </w:r>
-      <w:proofErr w:type="spellEnd"/>
-      <w:r>
-        <w:t xml:space="preserve"> orang lain, dan </w:t>
-      </w:r>
-      <w:proofErr w:type="spellStart"/>
-      <w:r>
-        <w:t>bukan</w:t>
-      </w:r>
-      <w:proofErr w:type="spellEnd"/>
-      <w:r>
-        <w:t xml:space="preserve"> </w:t>
-      </w:r>
-      <w:proofErr w:type="spellStart"/>
-      <w:r>
-        <w:t>plagiasi</w:t>
-      </w:r>
-      <w:proofErr w:type="spellEnd"/>
-      <w:r>
-        <w:t>.</w:t>
+      <w:r>
+        <w:t>Dengan ini saya menyatakan bahwa makalah yang saya tulis ini adalah tulisan saya sendiri, bukan saduran, atau terjemahan dari makalah orang lain, dan bukan plagiasi.</w:t>
       </w:r>
     </w:p>
     <w:p>
@@ -3989,7 +6442,7 @@
                     </pic:cNvPicPr>
                   </pic:nvPicPr>
                   <pic:blipFill>
-                    <a:blip r:embed="rId12">
+                    <a:blip r:embed="rId14">
                       <a:extLst>
                         <a:ext uri="{28A0092B-C50C-407E-A947-70E740481C1C}">
                           <a14:useLocalDpi xmlns:a14="http://schemas.microsoft.com/office/drawing/2010/main" val="0"/>
@@ -4041,98 +6494,6 @@
         <w:rPr>
           <w:lang w:val="sv-SE"/>
         </w:rPr>
-      </w:pPr>
-      <w:r>
-        <w:rPr>
-          <w:lang w:val="sv-SE"/>
-        </w:rPr>
-        <w:t>18223001</w:t>
-      </w:r>
-    </w:p>
-    <w:p>
-      <w:pPr>
-        <w:jc w:val="right"/>
-        <w:rPr>
-          <w:lang w:val="sv-SE"/>
-        </w:rPr>
-      </w:pPr>
-      <w:r>
-        <w:rPr>
-          <w:lang w:val="sv-SE"/>
-        </w:rPr>
-        <w:t xml:space="preserve">   </w:t>
-      </w:r>
-    </w:p>
-    <w:p>
-      <w:pPr>
-        <w:jc w:val="right"/>
-        <w:rPr>
-          <w:lang w:val="sv-SE"/>
-        </w:rPr>
-      </w:pPr>
-    </w:p>
-    <w:p>
-      <w:pPr>
-        <w:jc w:val="right"/>
-        <w:rPr>
-          <w:lang w:val="sv-SE"/>
-        </w:rPr>
-      </w:pPr>
-    </w:p>
-    <w:p>
-      <w:pPr>
-        <w:pStyle w:val="references"/>
-        <w:numPr>
-          <w:ilvl w:val="0"/>
-          <w:numId w:val="0"/>
-        </w:numPr>
-        <w:ind w:left="360" w:hanging="360"/>
-        <w:rPr>
-          <w:rFonts w:eastAsia="MS Mincho"/>
-          <w:lang w:val="sv-SE"/>
-        </w:rPr>
-      </w:pPr>
-    </w:p>
-    <w:p>
-      <w:pPr>
-        <w:pStyle w:val="references"/>
-        <w:numPr>
-          <w:ilvl w:val="0"/>
-          <w:numId w:val="0"/>
-        </w:numPr>
-        <w:ind w:left="360" w:hanging="360"/>
-        <w:rPr>
-          <w:rFonts w:eastAsia="MS Mincho"/>
-          <w:lang w:val="sv-SE"/>
-        </w:rPr>
-      </w:pPr>
-    </w:p>
-    <w:p>
-      <w:pPr>
-        <w:pStyle w:val="references"/>
-        <w:numPr>
-          <w:ilvl w:val="0"/>
-          <w:numId w:val="0"/>
-        </w:numPr>
-        <w:ind w:left="360" w:hanging="360"/>
-        <w:rPr>
-          <w:rFonts w:eastAsia="MS Mincho"/>
-          <w:lang w:val="sv-SE"/>
-        </w:rPr>
-      </w:pPr>
-    </w:p>
-    <w:p>
-      <w:pPr>
-        <w:pStyle w:val="references"/>
-        <w:numPr>
-          <w:ilvl w:val="0"/>
-          <w:numId w:val="0"/>
-        </w:numPr>
-        <w:ind w:left="360" w:hanging="360"/>
-        <w:rPr>
-          <w:rFonts w:eastAsia="MS Mincho"/>
-          <w:lang w:val="sv-SE"/>
-        </w:rPr>
         <w:sectPr>
           <w:type w:val="continuous"/>
           <w:pgSz w:w="11909" w:h="16834" w:code="9"/>
@@ -4141,14 +6502,18 @@
           <w:docGrid w:linePitch="360"/>
         </w:sectPr>
       </w:pPr>
-    </w:p>
-    <w:p>
-      <w:pPr>
-        <w:jc w:val="both"/>
+      <w:r>
         <w:rPr>
           <w:lang w:val="sv-SE"/>
         </w:rPr>
-      </w:pPr>
+        <w:t>1822300</w:t>
+      </w:r>
+      <w:r>
+        <w:rPr>
+          <w:lang w:val="sv-SE"/>
+        </w:rPr>
+        <w:t>1</w:t>
+      </w:r>
     </w:p>
     <w:p>
       <w:pPr>
@@ -4989,6 +7354,155 @@
     </w:lvl>
   </w:abstractNum>
   <w:abstractNum w:abstractNumId="6" w15:restartNumberingAfterBreak="0">
+    <w:nsid w:val="65F7055E"/>
+    <w:multiLevelType w:val="multilevel"/>
+    <w:tmpl w:val="3B6AC4B4"/>
+    <w:lvl w:ilvl="0">
+      <w:start w:val="1"/>
+      <w:numFmt w:val="bullet"/>
+      <w:lvlText w:val=""/>
+      <w:lvlJc w:val="left"/>
+      <w:pPr>
+        <w:tabs>
+          <w:tab w:val="num" w:pos="720"/>
+        </w:tabs>
+        <w:ind w:left="720" w:hanging="360"/>
+      </w:pPr>
+      <w:rPr>
+        <w:rFonts w:ascii="Symbol" w:hAnsi="Symbol" w:hint="default"/>
+        <w:sz w:val="20"/>
+      </w:rPr>
+    </w:lvl>
+    <w:lvl w:ilvl="1" w:tentative="1">
+      <w:start w:val="1"/>
+      <w:numFmt w:val="bullet"/>
+      <w:lvlText w:val="o"/>
+      <w:lvlJc w:val="left"/>
+      <w:pPr>
+        <w:tabs>
+          <w:tab w:val="num" w:pos="1440"/>
+        </w:tabs>
+        <w:ind w:left="1440" w:hanging="360"/>
+      </w:pPr>
+      <w:rPr>
+        <w:rFonts w:ascii="Courier New" w:hAnsi="Courier New" w:hint="default"/>
+        <w:sz w:val="20"/>
+      </w:rPr>
+    </w:lvl>
+    <w:lvl w:ilvl="2" w:tentative="1">
+      <w:start w:val="1"/>
+      <w:numFmt w:val="bullet"/>
+      <w:lvlText w:val=""/>
+      <w:lvlJc w:val="left"/>
+      <w:pPr>
+        <w:tabs>
+          <w:tab w:val="num" w:pos="2160"/>
+        </w:tabs>
+        <w:ind w:left="2160" w:hanging="360"/>
+      </w:pPr>
+      <w:rPr>
+        <w:rFonts w:ascii="Wingdings" w:hAnsi="Wingdings" w:hint="default"/>
+        <w:sz w:val="20"/>
+      </w:rPr>
+    </w:lvl>
+    <w:lvl w:ilvl="3" w:tentative="1">
+      <w:start w:val="1"/>
+      <w:numFmt w:val="bullet"/>
+      <w:lvlText w:val=""/>
+      <w:lvlJc w:val="left"/>
+      <w:pPr>
+        <w:tabs>
+          <w:tab w:val="num" w:pos="2880"/>
+        </w:tabs>
+        <w:ind w:left="2880" w:hanging="360"/>
+      </w:pPr>
+      <w:rPr>
+        <w:rFonts w:ascii="Wingdings" w:hAnsi="Wingdings" w:hint="default"/>
+        <w:sz w:val="20"/>
+      </w:rPr>
+    </w:lvl>
+    <w:lvl w:ilvl="4" w:tentative="1">
+      <w:start w:val="1"/>
+      <w:numFmt w:val="bullet"/>
+      <w:lvlText w:val=""/>
+      <w:lvlJc w:val="left"/>
+      <w:pPr>
+        <w:tabs>
+          <w:tab w:val="num" w:pos="3600"/>
+        </w:tabs>
+        <w:ind w:left="3600" w:hanging="360"/>
+      </w:pPr>
+      <w:rPr>
+        <w:rFonts w:ascii="Wingdings" w:hAnsi="Wingdings" w:hint="default"/>
+        <w:sz w:val="20"/>
+      </w:rPr>
+    </w:lvl>
+    <w:lvl w:ilvl="5" w:tentative="1">
+      <w:start w:val="1"/>
+      <w:numFmt w:val="bullet"/>
+      <w:lvlText w:val=""/>
+      <w:lvlJc w:val="left"/>
+      <w:pPr>
+        <w:tabs>
+          <w:tab w:val="num" w:pos="4320"/>
+        </w:tabs>
+        <w:ind w:left="4320" w:hanging="360"/>
+      </w:pPr>
+      <w:rPr>
+        <w:rFonts w:ascii="Wingdings" w:hAnsi="Wingdings" w:hint="default"/>
+        <w:sz w:val="20"/>
+      </w:rPr>
+    </w:lvl>
+    <w:lvl w:ilvl="6" w:tentative="1">
+      <w:start w:val="1"/>
+      <w:numFmt w:val="bullet"/>
+      <w:lvlText w:val=""/>
+      <w:lvlJc w:val="left"/>
+      <w:pPr>
+        <w:tabs>
+          <w:tab w:val="num" w:pos="5040"/>
+        </w:tabs>
+        <w:ind w:left="5040" w:hanging="360"/>
+      </w:pPr>
+      <w:rPr>
+        <w:rFonts w:ascii="Wingdings" w:hAnsi="Wingdings" w:hint="default"/>
+        <w:sz w:val="20"/>
+      </w:rPr>
+    </w:lvl>
+    <w:lvl w:ilvl="7" w:tentative="1">
+      <w:start w:val="1"/>
+      <w:numFmt w:val="bullet"/>
+      <w:lvlText w:val=""/>
+      <w:lvlJc w:val="left"/>
+      <w:pPr>
+        <w:tabs>
+          <w:tab w:val="num" w:pos="5760"/>
+        </w:tabs>
+        <w:ind w:left="5760" w:hanging="360"/>
+      </w:pPr>
+      <w:rPr>
+        <w:rFonts w:ascii="Wingdings" w:hAnsi="Wingdings" w:hint="default"/>
+        <w:sz w:val="20"/>
+      </w:rPr>
+    </w:lvl>
+    <w:lvl w:ilvl="8" w:tentative="1">
+      <w:start w:val="1"/>
+      <w:numFmt w:val="bullet"/>
+      <w:lvlText w:val=""/>
+      <w:lvlJc w:val="left"/>
+      <w:pPr>
+        <w:tabs>
+          <w:tab w:val="num" w:pos="6480"/>
+        </w:tabs>
+        <w:ind w:left="6480" w:hanging="360"/>
+      </w:pPr>
+      <w:rPr>
+        <w:rFonts w:ascii="Wingdings" w:hAnsi="Wingdings" w:hint="default"/>
+        <w:sz w:val="20"/>
+      </w:rPr>
+    </w:lvl>
+  </w:abstractNum>
+  <w:abstractNum w:abstractNumId="7" w15:restartNumberingAfterBreak="0">
     <w:nsid w:val="6C402C58"/>
     <w:multiLevelType w:val="hybridMultilevel"/>
     <w:tmpl w:val="3C0611EA"/>
@@ -5133,7 +7647,7 @@
       </w:rPr>
     </w:lvl>
   </w:abstractNum>
-  <w:abstractNum w:abstractNumId="7" w15:restartNumberingAfterBreak="0">
+  <w:abstractNum w:abstractNumId="8" w15:restartNumberingAfterBreak="0">
     <w:nsid w:val="6CD32DA8"/>
     <w:multiLevelType w:val="singleLevel"/>
     <w:tmpl w:val="166470C2"/>
@@ -5159,7 +7673,7 @@
       </w:rPr>
     </w:lvl>
   </w:abstractNum>
-  <w:abstractNum w:abstractNumId="8" w15:restartNumberingAfterBreak="0">
+  <w:abstractNum w:abstractNumId="9" w15:restartNumberingAfterBreak="0">
     <w:nsid w:val="7CD255F0"/>
     <w:multiLevelType w:val="hybridMultilevel"/>
     <w:tmpl w:val="1BBC66D6"/>
@@ -5274,7 +7788,7 @@
     <w:abstractNumId w:val="2"/>
   </w:num>
   <w:num w:numId="2" w16cid:durableId="1069842282">
-    <w:abstractNumId w:val="6"/>
+    <w:abstractNumId w:val="7"/>
   </w:num>
   <w:num w:numId="3" w16cid:durableId="1314718045">
     <w:abstractNumId w:val="1"/>
@@ -5295,7 +7809,7 @@
     <w:abstractNumId w:val="5"/>
   </w:num>
   <w:num w:numId="9" w16cid:durableId="950011328">
-    <w:abstractNumId w:val="7"/>
+    <w:abstractNumId w:val="8"/>
   </w:num>
   <w:num w:numId="10" w16cid:durableId="1129320262">
     <w:abstractNumId w:val="3"/>
@@ -5304,7 +7818,10 @@
     <w:abstractNumId w:val="0"/>
   </w:num>
   <w:num w:numId="12" w16cid:durableId="1440295725">
-    <w:abstractNumId w:val="8"/>
+    <w:abstractNumId w:val="9"/>
+  </w:num>
+  <w:num w:numId="13" w16cid:durableId="1818835980">
+    <w:abstractNumId w:val="6"/>
   </w:num>
 </w:numbering>
 </file>
@@ -5701,7 +8218,7 @@
   <w:style w:type="paragraph" w:default="1" w:styleId="Normal">
     <w:name w:val="Normal"/>
     <w:qFormat/>
-    <w:rsid w:val="005B535B"/>
+    <w:rsid w:val="00B83179"/>
     <w:pPr>
       <w:jc w:val="center"/>
     </w:pPr>
@@ -5841,7 +8358,6 @@
   <w:style w:type="character" w:default="1" w:styleId="DefaultParagraphFont">
     <w:name w:val="Default Paragraph Font"/>
     <w:uiPriority w:val="1"/>
-    <w:semiHidden/>
     <w:unhideWhenUsed/>
   </w:style>
   <w:style w:type="table" w:default="1" w:styleId="TableNormal">
@@ -5925,8 +8441,7 @@
   <w:style w:type="character" w:customStyle="1" w:styleId="Heading5Char">
     <w:name w:val="Heading 5 Char"/>
     <w:link w:val="Heading5"/>
-    <w:uiPriority w:val="9"/>
-    <w:semiHidden/>
+    <w:uiPriority w:val="99"/>
     <w:locked/>
     <w:rPr>
       <w:rFonts w:cs="Times New Roman"/>
@@ -6370,6 +8885,22 @@
       <w:szCs w:val="18"/>
     </w:rPr>
   </w:style>
+  <w:style w:type="table" w:styleId="TableGrid">
+    <w:name w:val="Table Grid"/>
+    <w:basedOn w:val="TableNormal"/>
+    <w:uiPriority w:val="59"/>
+    <w:rsid w:val="00FD06C2"/>
+    <w:tblPr>
+      <w:tblBorders>
+        <w:top w:val="single" w:sz="4" w:space="0" w:color="auto"/>
+        <w:left w:val="single" w:sz="4" w:space="0" w:color="auto"/>
+        <w:bottom w:val="single" w:sz="4" w:space="0" w:color="auto"/>
+        <w:right w:val="single" w:sz="4" w:space="0" w:color="auto"/>
+        <w:insideH w:val="single" w:sz="4" w:space="0" w:color="auto"/>
+        <w:insideV w:val="single" w:sz="4" w:space="0" w:color="auto"/>
+      </w:tblBorders>
+    </w:tblPr>
+  </w:style>
 </w:styles>
 </file>
 
